--- a/lesson-plans/1-الترتيب-الإلكتروني-إلكترونات-التكافؤ.docx
+++ b/lesson-plans/1-الترتيب-الإلكتروني-إلكترونات-التكافؤ.docx
@@ -1084,7 +1084,7 @@
                 <w:b w:val="0"/>
                 <w:sz w:val="26"/>
               </w:rPr>
-              <w:t>الكتاب المدرسي – البطاقات التشجيعية – الشاشة الذكية – الجدول الدوري</w:t>
+              <w:t>الكتاب المدرسي – البطاقات التشجيعية – الشاشة الذكية – الجدول الدوري – أوراق النشاط A4 (عُشّ الإلكترونات) + ملصقات دائرية + الكتاب الحي (index.html)</w:t>
             </w:r>
           </w:p>
         </w:tc>
@@ -1224,7 +1224,7 @@
                 <w:b/>
                 <w:sz w:val="26"/>
               </w:rPr>
-              <w:t>تأمل الصورة الافتتاحية: نقاط حول رموز العناصر</w:t>
+              <w:t>مرايا الجدول الدوري: ماذا تخبّئ النقاط؟</w:t>
             </w:r>
           </w:p>
         </w:tc>
@@ -1279,6 +1279,19 @@
                 <w:b w:val="0"/>
                 <w:sz w:val="26"/>
               </w:rPr>
+              <w:t>الأداة: الصورة الافتتاحية للدرس (الجدول الدوري وعليه النقاط)</w:t>
+            </w:r>
+          </w:p>
+          <w:p>
+            <w:pPr>
+              <w:bidi/>
+            </w:pPr>
+            <w:r>
+              <w:rPr>
+                <w:rFonts w:ascii="Arial" w:hAnsi="Arial" w:cs="Arial"/>
+                <w:b w:val="0"/>
+                <w:sz w:val="26"/>
+              </w:rPr>
               <w:t>يحقق الهدف المعرفي 1          الزمن: 5 د</w:t>
             </w:r>
           </w:p>
@@ -1301,7 +1314,7 @@
                 <w:b w:val="0"/>
                 <w:sz w:val="26"/>
               </w:rPr>
-              <w:t>أعرض الصورة الافتتاحية للدرس (الجدول الدوري وعليه نقاط حول رموز العناصر)، ثم أطرح الأسئلة الاستقصائية التالية: ماذا تمثل هذه النقاط؟ وكيف نستطيع استنتاجها؟ ومن العالم الذي ابتكر هذه الطريقة؟</w:t>
+              <w:t>أعرض الصورة الافتتاحية، وأطرح: ماذا تمثل هذه النقاط؟ وكيف نستطيع استنتاجها؟ ومن العالم الذي ابتكر هذه الطريقة؟ وما أهمية ذلك في دراستنا للروابط الكيميائية؟</w:t>
             </w:r>
           </w:p>
           <w:p>
@@ -1314,7 +1327,7 @@
                 <w:b w:val="0"/>
                 <w:sz w:val="26"/>
               </w:rPr>
-              <w:t>والسؤال الأهم: كيف سنستفيد منها في دراستنا للروابط الكيميائية؟ أناقش إجابات الطالبات، ثم أوضح أن هذه النقاط تمثل إلكترونات التكافؤ.</w:t>
+              <w:t>أستمع إلى إجابات الطالبات دون تصحيح مباشر، ثم أوضح أن هذه النقاط تمثل إلكترونات التكافؤ، وأن العالم جلبرت لويس هو من ابتكر هذا التمثيل.</w:t>
             </w:r>
           </w:p>
         </w:tc>
@@ -1393,7 +1406,7 @@
                 <w:b/>
                 <w:sz w:val="26"/>
               </w:rPr>
-              <w:t>إلكترونات التكافؤ والتكافؤ</w:t>
+              <w:t>عُشّ الإلكترونات: كم إلكترونًا في الحلقة الأخيرة؟</w:t>
             </w:r>
           </w:p>
         </w:tc>
@@ -1435,7 +1448,7 @@
                 <w:b w:val="0"/>
                 <w:sz w:val="26"/>
               </w:rPr>
-              <w:t>استراتيجية: (التعلم بالاستقصاء، المحقق العلمي)</w:t>
+              <w:t>استراتيجية: (التعلم باللعب والاستقصاء)</w:t>
             </w:r>
           </w:p>
           <w:p>
@@ -1448,7 +1461,20 @@
                 <w:b w:val="0"/>
                 <w:sz w:val="26"/>
               </w:rPr>
-              <w:t>يحقق الهدف المعرفي 1، 2 والهدف المهاري 1          الزمن: 10 د</w:t>
+              <w:t>الأداة: ورقة النشاط A4 (PDF) + ملصقات دائرية</w:t>
+            </w:r>
+          </w:p>
+          <w:p>
+            <w:pPr>
+              <w:bidi/>
+            </w:pPr>
+            <w:r>
+              <w:rPr>
+                <w:rFonts w:ascii="Arial" w:hAnsi="Arial" w:cs="Arial"/>
+                <w:b w:val="0"/>
+                <w:sz w:val="26"/>
+              </w:rPr>
+              <w:t>يحقق الهدف المعرفي 1، 2 والهدف المهاري 1          الزمن: 5 د</w:t>
             </w:r>
           </w:p>
         </w:tc>
@@ -1470,7 +1496,7 @@
                 <w:b w:val="0"/>
                 <w:sz w:val="26"/>
               </w:rPr>
-              <w:t>أعرض شكل (24) وأوجّه الطالبات لاستنتاج أن مستوى التكافؤ هو أعلى مستوى طاقة رئيسي تمتلئ فيه إلكترونات الذرة، وأن إلكترونات التكافؤ هي الإلكترونات الموجودة فيه، وهي المستخدمة في التفاعل والارتباط.</w:t>
+              <w:t>أوزّع ورقة النشاط على كل مجموعة. تقرأ كل طالبة الخطوات بنفسها: 1) ابحثي عن العنصر في الجدول، 2) الصقي عدد الملصقات يساوي عدد إلكترونات الحلقة الخارجية (مستوى التكافؤ)، 3) اكتبي عدد الإلكترونات والتكافؤ في الجدول.</w:t>
             </w:r>
           </w:p>
           <w:p>
@@ -1483,7 +1509,7 @@
                 <w:b w:val="0"/>
                 <w:sz w:val="26"/>
               </w:rPr>
-              <w:t>ثم أوجّههن لاستنتاج أن التكافؤ هو عدد الإلكترونات التي تفقدها الذرة أو تكتسبها أو تشارك بها للوصول إلى الاستقرار. وأطلب من كل مجموعة كتابة التوزيع الإلكتروني لعنصر الليثيوم (2,1) وتحديد إلكترونات التكافؤ فيه.</w:t>
+              <w:t>أتجوّل بين المجموعات وأسأل: لماذا وضعتِ هذا العدد من الملصقات؟ وماذا تلاحظين على العناصر في المجموعة نفسها؟</w:t>
             </w:r>
           </w:p>
         </w:tc>
@@ -1523,7 +1549,7 @@
                 <w:b/>
                 <w:sz w:val="26"/>
               </w:rPr>
-              <w:t>إكمال جدول التكافؤ لعناصر الدورة الثانية</w:t>
+              <w:t>الكتاب الحي: صيّادة المستوى الأخير</w:t>
             </w:r>
           </w:p>
         </w:tc>
@@ -1565,7 +1591,7 @@
                 <w:b w:val="0"/>
                 <w:sz w:val="26"/>
               </w:rPr>
-              <w:t>استراتيجية: (تحليل البيانات، التعلم التعاوني)</w:t>
+              <w:t>استراتيجية: (التعلم الذاتي الرقمي والاستقصاء)</w:t>
             </w:r>
           </w:p>
           <w:p>
@@ -1578,7 +1604,20 @@
                 <w:b w:val="0"/>
                 <w:sz w:val="26"/>
               </w:rPr>
-              <w:t>يحقق الهدف المهاري 1، 2 والهدف الوجداني 2          الزمن: 10 د</w:t>
+              <w:t>الأداة: الكتاب الحي (index.html) – صفحات: الاستقرار يبدأ من المستوى الخارجي، ما الذي يحدد سلوك الذرة؟، التكافؤ حسب المجموعة، أكمل الجدول</w:t>
+            </w:r>
+          </w:p>
+          <w:p>
+            <w:pPr>
+              <w:bidi/>
+            </w:pPr>
+            <w:r>
+              <w:rPr>
+                <w:rFonts w:ascii="Arial" w:hAnsi="Arial" w:cs="Arial"/>
+                <w:b w:val="0"/>
+                <w:sz w:val="26"/>
+              </w:rPr>
+              <w:t>يحقق الهدف المعرفي 1، 2          الزمن: 5 د</w:t>
             </w:r>
           </w:p>
         </w:tc>
@@ -1600,7 +1639,7 @@
                 <w:b w:val="0"/>
                 <w:sz w:val="26"/>
               </w:rPr>
-              <w:t>أطلب من المجموعات إكمال جدول (تمرين 1) للعناصر Li، Be، B، N، O، F بكتابة التوزيع الإلكتروني حسب مستويات الطاقة الرئيسية، ثم تحديد إلكترونات التكافؤ، ثم التكافؤ.</w:t>
+              <w:t>تفتح كل طالبة الكتاب الحي على جهازها، وتجيب عن الأسئلة التفاعلية في الصفحات المحددة، وتتابع التغذية الراجعة الفورية.</w:t>
             </w:r>
           </w:p>
           <w:p>
@@ -1613,7 +1652,7 @@
                 <w:b w:val="0"/>
                 <w:sz w:val="26"/>
               </w:rPr>
-              <w:t>أوجّه الطالبات لملاحظة أن التكافؤ يساوي إلكترونات التكافؤ إذا كانت أقل من أو تساوي 4، وأنه يساوي 8 − إلكترونات التكافؤ إذا كانت أكبر من 4 (النيتروجين 5 ← 3، الأكسجين 6 ← 2، الفلور 7 ← 1). أناقش الحلول، ثم أطرح: ما العلاقة بين رقم المجموعة وعدد إلكترونات التكافؤ؟</w:t>
+              <w:t>أوجّه الطالبات إلى تدوين العنصر الذي أخطأن فيه وسببه، ثم أناقش الأخطاء الشائعة على الشاشة الذكية.</w:t>
             </w:r>
           </w:p>
         </w:tc>
@@ -1653,7 +1692,7 @@
                 <w:b/>
                 <w:sz w:val="26"/>
               </w:rPr>
-              <w:t>لغز المجموعتين 14 و18</w:t>
+              <w:t>مستشارات الجدول: من يحدد عدد الإلكترونات؟</w:t>
             </w:r>
           </w:p>
         </w:tc>
@@ -1695,7 +1734,7 @@
                 <w:b w:val="0"/>
                 <w:sz w:val="26"/>
               </w:rPr>
-              <w:t>استراتيجية: (النمذجة، السبب والنتيجة)</w:t>
+              <w:t>استراتيجية: (تحليل البيانات، التعلم التعاوني)</w:t>
             </w:r>
           </w:p>
           <w:p>
@@ -1708,7 +1747,20 @@
                 <w:b w:val="0"/>
                 <w:sz w:val="26"/>
               </w:rPr>
-              <w:t>يحقق الهدف المعرفي 3، 4 والهدف الوجداني 2          الزمن: 10 د</w:t>
+              <w:t>الأداة: الكتاب المدرسي – تمرين (1) صفحة 107</w:t>
+            </w:r>
+          </w:p>
+          <w:p>
+            <w:pPr>
+              <w:bidi/>
+            </w:pPr>
+            <w:r>
+              <w:rPr>
+                <w:rFonts w:ascii="Arial" w:hAnsi="Arial" w:cs="Arial"/>
+                <w:b w:val="0"/>
+                <w:sz w:val="26"/>
+              </w:rPr>
+              <w:t>يحقق الهدف المهاري 1، 2 والهدف الوجداني 2          الزمن: 10 د</w:t>
             </w:r>
           </w:p>
         </w:tc>
@@ -1730,7 +1782,7 @@
                 <w:b w:val="0"/>
                 <w:sz w:val="26"/>
               </w:rPr>
-              <w:t>أوضح للطالبات أن عناصر المجموعة 14 (الكربون، السيليكون، الجرمانيوم، القصدير، الرصاص) لا يُذكر لها تكافؤ ثابت لأنها متغيرة وليس ثابتة.</w:t>
+              <w:t>أطلب من المجموعات حل تمرين (1) صفحة 107 للعناصر Li، Be، B، N، O، F، بكتابة التوزيع الإلكتروني حسب مستويات الطاقة الرئيسية، ثم تحديد إلكترونات التكافؤ، ثم التكافؤ.</w:t>
             </w:r>
           </w:p>
           <w:p>
@@ -1743,7 +1795,176 @@
                 <w:b w:val="0"/>
                 <w:sz w:val="26"/>
               </w:rPr>
-              <w:t>وأن عناصر المجموعة 18 (الهيليوم، النيون، الأرجون، الكريبتون، الزينون، الرادون) لا يُذكر لها تكافؤ لأن مستوى طاقتها الرئيسي الخارجي ممتلئ ومستقر، فلا تميل إلى فقد أو اكتساب أو مشاركة الإلكترونات. أستخدم نماذج الذرات المحسوسة للتوضيح، ثم أناقش الفرق بين إلكترونات التكافؤ والتكافؤ.</w:t>
+              <w:t>أوجّه الطالبات لملاحظة أن التكافؤ يساوي إلكترونات التكافؤ عندما تكون أقل من أو تساوي 4، ويساوي 8 − إلكترونات التكافؤ عندما تكون أكبر من 4 (N: 5 ← 3، O: 6 ← 2، F: 7 ← 1).</w:t>
+            </w:r>
+          </w:p>
+          <w:p>
+            <w:pPr>
+              <w:bidi/>
+            </w:pPr>
+            <w:r>
+              <w:rPr>
+                <w:rFonts w:ascii="Arial" w:hAnsi="Arial" w:cs="Arial"/>
+                <w:b w:val="0"/>
+                <w:sz w:val="26"/>
+              </w:rPr>
+              <w:t>أطرح: ما العلاقة بين رقم المجموعة وعدد إلكترونات التكافؤ؟ وأكتب الإجابة الصحيحة بعد مناقشة الحلول.</w:t>
+            </w:r>
+          </w:p>
+        </w:tc>
+      </w:tr>
+    </w:tbl>
+    <w:p>
+      <w:pPr>
+        <w:bidi/>
+      </w:pPr>
+    </w:p>
+    <w:tbl>
+      <w:tblPr>
+        <w:tblStyle w:val="TableGrid"/>
+        <w:tblW w:type="auto" w:w="0"/>
+        <w:tblLayout w:type="fixed"/>
+        <w:tblLook w:firstColumn="1" w:firstRow="1" w:lastColumn="0" w:lastRow="0" w:noHBand="0" w:noVBand="1" w:val="04A0"/>
+        <w:bidiVisual/>
+      </w:tblPr>
+      <w:tblGrid>
+        <w:gridCol w:w="4513"/>
+        <w:gridCol w:w="4513"/>
+      </w:tblGrid>
+      <w:tr>
+        <w:tc>
+          <w:tcPr>
+            <w:tcW w:type="dxa" w:w="7087"/>
+            <w:shd w:val="clear" w:color="auto" w:fill="FAE2D5"/>
+          </w:tcPr>
+          <w:p>
+            <w:pPr>
+              <w:bidi/>
+            </w:pPr>
+            <w:r/>
+            <w:r>
+              <w:rPr>
+                <w:rFonts w:ascii="Arial" w:hAnsi="Arial" w:cs="Arial"/>
+                <w:b/>
+                <w:sz w:val="26"/>
+              </w:rPr>
+              <w:t>محكمة المجموعتين 14 و18</w:t>
+            </w:r>
+          </w:p>
+        </w:tc>
+        <w:tc>
+          <w:tcPr>
+            <w:tcW w:type="dxa" w:w="2268"/>
+            <w:shd w:val="clear" w:color="auto" w:fill="FAE2D5"/>
+          </w:tcPr>
+          <w:p>
+            <w:pPr>
+              <w:bidi/>
+            </w:pPr>
+            <w:r/>
+            <w:r>
+              <w:rPr>
+                <w:rFonts w:ascii="Arial" w:hAnsi="Arial" w:cs="Arial"/>
+                <w:b/>
+                <w:sz w:val="26"/>
+              </w:rPr>
+              <w:t>النشاط رقم 5</w:t>
+            </w:r>
+          </w:p>
+        </w:tc>
+      </w:tr>
+      <w:tr>
+        <w:tc>
+          <w:tcPr>
+            <w:tcW w:type="dxa" w:w="9355"/>
+            <w:gridSpan w:val="2"/>
+          </w:tcPr>
+          <w:p>
+            <w:pPr>
+              <w:bidi/>
+            </w:pPr>
+            <w:r/>
+            <w:r>
+              <w:rPr>
+                <w:rFonts w:ascii="Arial" w:hAnsi="Arial" w:cs="Arial"/>
+                <w:b w:val="0"/>
+                <w:sz w:val="26"/>
+              </w:rPr>
+              <w:t>استراتيجية: (لعب الأدوار، السبب والنتيجة)</w:t>
+            </w:r>
+          </w:p>
+          <w:p>
+            <w:pPr>
+              <w:bidi/>
+            </w:pPr>
+            <w:r>
+              <w:rPr>
+                <w:rFonts w:ascii="Arial" w:hAnsi="Arial" w:cs="Arial"/>
+                <w:b w:val="0"/>
+                <w:sz w:val="26"/>
+              </w:rPr>
+              <w:t>الأداة: نماذج الذرات المحسوسة والكتاب المدرسي صفحة 107</w:t>
+            </w:r>
+          </w:p>
+          <w:p>
+            <w:pPr>
+              <w:bidi/>
+            </w:pPr>
+            <w:r>
+              <w:rPr>
+                <w:rFonts w:ascii="Arial" w:hAnsi="Arial" w:cs="Arial"/>
+                <w:b w:val="0"/>
+                <w:sz w:val="26"/>
+              </w:rPr>
+              <w:t>يحقق الهدف المعرفي 3، 4 والهدف الوجداني 1          الزمن: 10 د</w:t>
+            </w:r>
+          </w:p>
+        </w:tc>
+      </w:tr>
+      <w:tr>
+        <w:tc>
+          <w:tcPr>
+            <w:tcW w:type="dxa" w:w="9355"/>
+            <w:gridSpan w:val="2"/>
+          </w:tcPr>
+          <w:p>
+            <w:pPr>
+              <w:bidi/>
+            </w:pPr>
+            <w:r/>
+            <w:r>
+              <w:rPr>
+                <w:rFonts w:ascii="Arial" w:hAnsi="Arial" w:cs="Arial"/>
+                <w:b w:val="0"/>
+                <w:sz w:val="26"/>
+              </w:rPr>
+              <w:t>أقسّم المجموعة إلى فريق «الدفاع» وفريق «الادعاء»: يدافع الأول عن ثبات التكافؤ لعناصر المجموعة 14، ويرى الثاني أنها متغيرة. ثم تقدم الطالبات الأدلة من التوزيع الإلكتروني.</w:t>
+            </w:r>
+          </w:p>
+          <w:p>
+            <w:pPr>
+              <w:bidi/>
+            </w:pPr>
+            <w:r>
+              <w:rPr>
+                <w:rFonts w:ascii="Arial" w:hAnsi="Arial" w:cs="Arial"/>
+                <w:b w:val="0"/>
+                <w:sz w:val="26"/>
+              </w:rPr>
+              <w:t>أوضح أن عناصر المجموعة 14 لا يُذكر لها تكافؤ ثابت لأنها متغيرة، وأن عناصر المجموعة 18 لا يُذكر لها تكافؤ لأن مستواها الخارجي ممتلئ ومستقر فلا تميل إلى فقد أو اكتساب أو مشاركة الإلكترونات.</w:t>
+            </w:r>
+          </w:p>
+          <w:p>
+            <w:pPr>
+              <w:bidi/>
+            </w:pPr>
+            <w:r>
+              <w:rPr>
+                <w:rFonts w:ascii="Arial" w:hAnsi="Arial" w:cs="Arial"/>
+                <w:b w:val="0"/>
+                <w:sz w:val="26"/>
+              </w:rPr>
+              <w:t>أنهي النشاط بسؤال الحكم: لماذا تصبح إلكترونات التكافؤ أهم من التكافؤ في الحكم على تفاعل ذرة ما؟</w:t>
             </w:r>
           </w:p>
         </w:tc>
@@ -1855,7 +2076,7 @@
                 <w:b w:val="0"/>
                 <w:sz w:val="26"/>
               </w:rPr>
-              <w:t>ثم تحل الطالبات السؤال الأول صفحة 111 من كتاب الطالب بصورة فردية.</w:t>
+              <w:t>ثم تحل الطالبات بصورة فردية السؤال الأول صفحة 111 من كتاب الطالب.</w:t>
             </w:r>
           </w:p>
           <w:p>
@@ -1919,7 +2140,7 @@
                 <w:b w:val="0"/>
                 <w:sz w:val="26"/>
               </w:rPr>
-              <w:t>التقويم اللاصفي: حل السؤال الثاني صفحة 111 (اختيار الإجابة الصحيحة) ومراجعة الإجابات.</w:t>
+              <w:t>التقويم اللاصفي: حل السؤال الثاني صفحة 111 (اختيار الإجابة الصحيحة) ومراجعة الإجابات في الحصة القادمة.</w:t>
             </w:r>
           </w:p>
         </w:tc>

--- a/lesson-plans/1-الترتيب-الإلكتروني-إلكترونات-التكافؤ.docx
+++ b/lesson-plans/1-الترتيب-الإلكتروني-إلكترونات-التكافؤ.docx
@@ -660,7 +660,6 @@
         <w:tblW w:type="auto" w:w="0"/>
         <w:tblLayout w:type="fixed"/>
         <w:tblLook w:firstColumn="1" w:firstRow="1" w:lastColumn="0" w:lastRow="0" w:noHBand="0" w:noVBand="1" w:val="04A0"/>
-        <w:bidiVisual/>
       </w:tblPr>
       <w:tblGrid>
         <w:gridCol w:w="4513"/>
@@ -678,9 +677,9 @@
             <w:r/>
             <w:r>
               <w:rPr>
-                <w:rFonts w:ascii="Arial" w:hAnsi="Arial" w:cs="Arial"/>
+                <w:rFonts w:ascii="Times New Roman" w:hAnsi="Times New Roman" w:cs="Times New Roman"/>
                 <w:b w:val="0"/>
-                <w:sz w:val="26"/>
+                <w:sz w:val="28"/>
               </w:rPr>
               <w:t>الروابط الكيميائية</w:t>
             </w:r>
@@ -698,9 +697,9 @@
             <w:r/>
             <w:r>
               <w:rPr>
-                <w:rFonts w:ascii="Arial" w:hAnsi="Arial" w:cs="Arial"/>
+                <w:rFonts w:ascii="Times New Roman" w:hAnsi="Times New Roman" w:cs="Times New Roman"/>
                 <w:b/>
-                <w:sz w:val="26"/>
+                <w:sz w:val="28"/>
               </w:rPr>
               <w:t>الوحدة</w:t>
             </w:r>
@@ -719,9 +718,9 @@
             <w:r/>
             <w:r>
               <w:rPr>
-                <w:rFonts w:ascii="Arial" w:hAnsi="Arial" w:cs="Arial"/>
+                <w:rFonts w:ascii="Times New Roman" w:hAnsi="Times New Roman" w:cs="Times New Roman"/>
                 <w:b w:val="0"/>
-                <w:sz w:val="26"/>
+                <w:sz w:val="28"/>
               </w:rPr>
               <w:t>الرابطة الأيونية والمركبات الأيونية</w:t>
             </w:r>
@@ -739,9 +738,9 @@
             <w:r/>
             <w:r>
               <w:rPr>
-                <w:rFonts w:ascii="Arial" w:hAnsi="Arial" w:cs="Arial"/>
+                <w:rFonts w:ascii="Times New Roman" w:hAnsi="Times New Roman" w:cs="Times New Roman"/>
                 <w:b/>
-                <w:sz w:val="26"/>
+                <w:sz w:val="28"/>
               </w:rPr>
               <w:t>الفصل</w:t>
             </w:r>
@@ -760,9 +759,9 @@
             <w:r/>
             <w:r>
               <w:rPr>
-                <w:rFonts w:ascii="Arial" w:hAnsi="Arial" w:cs="Arial"/>
+                <w:rFonts w:ascii="Times New Roman" w:hAnsi="Times New Roman" w:cs="Times New Roman"/>
                 <w:b w:val="0"/>
-                <w:sz w:val="26"/>
+                <w:sz w:val="28"/>
               </w:rPr>
               <w:t>الترتيب الإلكتروني (إلكترونات التكافؤ)</w:t>
             </w:r>
@@ -780,9 +779,9 @@
             <w:r/>
             <w:r>
               <w:rPr>
-                <w:rFonts w:ascii="Arial" w:hAnsi="Arial" w:cs="Arial"/>
+                <w:rFonts w:ascii="Times New Roman" w:hAnsi="Times New Roman" w:cs="Times New Roman"/>
                 <w:b/>
-                <w:sz w:val="26"/>
+                <w:sz w:val="28"/>
               </w:rPr>
               <w:t>الدرس</w:t>
             </w:r>
@@ -801,7 +800,6 @@
         <w:tblW w:type="auto" w:w="0"/>
         <w:tblLayout w:type="fixed"/>
         <w:tblLook w:firstColumn="1" w:firstRow="1" w:lastColumn="0" w:lastRow="0" w:noHBand="0" w:noVBand="1" w:val="04A0"/>
-        <w:bidiVisual/>
       </w:tblPr>
       <w:tblGrid>
         <w:gridCol w:w="4513"/>
@@ -820,9 +818,9 @@
             <w:r/>
             <w:r>
               <w:rPr>
-                <w:rFonts w:ascii="Arial" w:hAnsi="Arial" w:cs="Arial"/>
+                <w:rFonts w:ascii="Times New Roman" w:hAnsi="Times New Roman" w:cs="Times New Roman"/>
                 <w:b/>
-                <w:sz w:val="26"/>
+                <w:sz w:val="28"/>
               </w:rPr>
               <w:t>الأهداف السلوكية:</w:t>
             </w:r>
@@ -840,9 +838,9 @@
             <w:r/>
             <w:r>
               <w:rPr>
-                <w:rFonts w:ascii="Arial" w:hAnsi="Arial" w:cs="Arial"/>
+                <w:rFonts w:ascii="Times New Roman" w:hAnsi="Times New Roman" w:cs="Times New Roman"/>
                 <w:b/>
-                <w:sz w:val="26"/>
+                <w:sz w:val="28"/>
               </w:rPr>
               <w:t>بعد الانتهاء من الدرس ستكون المتعلمة قادرة على أن:</w:t>
             </w:r>
@@ -862,9 +860,9 @@
             <w:r/>
             <w:r>
               <w:rPr>
-                <w:rFonts w:ascii="Arial" w:hAnsi="Arial" w:cs="Arial"/>
+                <w:rFonts w:ascii="Times New Roman" w:hAnsi="Times New Roman" w:cs="Times New Roman"/>
                 <w:b/>
-                <w:sz w:val="26"/>
+                <w:sz w:val="28"/>
               </w:rPr>
               <w:t>الأهداف المعرفية:</w:t>
             </w:r>
@@ -881,50 +879,50 @@
             <w:r/>
             <w:r>
               <w:rPr>
-                <w:rFonts w:ascii="Arial" w:hAnsi="Arial" w:cs="Arial"/>
+                <w:rFonts w:ascii="Times New Roman" w:hAnsi="Times New Roman" w:cs="Times New Roman"/>
                 <w:b w:val="0"/>
-                <w:sz w:val="26"/>
-              </w:rPr>
-              <w:t>1. تعرّف مفهوم التكافؤ وإلكترونات التكافؤ تعريفًا علميًا دقيقًا.</w:t>
-            </w:r>
-          </w:p>
-          <w:p>
-            <w:pPr>
-              <w:bidi/>
-            </w:pPr>
-            <w:r>
-              <w:rPr>
-                <w:rFonts w:ascii="Arial" w:hAnsi="Arial" w:cs="Arial"/>
+                <w:sz w:val="28"/>
+              </w:rPr>
+              <w:t>١. تعرّف مفهوم التكافؤ وإلكترونات التكافؤ تعريفًا علميًا دقيقًا.</w:t>
+            </w:r>
+          </w:p>
+          <w:p>
+            <w:pPr>
+              <w:bidi/>
+            </w:pPr>
+            <w:r>
+              <w:rPr>
+                <w:rFonts w:ascii="Times New Roman" w:hAnsi="Times New Roman" w:cs="Times New Roman"/>
                 <w:b w:val="0"/>
-                <w:sz w:val="26"/>
-              </w:rPr>
-              <w:t>2. تحدد عدد إلكترونات التكافؤ للذرة من توزيعها الإلكتروني حسب مستويات الطاقة الرئيسية.</w:t>
-            </w:r>
-          </w:p>
-          <w:p>
-            <w:pPr>
-              <w:bidi/>
-            </w:pPr>
-            <w:r>
-              <w:rPr>
-                <w:rFonts w:ascii="Arial" w:hAnsi="Arial" w:cs="Arial"/>
+                <w:sz w:val="28"/>
+              </w:rPr>
+              <w:t>٢. تحدد عدد إلكترونات التكافؤ للذرة من توزيعها الإلكتروني حسب مستويات الطاقة الرئيسية.</w:t>
+            </w:r>
+          </w:p>
+          <w:p>
+            <w:pPr>
+              <w:bidi/>
+            </w:pPr>
+            <w:r>
+              <w:rPr>
+                <w:rFonts w:ascii="Times New Roman" w:hAnsi="Times New Roman" w:cs="Times New Roman"/>
                 <w:b w:val="0"/>
-                <w:sz w:val="26"/>
-              </w:rPr>
-              <w:t>3. تستنتج عدد إلكترونات التكافؤ لعناصر المجموعات الممثلة من رقم المجموعة.</w:t>
-            </w:r>
-          </w:p>
-          <w:p>
-            <w:pPr>
-              <w:bidi/>
-            </w:pPr>
-            <w:r>
-              <w:rPr>
-                <w:rFonts w:ascii="Arial" w:hAnsi="Arial" w:cs="Arial"/>
+                <w:sz w:val="28"/>
+              </w:rPr>
+              <w:t>٣. تستنتج عدد إلكترونات التكافؤ لعناصر المجموعات الممثلة من رقم المجموعة.</w:t>
+            </w:r>
+          </w:p>
+          <w:p>
+            <w:pPr>
+              <w:bidi/>
+            </w:pPr>
+            <w:r>
+              <w:rPr>
+                <w:rFonts w:ascii="Times New Roman" w:hAnsi="Times New Roman" w:cs="Times New Roman"/>
                 <w:b w:val="0"/>
-                <w:sz w:val="26"/>
-              </w:rPr>
-              <w:t>4. تعلل عدم ذكر تكافؤ عناصر المجموعة 14 وعناصر المجموعة 18.</w:t>
+                <w:sz w:val="28"/>
+              </w:rPr>
+              <w:t>٤. تعلل عدم ذكر تكافؤ عناصر المجموعة 14 وعناصر المجموعة 18.</w:t>
             </w:r>
           </w:p>
         </w:tc>
@@ -942,9 +940,9 @@
             <w:r/>
             <w:r>
               <w:rPr>
-                <w:rFonts w:ascii="Arial" w:hAnsi="Arial" w:cs="Arial"/>
+                <w:rFonts w:ascii="Times New Roman" w:hAnsi="Times New Roman" w:cs="Times New Roman"/>
                 <w:b/>
-                <w:sz w:val="26"/>
+                <w:sz w:val="28"/>
               </w:rPr>
               <w:t>الأهداف المهارية:</w:t>
             </w:r>
@@ -961,24 +959,24 @@
             <w:r/>
             <w:r>
               <w:rPr>
-                <w:rFonts w:ascii="Arial" w:hAnsi="Arial" w:cs="Arial"/>
+                <w:rFonts w:ascii="Times New Roman" w:hAnsi="Times New Roman" w:cs="Times New Roman"/>
                 <w:b w:val="0"/>
-                <w:sz w:val="26"/>
-              </w:rPr>
-              <w:t>1. تحدد إلكترونات التكافؤ والتكافؤ لعناصر الدورة الثانية (Li – F) من توزيعها الإلكتروني.</w:t>
-            </w:r>
-          </w:p>
-          <w:p>
-            <w:pPr>
-              <w:bidi/>
-            </w:pPr>
-            <w:r>
-              <w:rPr>
-                <w:rFonts w:ascii="Arial" w:hAnsi="Arial" w:cs="Arial"/>
+                <w:sz w:val="28"/>
+              </w:rPr>
+              <w:t>١. تحدد إلكترونات التكافؤ والتكافؤ لعناصر الدورة الثانية (Li – F) من توزيعها الإلكتروني.</w:t>
+            </w:r>
+          </w:p>
+          <w:p>
+            <w:pPr>
+              <w:bidi/>
+            </w:pPr>
+            <w:r>
+              <w:rPr>
+                <w:rFonts w:ascii="Times New Roman" w:hAnsi="Times New Roman" w:cs="Times New Roman"/>
                 <w:b w:val="0"/>
-                <w:sz w:val="26"/>
-              </w:rPr>
-              <w:t>2. تفرّق بين إلكترونات التكافؤ والتكافؤ في الجدول المعطى.</w:t>
+                <w:sz w:val="28"/>
+              </w:rPr>
+              <w:t>٢. تفرّق بين إلكترونات التكافؤ والتكافؤ في الجدول المعطى.</w:t>
             </w:r>
           </w:p>
         </w:tc>
@@ -996,9 +994,9 @@
             <w:r/>
             <w:r>
               <w:rPr>
-                <w:rFonts w:ascii="Arial" w:hAnsi="Arial" w:cs="Arial"/>
+                <w:rFonts w:ascii="Times New Roman" w:hAnsi="Times New Roman" w:cs="Times New Roman"/>
                 <w:b/>
-                <w:sz w:val="26"/>
+                <w:sz w:val="28"/>
               </w:rPr>
               <w:t>الأهداف الوجدانية:</w:t>
             </w:r>
@@ -1015,37 +1013,37 @@
             <w:r/>
             <w:r>
               <w:rPr>
-                <w:rFonts w:ascii="Arial" w:hAnsi="Arial" w:cs="Arial"/>
+                <w:rFonts w:ascii="Times New Roman" w:hAnsi="Times New Roman" w:cs="Times New Roman"/>
                 <w:b w:val="0"/>
-                <w:sz w:val="26"/>
-              </w:rPr>
-              <w:t>1. تقدّر دقة التنظيم العلمي لعناصر الجدول الدوري.</w:t>
-            </w:r>
-          </w:p>
-          <w:p>
-            <w:pPr>
-              <w:bidi/>
-            </w:pPr>
-            <w:r>
-              <w:rPr>
-                <w:rFonts w:ascii="Arial" w:hAnsi="Arial" w:cs="Arial"/>
+                <w:sz w:val="28"/>
+              </w:rPr>
+              <w:t>١. تقدّر دقة التنظيم العلمي لعناصر الجدول الدوري.</w:t>
+            </w:r>
+          </w:p>
+          <w:p>
+            <w:pPr>
+              <w:bidi/>
+            </w:pPr>
+            <w:r>
+              <w:rPr>
+                <w:rFonts w:ascii="Times New Roman" w:hAnsi="Times New Roman" w:cs="Times New Roman"/>
                 <w:b w:val="0"/>
-                <w:sz w:val="26"/>
-              </w:rPr>
-              <w:t>2. تشارك زميلاتها الأنشطة بروح الفريق والتعاون.</w:t>
-            </w:r>
-          </w:p>
-          <w:p>
-            <w:pPr>
-              <w:bidi/>
-            </w:pPr>
-            <w:r>
-              <w:rPr>
-                <w:rFonts w:ascii="Arial" w:hAnsi="Arial" w:cs="Arial"/>
+                <w:sz w:val="28"/>
+              </w:rPr>
+              <w:t>٢. تشارك زميلاتها الأنشطة بروح الفريق والتعاون.</w:t>
+            </w:r>
+          </w:p>
+          <w:p>
+            <w:pPr>
+              <w:bidi/>
+            </w:pPr>
+            <w:r>
+              <w:rPr>
+                <w:rFonts w:ascii="Times New Roman" w:hAnsi="Times New Roman" w:cs="Times New Roman"/>
                 <w:b w:val="0"/>
-                <w:sz w:val="26"/>
-              </w:rPr>
-              <w:t>3. تقدّر جهود العلماء في تطوير مفهوم التكافؤ.</w:t>
+                <w:sz w:val="28"/>
+              </w:rPr>
+              <w:t>٣. تقدّر جهود العلماء في تطوير مفهوم التكافؤ.</w:t>
             </w:r>
           </w:p>
         </w:tc>
@@ -1062,7 +1060,6 @@
         <w:tblW w:type="auto" w:w="0"/>
         <w:tblLayout w:type="fixed"/>
         <w:tblLook w:firstColumn="1" w:firstRow="1" w:lastColumn="0" w:lastRow="0" w:noHBand="0" w:noVBand="1" w:val="04A0"/>
-        <w:bidiVisual/>
       </w:tblPr>
       <w:tblGrid>
         <w:gridCol w:w="4513"/>
@@ -1080,9 +1077,9 @@
             <w:r/>
             <w:r>
               <w:rPr>
-                <w:rFonts w:ascii="Arial" w:hAnsi="Arial" w:cs="Arial"/>
+                <w:rFonts w:ascii="Times New Roman" w:hAnsi="Times New Roman" w:cs="Times New Roman"/>
                 <w:b w:val="0"/>
-                <w:sz w:val="26"/>
+                <w:sz w:val="28"/>
               </w:rPr>
               <w:t>الكتاب المدرسي – البطاقات التشجيعية – الشاشة الذكية – الجدول الدوري – أوراق النشاط A4 (عُشّ الإلكترونات) + ملصقات دائرية + الكتاب الحي (index.html)</w:t>
             </w:r>
@@ -1100,9 +1097,9 @@
             <w:r/>
             <w:r>
               <w:rPr>
-                <w:rFonts w:ascii="Arial" w:hAnsi="Arial" w:cs="Arial"/>
+                <w:rFonts w:ascii="Times New Roman" w:hAnsi="Times New Roman" w:cs="Times New Roman"/>
                 <w:b/>
-                <w:sz w:val="26"/>
+                <w:sz w:val="28"/>
               </w:rPr>
               <w:t>الوسائل التعليمية:</w:t>
             </w:r>
@@ -1121,9 +1118,9 @@
             <w:r/>
             <w:r>
               <w:rPr>
-                <w:rFonts w:ascii="Arial" w:hAnsi="Arial" w:cs="Arial"/>
+                <w:rFonts w:ascii="Times New Roman" w:hAnsi="Times New Roman" w:cs="Times New Roman"/>
                 <w:b w:val="0"/>
-                <w:sz w:val="26"/>
+                <w:sz w:val="28"/>
               </w:rPr>
               <w:t>مجموعات من 4-5 متعلمات على شكل حرف U</w:t>
             </w:r>
@@ -1141,9 +1138,9 @@
             <w:r/>
             <w:r>
               <w:rPr>
-                <w:rFonts w:ascii="Arial" w:hAnsi="Arial" w:cs="Arial"/>
+                <w:rFonts w:ascii="Times New Roman" w:hAnsi="Times New Roman" w:cs="Times New Roman"/>
                 <w:b/>
-                <w:sz w:val="26"/>
+                <w:sz w:val="28"/>
               </w:rPr>
               <w:t>نظام الجلسة:</w:t>
             </w:r>
@@ -1162,7 +1159,6 @@
         <w:tblW w:type="auto" w:w="0"/>
         <w:tblLayout w:type="fixed"/>
         <w:tblLook w:firstColumn="1" w:firstRow="1" w:lastColumn="0" w:lastRow="0" w:noHBand="0" w:noVBand="1" w:val="04A0"/>
-        <w:bidiVisual/>
       </w:tblPr>
       <w:tblGrid>
         <w:gridCol w:w="9026"/>
@@ -1180,7 +1176,7 @@
             <w:r/>
             <w:r>
               <w:rPr>
-                <w:rFonts w:ascii="Arial" w:hAnsi="Arial" w:cs="Arial"/>
+                <w:rFonts w:ascii="Times New Roman" w:hAnsi="Times New Roman" w:cs="Times New Roman"/>
                 <w:b/>
                 <w:sz w:val="28"/>
               </w:rPr>
@@ -1201,7 +1197,6 @@
         <w:tblW w:type="auto" w:w="0"/>
         <w:tblLayout w:type="fixed"/>
         <w:tblLook w:firstColumn="1" w:firstRow="1" w:lastColumn="0" w:lastRow="0" w:noHBand="0" w:noVBand="1" w:val="04A0"/>
-        <w:bidiVisual/>
       </w:tblPr>
       <w:tblGrid>
         <w:gridCol w:w="4513"/>
@@ -1220,9 +1215,9 @@
             <w:r/>
             <w:r>
               <w:rPr>
-                <w:rFonts w:ascii="Arial" w:hAnsi="Arial" w:cs="Arial"/>
+                <w:rFonts w:ascii="Times New Roman" w:hAnsi="Times New Roman" w:cs="Times New Roman"/>
                 <w:b/>
-                <w:sz w:val="26"/>
+                <w:sz w:val="28"/>
               </w:rPr>
               <w:t>مرايا الجدول الدوري: ماذا تخبّئ النقاط؟</w:t>
             </w:r>
@@ -1240,9 +1235,9 @@
             <w:r/>
             <w:r>
               <w:rPr>
-                <w:rFonts w:ascii="Arial" w:hAnsi="Arial" w:cs="Arial"/>
+                <w:rFonts w:ascii="Times New Roman" w:hAnsi="Times New Roman" w:cs="Times New Roman"/>
                 <w:b/>
-                <w:sz w:val="26"/>
+                <w:sz w:val="28"/>
               </w:rPr>
               <w:t>النشاط رقم 1</w:t>
             </w:r>
@@ -1262,9 +1257,9 @@
             <w:r/>
             <w:r>
               <w:rPr>
-                <w:rFonts w:ascii="Arial" w:hAnsi="Arial" w:cs="Arial"/>
+                <w:rFonts w:ascii="Times New Roman" w:hAnsi="Times New Roman" w:cs="Times New Roman"/>
                 <w:b w:val="0"/>
-                <w:sz w:val="26"/>
+                <w:sz w:val="28"/>
               </w:rPr>
               <w:t>استراتيجية: (العدسة السحرية والتساؤل)</w:t>
             </w:r>
@@ -1275,9 +1270,9 @@
             </w:pPr>
             <w:r>
               <w:rPr>
-                <w:rFonts w:ascii="Arial" w:hAnsi="Arial" w:cs="Arial"/>
+                <w:rFonts w:ascii="Times New Roman" w:hAnsi="Times New Roman" w:cs="Times New Roman"/>
                 <w:b w:val="0"/>
-                <w:sz w:val="26"/>
+                <w:sz w:val="28"/>
               </w:rPr>
               <w:t>الأداة: الصورة الافتتاحية للدرس (الجدول الدوري وعليه النقاط)</w:t>
             </w:r>
@@ -1288,9 +1283,9 @@
             </w:pPr>
             <w:r>
               <w:rPr>
-                <w:rFonts w:ascii="Arial" w:hAnsi="Arial" w:cs="Arial"/>
+                <w:rFonts w:ascii="Times New Roman" w:hAnsi="Times New Roman" w:cs="Times New Roman"/>
                 <w:b w:val="0"/>
-                <w:sz w:val="26"/>
+                <w:sz w:val="28"/>
               </w:rPr>
               <w:t>يحقق الهدف المعرفي 1          الزمن: 5 د</w:t>
             </w:r>
@@ -1310,9 +1305,9 @@
             <w:r/>
             <w:r>
               <w:rPr>
-                <w:rFonts w:ascii="Arial" w:hAnsi="Arial" w:cs="Arial"/>
+                <w:rFonts w:ascii="Times New Roman" w:hAnsi="Times New Roman" w:cs="Times New Roman"/>
                 <w:b w:val="0"/>
-                <w:sz w:val="26"/>
+                <w:sz w:val="28"/>
               </w:rPr>
               <w:t>أعرض الصورة الافتتاحية، وأطرح: ماذا تمثل هذه النقاط؟ وكيف نستطيع استنتاجها؟ ومن العالم الذي ابتكر هذه الطريقة؟ وما أهمية ذلك في دراستنا للروابط الكيميائية؟</w:t>
             </w:r>
@@ -1323,9 +1318,9 @@
             </w:pPr>
             <w:r>
               <w:rPr>
-                <w:rFonts w:ascii="Arial" w:hAnsi="Arial" w:cs="Arial"/>
+                <w:rFonts w:ascii="Times New Roman" w:hAnsi="Times New Roman" w:cs="Times New Roman"/>
                 <w:b w:val="0"/>
-                <w:sz w:val="26"/>
+                <w:sz w:val="28"/>
               </w:rPr>
               <w:t>أستمع إلى إجابات الطالبات دون تصحيح مباشر، ثم أوضح أن هذه النقاط تمثل إلكترونات التكافؤ، وأن العالم جلبرت لويس هو من ابتكر هذا التمثيل.</w:t>
             </w:r>
@@ -1344,7 +1339,6 @@
         <w:tblW w:type="auto" w:w="0"/>
         <w:tblLayout w:type="fixed"/>
         <w:tblLook w:firstColumn="1" w:firstRow="1" w:lastColumn="0" w:lastRow="0" w:noHBand="0" w:noVBand="1" w:val="04A0"/>
-        <w:bidiVisual/>
       </w:tblPr>
       <w:tblGrid>
         <w:gridCol w:w="9026"/>
@@ -1362,7 +1356,7 @@
             <w:r/>
             <w:r>
               <w:rPr>
-                <w:rFonts w:ascii="Arial" w:hAnsi="Arial" w:cs="Arial"/>
+                <w:rFonts w:ascii="Times New Roman" w:hAnsi="Times New Roman" w:cs="Times New Roman"/>
                 <w:b/>
                 <w:sz w:val="28"/>
               </w:rPr>
@@ -1383,7 +1377,6 @@
         <w:tblW w:type="auto" w:w="0"/>
         <w:tblLayout w:type="fixed"/>
         <w:tblLook w:firstColumn="1" w:firstRow="1" w:lastColumn="0" w:lastRow="0" w:noHBand="0" w:noVBand="1" w:val="04A0"/>
-        <w:bidiVisual/>
       </w:tblPr>
       <w:tblGrid>
         <w:gridCol w:w="4513"/>
@@ -1402,9 +1395,9 @@
             <w:r/>
             <w:r>
               <w:rPr>
-                <w:rFonts w:ascii="Arial" w:hAnsi="Arial" w:cs="Arial"/>
+                <w:rFonts w:ascii="Times New Roman" w:hAnsi="Times New Roman" w:cs="Times New Roman"/>
                 <w:b/>
-                <w:sz w:val="26"/>
+                <w:sz w:val="28"/>
               </w:rPr>
               <w:t>عُشّ الإلكترونات: كم إلكترونًا في الحلقة الأخيرة؟</w:t>
             </w:r>
@@ -1422,9 +1415,9 @@
             <w:r/>
             <w:r>
               <w:rPr>
-                <w:rFonts w:ascii="Arial" w:hAnsi="Arial" w:cs="Arial"/>
+                <w:rFonts w:ascii="Times New Roman" w:hAnsi="Times New Roman" w:cs="Times New Roman"/>
                 <w:b/>
-                <w:sz w:val="26"/>
+                <w:sz w:val="28"/>
               </w:rPr>
               <w:t>النشاط رقم 2</w:t>
             </w:r>
@@ -1444,9 +1437,9 @@
             <w:r/>
             <w:r>
               <w:rPr>
-                <w:rFonts w:ascii="Arial" w:hAnsi="Arial" w:cs="Arial"/>
+                <w:rFonts w:ascii="Times New Roman" w:hAnsi="Times New Roman" w:cs="Times New Roman"/>
                 <w:b w:val="0"/>
-                <w:sz w:val="26"/>
+                <w:sz w:val="28"/>
               </w:rPr>
               <w:t>استراتيجية: (التعلم باللعب والاستقصاء)</w:t>
             </w:r>
@@ -1457,9 +1450,9 @@
             </w:pPr>
             <w:r>
               <w:rPr>
-                <w:rFonts w:ascii="Arial" w:hAnsi="Arial" w:cs="Arial"/>
+                <w:rFonts w:ascii="Times New Roman" w:hAnsi="Times New Roman" w:cs="Times New Roman"/>
                 <w:b w:val="0"/>
-                <w:sz w:val="26"/>
+                <w:sz w:val="28"/>
               </w:rPr>
               <w:t>الأداة: ورقة النشاط A4 (PDF) + ملصقات دائرية</w:t>
             </w:r>
@@ -1470,9 +1463,9 @@
             </w:pPr>
             <w:r>
               <w:rPr>
-                <w:rFonts w:ascii="Arial" w:hAnsi="Arial" w:cs="Arial"/>
+                <w:rFonts w:ascii="Times New Roman" w:hAnsi="Times New Roman" w:cs="Times New Roman"/>
                 <w:b w:val="0"/>
-                <w:sz w:val="26"/>
+                <w:sz w:val="28"/>
               </w:rPr>
               <w:t>يحقق الهدف المعرفي 1، 2 والهدف المهاري 1          الزمن: 5 د</w:t>
             </w:r>
@@ -1492,9 +1485,9 @@
             <w:r/>
             <w:r>
               <w:rPr>
-                <w:rFonts w:ascii="Arial" w:hAnsi="Arial" w:cs="Arial"/>
+                <w:rFonts w:ascii="Times New Roman" w:hAnsi="Times New Roman" w:cs="Times New Roman"/>
                 <w:b w:val="0"/>
-                <w:sz w:val="26"/>
+                <w:sz w:val="28"/>
               </w:rPr>
               <w:t>أوزّع ورقة النشاط على كل مجموعة. تقرأ كل طالبة الخطوات بنفسها: 1) ابحثي عن العنصر في الجدول، 2) الصقي عدد الملصقات يساوي عدد إلكترونات الحلقة الخارجية (مستوى التكافؤ)، 3) اكتبي عدد الإلكترونات والتكافؤ في الجدول.</w:t>
             </w:r>
@@ -1505,9 +1498,9 @@
             </w:pPr>
             <w:r>
               <w:rPr>
-                <w:rFonts w:ascii="Arial" w:hAnsi="Arial" w:cs="Arial"/>
+                <w:rFonts w:ascii="Times New Roman" w:hAnsi="Times New Roman" w:cs="Times New Roman"/>
                 <w:b w:val="0"/>
-                <w:sz w:val="26"/>
+                <w:sz w:val="28"/>
               </w:rPr>
               <w:t>أتجوّل بين المجموعات وأسأل: لماذا وضعتِ هذا العدد من الملصقات؟ وماذا تلاحظين على العناصر في المجموعة نفسها؟</w:t>
             </w:r>
@@ -1526,7 +1519,6 @@
         <w:tblW w:type="auto" w:w="0"/>
         <w:tblLayout w:type="fixed"/>
         <w:tblLook w:firstColumn="1" w:firstRow="1" w:lastColumn="0" w:lastRow="0" w:noHBand="0" w:noVBand="1" w:val="04A0"/>
-        <w:bidiVisual/>
       </w:tblPr>
       <w:tblGrid>
         <w:gridCol w:w="4513"/>
@@ -1545,9 +1537,9 @@
             <w:r/>
             <w:r>
               <w:rPr>
-                <w:rFonts w:ascii="Arial" w:hAnsi="Arial" w:cs="Arial"/>
+                <w:rFonts w:ascii="Times New Roman" w:hAnsi="Times New Roman" w:cs="Times New Roman"/>
                 <w:b/>
-                <w:sz w:val="26"/>
+                <w:sz w:val="28"/>
               </w:rPr>
               <w:t>الكتاب الحي: صيّادة المستوى الأخير</w:t>
             </w:r>
@@ -1565,9 +1557,9 @@
             <w:r/>
             <w:r>
               <w:rPr>
-                <w:rFonts w:ascii="Arial" w:hAnsi="Arial" w:cs="Arial"/>
+                <w:rFonts w:ascii="Times New Roman" w:hAnsi="Times New Roman" w:cs="Times New Roman"/>
                 <w:b/>
-                <w:sz w:val="26"/>
+                <w:sz w:val="28"/>
               </w:rPr>
               <w:t>النشاط رقم 3</w:t>
             </w:r>
@@ -1587,9 +1579,9 @@
             <w:r/>
             <w:r>
               <w:rPr>
-                <w:rFonts w:ascii="Arial" w:hAnsi="Arial" w:cs="Arial"/>
+                <w:rFonts w:ascii="Times New Roman" w:hAnsi="Times New Roman" w:cs="Times New Roman"/>
                 <w:b w:val="0"/>
-                <w:sz w:val="26"/>
+                <w:sz w:val="28"/>
               </w:rPr>
               <w:t>استراتيجية: (التعلم الذاتي الرقمي والاستقصاء)</w:t>
             </w:r>
@@ -1600,9 +1592,9 @@
             </w:pPr>
             <w:r>
               <w:rPr>
-                <w:rFonts w:ascii="Arial" w:hAnsi="Arial" w:cs="Arial"/>
+                <w:rFonts w:ascii="Times New Roman" w:hAnsi="Times New Roman" w:cs="Times New Roman"/>
                 <w:b w:val="0"/>
-                <w:sz w:val="26"/>
+                <w:sz w:val="28"/>
               </w:rPr>
               <w:t>الأداة: الكتاب الحي (index.html) – صفحات: الاستقرار يبدأ من المستوى الخارجي، ما الذي يحدد سلوك الذرة؟، التكافؤ حسب المجموعة، أكمل الجدول</w:t>
             </w:r>
@@ -1613,9 +1605,9 @@
             </w:pPr>
             <w:r>
               <w:rPr>
-                <w:rFonts w:ascii="Arial" w:hAnsi="Arial" w:cs="Arial"/>
+                <w:rFonts w:ascii="Times New Roman" w:hAnsi="Times New Roman" w:cs="Times New Roman"/>
                 <w:b w:val="0"/>
-                <w:sz w:val="26"/>
+                <w:sz w:val="28"/>
               </w:rPr>
               <w:t>يحقق الهدف المعرفي 1، 2          الزمن: 5 د</w:t>
             </w:r>
@@ -1635,9 +1627,9 @@
             <w:r/>
             <w:r>
               <w:rPr>
-                <w:rFonts w:ascii="Arial" w:hAnsi="Arial" w:cs="Arial"/>
+                <w:rFonts w:ascii="Times New Roman" w:hAnsi="Times New Roman" w:cs="Times New Roman"/>
                 <w:b w:val="0"/>
-                <w:sz w:val="26"/>
+                <w:sz w:val="28"/>
               </w:rPr>
               <w:t>تفتح كل طالبة الكتاب الحي على جهازها، وتجيب عن الأسئلة التفاعلية في الصفحات المحددة، وتتابع التغذية الراجعة الفورية.</w:t>
             </w:r>
@@ -1648,9 +1640,9 @@
             </w:pPr>
             <w:r>
               <w:rPr>
-                <w:rFonts w:ascii="Arial" w:hAnsi="Arial" w:cs="Arial"/>
+                <w:rFonts w:ascii="Times New Roman" w:hAnsi="Times New Roman" w:cs="Times New Roman"/>
                 <w:b w:val="0"/>
-                <w:sz w:val="26"/>
+                <w:sz w:val="28"/>
               </w:rPr>
               <w:t>أوجّه الطالبات إلى تدوين العنصر الذي أخطأن فيه وسببه، ثم أناقش الأخطاء الشائعة على الشاشة الذكية.</w:t>
             </w:r>
@@ -1669,7 +1661,6 @@
         <w:tblW w:type="auto" w:w="0"/>
         <w:tblLayout w:type="fixed"/>
         <w:tblLook w:firstColumn="1" w:firstRow="1" w:lastColumn="0" w:lastRow="0" w:noHBand="0" w:noVBand="1" w:val="04A0"/>
-        <w:bidiVisual/>
       </w:tblPr>
       <w:tblGrid>
         <w:gridCol w:w="4513"/>
@@ -1688,9 +1679,9 @@
             <w:r/>
             <w:r>
               <w:rPr>
-                <w:rFonts w:ascii="Arial" w:hAnsi="Arial" w:cs="Arial"/>
+                <w:rFonts w:ascii="Times New Roman" w:hAnsi="Times New Roman" w:cs="Times New Roman"/>
                 <w:b/>
-                <w:sz w:val="26"/>
+                <w:sz w:val="28"/>
               </w:rPr>
               <w:t>مستشارات الجدول: من يحدد عدد الإلكترونات؟</w:t>
             </w:r>
@@ -1708,9 +1699,9 @@
             <w:r/>
             <w:r>
               <w:rPr>
-                <w:rFonts w:ascii="Arial" w:hAnsi="Arial" w:cs="Arial"/>
+                <w:rFonts w:ascii="Times New Roman" w:hAnsi="Times New Roman" w:cs="Times New Roman"/>
                 <w:b/>
-                <w:sz w:val="26"/>
+                <w:sz w:val="28"/>
               </w:rPr>
               <w:t>النشاط رقم 4</w:t>
             </w:r>
@@ -1730,9 +1721,9 @@
             <w:r/>
             <w:r>
               <w:rPr>
-                <w:rFonts w:ascii="Arial" w:hAnsi="Arial" w:cs="Arial"/>
+                <w:rFonts w:ascii="Times New Roman" w:hAnsi="Times New Roman" w:cs="Times New Roman"/>
                 <w:b w:val="0"/>
-                <w:sz w:val="26"/>
+                <w:sz w:val="28"/>
               </w:rPr>
               <w:t>استراتيجية: (تحليل البيانات، التعلم التعاوني)</w:t>
             </w:r>
@@ -1743,9 +1734,9 @@
             </w:pPr>
             <w:r>
               <w:rPr>
-                <w:rFonts w:ascii="Arial" w:hAnsi="Arial" w:cs="Arial"/>
+                <w:rFonts w:ascii="Times New Roman" w:hAnsi="Times New Roman" w:cs="Times New Roman"/>
                 <w:b w:val="0"/>
-                <w:sz w:val="26"/>
+                <w:sz w:val="28"/>
               </w:rPr>
               <w:t>الأداة: الكتاب المدرسي – تمرين (1) صفحة 107</w:t>
             </w:r>
@@ -1756,9 +1747,9 @@
             </w:pPr>
             <w:r>
               <w:rPr>
-                <w:rFonts w:ascii="Arial" w:hAnsi="Arial" w:cs="Arial"/>
+                <w:rFonts w:ascii="Times New Roman" w:hAnsi="Times New Roman" w:cs="Times New Roman"/>
                 <w:b w:val="0"/>
-                <w:sz w:val="26"/>
+                <w:sz w:val="28"/>
               </w:rPr>
               <w:t>يحقق الهدف المهاري 1، 2 والهدف الوجداني 2          الزمن: 10 د</w:t>
             </w:r>
@@ -1778,9 +1769,9 @@
             <w:r/>
             <w:r>
               <w:rPr>
-                <w:rFonts w:ascii="Arial" w:hAnsi="Arial" w:cs="Arial"/>
+                <w:rFonts w:ascii="Times New Roman" w:hAnsi="Times New Roman" w:cs="Times New Roman"/>
                 <w:b w:val="0"/>
-                <w:sz w:val="26"/>
+                <w:sz w:val="28"/>
               </w:rPr>
               <w:t>أطلب من المجموعات حل تمرين (1) صفحة 107 للعناصر Li، Be، B، N، O، F، بكتابة التوزيع الإلكتروني حسب مستويات الطاقة الرئيسية، ثم تحديد إلكترونات التكافؤ، ثم التكافؤ.</w:t>
             </w:r>
@@ -1791,9 +1782,9 @@
             </w:pPr>
             <w:r>
               <w:rPr>
-                <w:rFonts w:ascii="Arial" w:hAnsi="Arial" w:cs="Arial"/>
+                <w:rFonts w:ascii="Times New Roman" w:hAnsi="Times New Roman" w:cs="Times New Roman"/>
                 <w:b w:val="0"/>
-                <w:sz w:val="26"/>
+                <w:sz w:val="28"/>
               </w:rPr>
               <w:t>أوجّه الطالبات لملاحظة أن التكافؤ يساوي إلكترونات التكافؤ عندما تكون أقل من أو تساوي 4، ويساوي 8 − إلكترونات التكافؤ عندما تكون أكبر من 4 (N: 5 ← 3، O: 6 ← 2، F: 7 ← 1).</w:t>
             </w:r>
@@ -1804,9 +1795,9 @@
             </w:pPr>
             <w:r>
               <w:rPr>
-                <w:rFonts w:ascii="Arial" w:hAnsi="Arial" w:cs="Arial"/>
+                <w:rFonts w:ascii="Times New Roman" w:hAnsi="Times New Roman" w:cs="Times New Roman"/>
                 <w:b w:val="0"/>
-                <w:sz w:val="26"/>
+                <w:sz w:val="28"/>
               </w:rPr>
               <w:t>أطرح: ما العلاقة بين رقم المجموعة وعدد إلكترونات التكافؤ؟ وأكتب الإجابة الصحيحة بعد مناقشة الحلول.</w:t>
             </w:r>
@@ -1825,7 +1816,6 @@
         <w:tblW w:type="auto" w:w="0"/>
         <w:tblLayout w:type="fixed"/>
         <w:tblLook w:firstColumn="1" w:firstRow="1" w:lastColumn="0" w:lastRow="0" w:noHBand="0" w:noVBand="1" w:val="04A0"/>
-        <w:bidiVisual/>
       </w:tblPr>
       <w:tblGrid>
         <w:gridCol w:w="4513"/>
@@ -1844,9 +1834,9 @@
             <w:r/>
             <w:r>
               <w:rPr>
-                <w:rFonts w:ascii="Arial" w:hAnsi="Arial" w:cs="Arial"/>
+                <w:rFonts w:ascii="Times New Roman" w:hAnsi="Times New Roman" w:cs="Times New Roman"/>
                 <w:b/>
-                <w:sz w:val="26"/>
+                <w:sz w:val="28"/>
               </w:rPr>
               <w:t>محكمة المجموعتين 14 و18</w:t>
             </w:r>
@@ -1864,9 +1854,9 @@
             <w:r/>
             <w:r>
               <w:rPr>
-                <w:rFonts w:ascii="Arial" w:hAnsi="Arial" w:cs="Arial"/>
+                <w:rFonts w:ascii="Times New Roman" w:hAnsi="Times New Roman" w:cs="Times New Roman"/>
                 <w:b/>
-                <w:sz w:val="26"/>
+                <w:sz w:val="28"/>
               </w:rPr>
               <w:t>النشاط رقم 5</w:t>
             </w:r>
@@ -1886,9 +1876,9 @@
             <w:r/>
             <w:r>
               <w:rPr>
-                <w:rFonts w:ascii="Arial" w:hAnsi="Arial" w:cs="Arial"/>
+                <w:rFonts w:ascii="Times New Roman" w:hAnsi="Times New Roman" w:cs="Times New Roman"/>
                 <w:b w:val="0"/>
-                <w:sz w:val="26"/>
+                <w:sz w:val="28"/>
               </w:rPr>
               <w:t>استراتيجية: (لعب الأدوار، السبب والنتيجة)</w:t>
             </w:r>
@@ -1899,9 +1889,9 @@
             </w:pPr>
             <w:r>
               <w:rPr>
-                <w:rFonts w:ascii="Arial" w:hAnsi="Arial" w:cs="Arial"/>
+                <w:rFonts w:ascii="Times New Roman" w:hAnsi="Times New Roman" w:cs="Times New Roman"/>
                 <w:b w:val="0"/>
-                <w:sz w:val="26"/>
+                <w:sz w:val="28"/>
               </w:rPr>
               <w:t>الأداة: نماذج الذرات المحسوسة والكتاب المدرسي صفحة 107</w:t>
             </w:r>
@@ -1912,9 +1902,9 @@
             </w:pPr>
             <w:r>
               <w:rPr>
-                <w:rFonts w:ascii="Arial" w:hAnsi="Arial" w:cs="Arial"/>
+                <w:rFonts w:ascii="Times New Roman" w:hAnsi="Times New Roman" w:cs="Times New Roman"/>
                 <w:b w:val="0"/>
-                <w:sz w:val="26"/>
+                <w:sz w:val="28"/>
               </w:rPr>
               <w:t>يحقق الهدف المعرفي 3، 4 والهدف الوجداني 1          الزمن: 10 د</w:t>
             </w:r>
@@ -1934,9 +1924,9 @@
             <w:r/>
             <w:r>
               <w:rPr>
-                <w:rFonts w:ascii="Arial" w:hAnsi="Arial" w:cs="Arial"/>
+                <w:rFonts w:ascii="Times New Roman" w:hAnsi="Times New Roman" w:cs="Times New Roman"/>
                 <w:b w:val="0"/>
-                <w:sz w:val="26"/>
+                <w:sz w:val="28"/>
               </w:rPr>
               <w:t>أقسّم المجموعة إلى فريق «الدفاع» وفريق «الادعاء»: يدافع الأول عن ثبات التكافؤ لعناصر المجموعة 14، ويرى الثاني أنها متغيرة. ثم تقدم الطالبات الأدلة من التوزيع الإلكتروني.</w:t>
             </w:r>
@@ -1947,9 +1937,9 @@
             </w:pPr>
             <w:r>
               <w:rPr>
-                <w:rFonts w:ascii="Arial" w:hAnsi="Arial" w:cs="Arial"/>
+                <w:rFonts w:ascii="Times New Roman" w:hAnsi="Times New Roman" w:cs="Times New Roman"/>
                 <w:b w:val="0"/>
-                <w:sz w:val="26"/>
+                <w:sz w:val="28"/>
               </w:rPr>
               <w:t>أوضح أن عناصر المجموعة 14 لا يُذكر لها تكافؤ ثابت لأنها متغيرة، وأن عناصر المجموعة 18 لا يُذكر لها تكافؤ لأن مستواها الخارجي ممتلئ ومستقر فلا تميل إلى فقد أو اكتساب أو مشاركة الإلكترونات.</w:t>
             </w:r>
@@ -1960,9 +1950,9 @@
             </w:pPr>
             <w:r>
               <w:rPr>
-                <w:rFonts w:ascii="Arial" w:hAnsi="Arial" w:cs="Arial"/>
+                <w:rFonts w:ascii="Times New Roman" w:hAnsi="Times New Roman" w:cs="Times New Roman"/>
                 <w:b w:val="0"/>
-                <w:sz w:val="26"/>
+                <w:sz w:val="28"/>
               </w:rPr>
               <w:t>أنهي النشاط بسؤال الحكم: لماذا تصبح إلكترونات التكافؤ أهم من التكافؤ في الحكم على تفاعل ذرة ما؟</w:t>
             </w:r>
@@ -1981,7 +1971,6 @@
         <w:tblW w:type="auto" w:w="0"/>
         <w:tblLayout w:type="fixed"/>
         <w:tblLook w:firstColumn="1" w:firstRow="1" w:lastColumn="0" w:lastRow="0" w:noHBand="0" w:noVBand="1" w:val="04A0"/>
-        <w:bidiVisual/>
       </w:tblPr>
       <w:tblGrid>
         <w:gridCol w:w="9026"/>
@@ -1999,7 +1988,7 @@
             <w:r/>
             <w:r>
               <w:rPr>
-                <w:rFonts w:ascii="Arial" w:hAnsi="Arial" w:cs="Arial"/>
+                <w:rFonts w:ascii="Times New Roman" w:hAnsi="Times New Roman" w:cs="Times New Roman"/>
                 <w:b/>
                 <w:sz w:val="28"/>
               </w:rPr>
@@ -2020,7 +2009,6 @@
         <w:tblW w:type="auto" w:w="0"/>
         <w:tblLayout w:type="fixed"/>
         <w:tblLook w:firstColumn="1" w:firstRow="1" w:lastColumn="0" w:lastRow="0" w:noHBand="0" w:noVBand="1" w:val="04A0"/>
-        <w:bidiVisual/>
       </w:tblPr>
       <w:tblGrid>
         <w:gridCol w:w="9026"/>
@@ -2038,9 +2026,9 @@
             <w:r/>
             <w:r>
               <w:rPr>
-                <w:rFonts w:ascii="Arial" w:hAnsi="Arial" w:cs="Arial"/>
+                <w:rFonts w:ascii="Times New Roman" w:hAnsi="Times New Roman" w:cs="Times New Roman"/>
                 <w:b/>
-                <w:sz w:val="26"/>
+                <w:sz w:val="28"/>
               </w:rPr>
               <w:t>التقويم الصفي: تحديد إلكترونات التكافؤ والتكافؤ</w:t>
             </w:r>
@@ -2059,9 +2047,9 @@
             <w:r/>
             <w:r>
               <w:rPr>
-                <w:rFonts w:ascii="Arial" w:hAnsi="Arial" w:cs="Arial"/>
+                <w:rFonts w:ascii="Times New Roman" w:hAnsi="Times New Roman" w:cs="Times New Roman"/>
                 <w:b w:val="0"/>
-                <w:sz w:val="26"/>
+                <w:sz w:val="28"/>
               </w:rPr>
               <w:t>أطلب من كل مجموعة تحديد إلكترونات التكافؤ والتكافؤ للعنصرين Cl (2,8,7) وMg (2,8,2)، وتعليل ثبات تكافؤ عناصر المجموعة 14.</w:t>
             </w:r>
@@ -2072,9 +2060,9 @@
             </w:pPr>
             <w:r>
               <w:rPr>
-                <w:rFonts w:ascii="Arial" w:hAnsi="Arial" w:cs="Arial"/>
+                <w:rFonts w:ascii="Times New Roman" w:hAnsi="Times New Roman" w:cs="Times New Roman"/>
                 <w:b w:val="0"/>
-                <w:sz w:val="26"/>
+                <w:sz w:val="28"/>
               </w:rPr>
               <w:t>ثم تحل الطالبات بصورة فردية السؤال الأول صفحة 111 من كتاب الطالب.</w:t>
             </w:r>
@@ -2085,9 +2073,9 @@
             </w:pPr>
             <w:r>
               <w:rPr>
-                <w:rFonts w:ascii="Arial" w:hAnsi="Arial" w:cs="Arial"/>
+                <w:rFonts w:ascii="Times New Roman" w:hAnsi="Times New Roman" w:cs="Times New Roman"/>
                 <w:b w:val="0"/>
-                <w:sz w:val="26"/>
+                <w:sz w:val="28"/>
               </w:rPr>
               <w:t>الزمن: 5 د</w:t>
             </w:r>
@@ -2098,9 +2086,9 @@
             </w:pPr>
             <w:r>
               <w:rPr>
-                <w:rFonts w:ascii="Arial" w:hAnsi="Arial" w:cs="Arial"/>
+                <w:rFonts w:ascii="Times New Roman" w:hAnsi="Times New Roman" w:cs="Times New Roman"/>
                 <w:b w:val="0"/>
-                <w:sz w:val="26"/>
+                <w:sz w:val="28"/>
               </w:rPr>
               <w:t>تذكرة خروج: ما الفرق بين إلكترونات التكافؤ والتكافؤ لعنصر النيتروجين؟ (5 إلكترونات تكافؤ، وتكافؤه 3)</w:t>
             </w:r>
@@ -2119,7 +2107,6 @@
         <w:tblW w:type="auto" w:w="0"/>
         <w:tblLayout w:type="fixed"/>
         <w:tblLook w:firstColumn="1" w:firstRow="1" w:lastColumn="0" w:lastRow="0" w:noHBand="0" w:noVBand="1" w:val="04A0"/>
-        <w:bidiVisual/>
       </w:tblPr>
       <w:tblGrid>
         <w:gridCol w:w="9026"/>
@@ -2136,9 +2123,9 @@
             <w:r/>
             <w:r>
               <w:rPr>
-                <w:rFonts w:ascii="Arial" w:hAnsi="Arial" w:cs="Arial"/>
+                <w:rFonts w:ascii="Times New Roman" w:hAnsi="Times New Roman" w:cs="Times New Roman"/>
                 <w:b w:val="0"/>
-                <w:sz w:val="26"/>
+                <w:sz w:val="28"/>
               </w:rPr>
               <w:t>التقويم اللاصفي: حل السؤال الثاني صفحة 111 (اختيار الإجابة الصحيحة) ومراجعة الإجابات في الحصة القادمة.</w:t>
             </w:r>
@@ -2157,7 +2144,6 @@
         <w:tblW w:type="auto" w:w="0"/>
         <w:tblLayout w:type="fixed"/>
         <w:tblLook w:firstColumn="1" w:firstRow="1" w:lastColumn="0" w:lastRow="0" w:noHBand="0" w:noVBand="1" w:val="04A0"/>
-        <w:bidiVisual/>
       </w:tblPr>
       <w:tblGrid>
         <w:gridCol w:w="9026"/>
@@ -2175,7 +2161,7 @@
             <w:r/>
             <w:r>
               <w:rPr>
-                <w:rFonts w:ascii="Arial" w:hAnsi="Arial" w:cs="Arial"/>
+                <w:rFonts w:ascii="Times New Roman" w:hAnsi="Times New Roman" w:cs="Times New Roman"/>
                 <w:b/>
                 <w:sz w:val="28"/>
               </w:rPr>
@@ -2196,7 +2182,6 @@
         <w:tblW w:type="auto" w:w="0"/>
         <w:tblLayout w:type="fixed"/>
         <w:tblLook w:firstColumn="1" w:firstRow="1" w:lastColumn="0" w:lastRow="0" w:noHBand="0" w:noVBand="1" w:val="04A0"/>
-        <w:bidiVisual/>
       </w:tblPr>
       <w:tblGrid>
         <w:gridCol w:w="3009"/>
@@ -2215,9 +2200,9 @@
             <w:r/>
             <w:r>
               <w:rPr>
-                <w:rFonts w:ascii="Arial" w:hAnsi="Arial" w:cs="Arial"/>
+                <w:rFonts w:ascii="Times New Roman" w:hAnsi="Times New Roman" w:cs="Times New Roman"/>
                 <w:b w:val="0"/>
-                <w:sz w:val="26"/>
+                <w:sz w:val="28"/>
               </w:rPr>
               <w:t>ملاحظات...............................</w:t>
             </w:r>
@@ -2234,9 +2219,9 @@
             <w:r/>
             <w:r>
               <w:rPr>
-                <w:rFonts w:ascii="Arial" w:hAnsi="Arial" w:cs="Arial"/>
+                <w:rFonts w:ascii="Times New Roman" w:hAnsi="Times New Roman" w:cs="Times New Roman"/>
                 <w:b w:val="0"/>
-                <w:sz w:val="26"/>
+                <w:sz w:val="28"/>
               </w:rPr>
               <w:t>☆ ☆ ☆ ☆ ☆</w:t>
             </w:r>
@@ -2254,9 +2239,9 @@
             <w:r/>
             <w:r>
               <w:rPr>
-                <w:rFonts w:ascii="Arial" w:hAnsi="Arial" w:cs="Arial"/>
+                <w:rFonts w:ascii="Times New Roman" w:hAnsi="Times New Roman" w:cs="Times New Roman"/>
                 <w:b/>
-                <w:sz w:val="26"/>
+                <w:sz w:val="28"/>
               </w:rPr>
               <w:t>إعدادي الكتابي</w:t>
             </w:r>
@@ -2275,9 +2260,9 @@
             <w:r/>
             <w:r>
               <w:rPr>
-                <w:rFonts w:ascii="Arial" w:hAnsi="Arial" w:cs="Arial"/>
+                <w:rFonts w:ascii="Times New Roman" w:hAnsi="Times New Roman" w:cs="Times New Roman"/>
                 <w:b w:val="0"/>
-                <w:sz w:val="26"/>
+                <w:sz w:val="28"/>
               </w:rPr>
               <w:t>ملاحظات...............................</w:t>
             </w:r>
@@ -2294,9 +2279,9 @@
             <w:r/>
             <w:r>
               <w:rPr>
-                <w:rFonts w:ascii="Arial" w:hAnsi="Arial" w:cs="Arial"/>
+                <w:rFonts w:ascii="Times New Roman" w:hAnsi="Times New Roman" w:cs="Times New Roman"/>
                 <w:b w:val="0"/>
-                <w:sz w:val="26"/>
+                <w:sz w:val="28"/>
               </w:rPr>
               <w:t>☆ ☆ ☆ ☆ ☆</w:t>
             </w:r>
@@ -2314,9 +2299,9 @@
             <w:r/>
             <w:r>
               <w:rPr>
-                <w:rFonts w:ascii="Arial" w:hAnsi="Arial" w:cs="Arial"/>
+                <w:rFonts w:ascii="Times New Roman" w:hAnsi="Times New Roman" w:cs="Times New Roman"/>
                 <w:b/>
-                <w:sz w:val="26"/>
+                <w:sz w:val="28"/>
               </w:rPr>
               <w:t>أدائي داخل الحصة</w:t>
             </w:r>
@@ -2335,9 +2320,9 @@
             <w:r/>
             <w:r>
               <w:rPr>
-                <w:rFonts w:ascii="Arial" w:hAnsi="Arial" w:cs="Arial"/>
+                <w:rFonts w:ascii="Times New Roman" w:hAnsi="Times New Roman" w:cs="Times New Roman"/>
                 <w:b w:val="0"/>
-                <w:sz w:val="26"/>
+                <w:sz w:val="28"/>
               </w:rPr>
               <w:t>ملاحظات...............................</w:t>
             </w:r>
@@ -2354,9 +2339,9 @@
             <w:r/>
             <w:r>
               <w:rPr>
-                <w:rFonts w:ascii="Arial" w:hAnsi="Arial" w:cs="Arial"/>
+                <w:rFonts w:ascii="Times New Roman" w:hAnsi="Times New Roman" w:cs="Times New Roman"/>
                 <w:b w:val="0"/>
-                <w:sz w:val="26"/>
+                <w:sz w:val="28"/>
               </w:rPr>
               <w:t>☆ ☆ ☆ ☆ ☆</w:t>
             </w:r>
@@ -2374,9 +2359,9 @@
             <w:r/>
             <w:r>
               <w:rPr>
-                <w:rFonts w:ascii="Arial" w:hAnsi="Arial" w:cs="Arial"/>
+                <w:rFonts w:ascii="Times New Roman" w:hAnsi="Times New Roman" w:cs="Times New Roman"/>
                 <w:b/>
-                <w:sz w:val="26"/>
+                <w:sz w:val="28"/>
               </w:rPr>
               <w:t>مدى تنوع الأنشطة</w:t>
             </w:r>
@@ -2395,9 +2380,9 @@
             <w:r/>
             <w:r>
               <w:rPr>
-                <w:rFonts w:ascii="Arial" w:hAnsi="Arial" w:cs="Arial"/>
+                <w:rFonts w:ascii="Times New Roman" w:hAnsi="Times New Roman" w:cs="Times New Roman"/>
                 <w:b w:val="0"/>
-                <w:sz w:val="26"/>
+                <w:sz w:val="28"/>
               </w:rPr>
               <w:t>ملاحظات...............................</w:t>
             </w:r>
@@ -2414,9 +2399,9 @@
             <w:r/>
             <w:r>
               <w:rPr>
-                <w:rFonts w:ascii="Arial" w:hAnsi="Arial" w:cs="Arial"/>
+                <w:rFonts w:ascii="Times New Roman" w:hAnsi="Times New Roman" w:cs="Times New Roman"/>
                 <w:b w:val="0"/>
-                <w:sz w:val="26"/>
+                <w:sz w:val="28"/>
               </w:rPr>
               <w:t>☆ ☆ ☆ ☆ ☆</w:t>
             </w:r>
@@ -2434,9 +2419,9 @@
             <w:r/>
             <w:r>
               <w:rPr>
-                <w:rFonts w:ascii="Arial" w:hAnsi="Arial" w:cs="Arial"/>
+                <w:rFonts w:ascii="Times New Roman" w:hAnsi="Times New Roman" w:cs="Times New Roman"/>
                 <w:b/>
-                <w:sz w:val="26"/>
+                <w:sz w:val="28"/>
               </w:rPr>
               <w:t>تفاعل المتعلمات</w:t>
             </w:r>
@@ -2455,9 +2440,9 @@
             <w:r/>
             <w:r>
               <w:rPr>
-                <w:rFonts w:ascii="Arial" w:hAnsi="Arial" w:cs="Arial"/>
+                <w:rFonts w:ascii="Times New Roman" w:hAnsi="Times New Roman" w:cs="Times New Roman"/>
                 <w:b w:val="0"/>
-                <w:sz w:val="26"/>
+                <w:sz w:val="28"/>
               </w:rPr>
               <w:t>ملاحظات...............................</w:t>
             </w:r>
@@ -2474,9 +2459,9 @@
             <w:r/>
             <w:r>
               <w:rPr>
-                <w:rFonts w:ascii="Arial" w:hAnsi="Arial" w:cs="Arial"/>
+                <w:rFonts w:ascii="Times New Roman" w:hAnsi="Times New Roman" w:cs="Times New Roman"/>
                 <w:b w:val="0"/>
-                <w:sz w:val="26"/>
+                <w:sz w:val="28"/>
               </w:rPr>
               <w:t>☆ ☆ ☆ ☆ ☆</w:t>
             </w:r>
@@ -2494,9 +2479,9 @@
             <w:r/>
             <w:r>
               <w:rPr>
-                <w:rFonts w:ascii="Arial" w:hAnsi="Arial" w:cs="Arial"/>
+                <w:rFonts w:ascii="Times New Roman" w:hAnsi="Times New Roman" w:cs="Times New Roman"/>
                 <w:b/>
-                <w:sz w:val="26"/>
+                <w:sz w:val="28"/>
               </w:rPr>
               <w:t>تطبيق التقويم</w:t>
             </w:r>

--- a/lesson-plans/1-الترتيب-الإلكتروني-إلكترونات-التكافؤ.docx
+++ b/lesson-plans/1-الترتيب-الإلكتروني-إلكترونات-التكافؤ.docx
@@ -808,6 +808,26 @@
       <w:tr>
         <w:tc>
           <w:tcPr>
+            <w:tcW w:type="dxa" w:w="7370"/>
+            <w:shd w:val="clear" w:color="auto" w:fill="FAE2D5"/>
+          </w:tcPr>
+          <w:p>
+            <w:pPr>
+              <w:bidi/>
+            </w:pPr>
+            <w:r/>
+            <w:r>
+              <w:rPr>
+                <w:rFonts w:ascii="Times New Roman" w:hAnsi="Times New Roman" w:cs="Times New Roman"/>
+                <w:b/>
+                <w:sz w:val="28"/>
+              </w:rPr>
+              <w:t>بعد الانتهاء من الدرس ستكون المتعلمة قادرة على أن:</w:t>
+            </w:r>
+          </w:p>
+        </w:tc>
+        <w:tc>
+          <w:tcPr>
             <w:tcW w:type="dxa" w:w="1984"/>
             <w:shd w:val="clear" w:color="auto" w:fill="FAE2D5"/>
           </w:tcPr>
@@ -826,30 +846,68 @@
             </w:r>
           </w:p>
         </w:tc>
-        <w:tc>
-          <w:tcPr>
-            <w:tcW w:type="dxa" w:w="7370"/>
-            <w:shd w:val="clear" w:color="auto" w:fill="FAE2D5"/>
-          </w:tcPr>
-          <w:p>
-            <w:pPr>
-              <w:bidi/>
-            </w:pPr>
-            <w:r/>
-            <w:r>
-              <w:rPr>
-                <w:rFonts w:ascii="Times New Roman" w:hAnsi="Times New Roman" w:cs="Times New Roman"/>
-                <w:b/>
-                <w:sz w:val="28"/>
-              </w:rPr>
-              <w:t>بعد الانتهاء من الدرس ستكون المتعلمة قادرة على أن:</w:t>
-            </w:r>
-          </w:p>
-        </w:tc>
       </w:tr>
       <w:tr>
         <w:tc>
           <w:tcPr>
+            <w:tcW w:type="dxa" w:w="7370"/>
+          </w:tcPr>
+          <w:p>
+            <w:pPr>
+              <w:bidi/>
+            </w:pPr>
+            <w:r/>
+            <w:r>
+              <w:rPr>
+                <w:rFonts w:ascii="Times New Roman" w:hAnsi="Times New Roman" w:cs="Times New Roman"/>
+                <w:b w:val="0"/>
+                <w:sz w:val="28"/>
+              </w:rPr>
+              <w:t>١. تعرّف مفهوم التكافؤ وإلكترونات التكافؤ تعريفًا علميًا دقيقًا.</w:t>
+            </w:r>
+          </w:p>
+          <w:p>
+            <w:pPr>
+              <w:bidi/>
+            </w:pPr>
+            <w:r>
+              <w:rPr>
+                <w:rFonts w:ascii="Times New Roman" w:hAnsi="Times New Roman" w:cs="Times New Roman"/>
+                <w:b w:val="0"/>
+                <w:sz w:val="28"/>
+              </w:rPr>
+              <w:t>٢. تحدد عدد إلكترونات التكافؤ للذرة من توزيعها الإلكتروني حسب مستويات الطاقة الرئيسية.</w:t>
+            </w:r>
+          </w:p>
+          <w:p>
+            <w:pPr>
+              <w:bidi/>
+            </w:pPr>
+            <w:r>
+              <w:rPr>
+                <w:rFonts w:ascii="Times New Roman" w:hAnsi="Times New Roman" w:cs="Times New Roman"/>
+                <w:b w:val="0"/>
+                <w:sz w:val="28"/>
+              </w:rPr>
+              <w:t>٣. تستنتج عدد إلكترونات التكافؤ لعناصر المجموعات الممثلة من رقم المجموعة.</w:t>
+            </w:r>
+          </w:p>
+          <w:p>
+            <w:pPr>
+              <w:bidi/>
+            </w:pPr>
+            <w:r>
+              <w:rPr>
+                <w:rFonts w:ascii="Times New Roman" w:hAnsi="Times New Roman" w:cs="Times New Roman"/>
+                <w:b w:val="0"/>
+                <w:sz w:val="28"/>
+              </w:rPr>
+              <w:t>٤. تعلل عدم ذكر تكافؤ عناصر المجموعة 14 وعناصر المجموعة 18.</w:t>
+            </w:r>
+          </w:p>
+        </w:tc>
+        <w:tc>
+          <w:tcPr>
             <w:tcW w:type="dxa" w:w="1984"/>
             <w:shd w:val="clear" w:color="auto" w:fill="FAE2D5"/>
           </w:tcPr>
@@ -868,68 +926,42 @@
             </w:r>
           </w:p>
         </w:tc>
-        <w:tc>
-          <w:tcPr>
-            <w:tcW w:type="dxa" w:w="7370"/>
-          </w:tcPr>
-          <w:p>
-            <w:pPr>
-              <w:bidi/>
-            </w:pPr>
-            <w:r/>
-            <w:r>
-              <w:rPr>
-                <w:rFonts w:ascii="Times New Roman" w:hAnsi="Times New Roman" w:cs="Times New Roman"/>
-                <w:b w:val="0"/>
-                <w:sz w:val="28"/>
-              </w:rPr>
-              <w:t>١. تعرّف مفهوم التكافؤ وإلكترونات التكافؤ تعريفًا علميًا دقيقًا.</w:t>
-            </w:r>
-          </w:p>
-          <w:p>
-            <w:pPr>
-              <w:bidi/>
-            </w:pPr>
-            <w:r>
-              <w:rPr>
-                <w:rFonts w:ascii="Times New Roman" w:hAnsi="Times New Roman" w:cs="Times New Roman"/>
-                <w:b w:val="0"/>
-                <w:sz w:val="28"/>
-              </w:rPr>
-              <w:t>٢. تحدد عدد إلكترونات التكافؤ للذرة من توزيعها الإلكتروني حسب مستويات الطاقة الرئيسية.</w:t>
-            </w:r>
-          </w:p>
-          <w:p>
-            <w:pPr>
-              <w:bidi/>
-            </w:pPr>
-            <w:r>
-              <w:rPr>
-                <w:rFonts w:ascii="Times New Roman" w:hAnsi="Times New Roman" w:cs="Times New Roman"/>
-                <w:b w:val="0"/>
-                <w:sz w:val="28"/>
-              </w:rPr>
-              <w:t>٣. تستنتج عدد إلكترونات التكافؤ لعناصر المجموعات الممثلة من رقم المجموعة.</w:t>
-            </w:r>
-          </w:p>
-          <w:p>
-            <w:pPr>
-              <w:bidi/>
-            </w:pPr>
-            <w:r>
-              <w:rPr>
-                <w:rFonts w:ascii="Times New Roman" w:hAnsi="Times New Roman" w:cs="Times New Roman"/>
-                <w:b w:val="0"/>
-                <w:sz w:val="28"/>
-              </w:rPr>
-              <w:t>٤. تعلل عدم ذكر تكافؤ عناصر المجموعة 14 وعناصر المجموعة 18.</w:t>
-            </w:r>
-          </w:p>
-        </w:tc>
       </w:tr>
       <w:tr>
         <w:tc>
           <w:tcPr>
+            <w:tcW w:type="dxa" w:w="7370"/>
+          </w:tcPr>
+          <w:p>
+            <w:pPr>
+              <w:bidi/>
+            </w:pPr>
+            <w:r/>
+            <w:r>
+              <w:rPr>
+                <w:rFonts w:ascii="Times New Roman" w:hAnsi="Times New Roman" w:cs="Times New Roman"/>
+                <w:b w:val="0"/>
+                <w:sz w:val="28"/>
+              </w:rPr>
+              <w:t>١. تحدد إلكترونات التكافؤ والتكافؤ لعناصر الدورة الثانية (Li – F) من توزيعها الإلكتروني.</w:t>
+            </w:r>
+          </w:p>
+          <w:p>
+            <w:pPr>
+              <w:bidi/>
+            </w:pPr>
+            <w:r>
+              <w:rPr>
+                <w:rFonts w:ascii="Times New Roman" w:hAnsi="Times New Roman" w:cs="Times New Roman"/>
+                <w:b w:val="0"/>
+                <w:sz w:val="28"/>
+              </w:rPr>
+              <w:t>٢. تفرّق بين إلكترونات التكافؤ والتكافؤ في الجدول المعطى.</w:t>
+            </w:r>
+          </w:p>
+        </w:tc>
+        <w:tc>
+          <w:tcPr>
             <w:tcW w:type="dxa" w:w="1984"/>
             <w:shd w:val="clear" w:color="auto" w:fill="FAE2D5"/>
           </w:tcPr>
@@ -948,42 +980,55 @@
             </w:r>
           </w:p>
         </w:tc>
-        <w:tc>
-          <w:tcPr>
-            <w:tcW w:type="dxa" w:w="7370"/>
-          </w:tcPr>
-          <w:p>
-            <w:pPr>
-              <w:bidi/>
-            </w:pPr>
-            <w:r/>
-            <w:r>
-              <w:rPr>
-                <w:rFonts w:ascii="Times New Roman" w:hAnsi="Times New Roman" w:cs="Times New Roman"/>
-                <w:b w:val="0"/>
-                <w:sz w:val="28"/>
-              </w:rPr>
-              <w:t>١. تحدد إلكترونات التكافؤ والتكافؤ لعناصر الدورة الثانية (Li – F) من توزيعها الإلكتروني.</w:t>
-            </w:r>
-          </w:p>
-          <w:p>
-            <w:pPr>
-              <w:bidi/>
-            </w:pPr>
-            <w:r>
-              <w:rPr>
-                <w:rFonts w:ascii="Times New Roman" w:hAnsi="Times New Roman" w:cs="Times New Roman"/>
-                <w:b w:val="0"/>
-                <w:sz w:val="28"/>
-              </w:rPr>
-              <w:t>٢. تفرّق بين إلكترونات التكافؤ والتكافؤ في الجدول المعطى.</w:t>
-            </w:r>
-          </w:p>
-        </w:tc>
       </w:tr>
       <w:tr>
         <w:tc>
           <w:tcPr>
+            <w:tcW w:type="dxa" w:w="7370"/>
+          </w:tcPr>
+          <w:p>
+            <w:pPr>
+              <w:bidi/>
+            </w:pPr>
+            <w:r/>
+            <w:r>
+              <w:rPr>
+                <w:rFonts w:ascii="Times New Roman" w:hAnsi="Times New Roman" w:cs="Times New Roman"/>
+                <w:b w:val="0"/>
+                <w:sz w:val="28"/>
+              </w:rPr>
+              <w:t>١. تقدّر دقة التنظيم العلمي لعناصر الجدول الدوري.</w:t>
+            </w:r>
+          </w:p>
+          <w:p>
+            <w:pPr>
+              <w:bidi/>
+            </w:pPr>
+            <w:r>
+              <w:rPr>
+                <w:rFonts w:ascii="Times New Roman" w:hAnsi="Times New Roman" w:cs="Times New Roman"/>
+                <w:b w:val="0"/>
+                <w:sz w:val="28"/>
+              </w:rPr>
+              <w:t>٢. تشارك زميلاتها الأنشطة بروح الفريق والتعاون.</w:t>
+            </w:r>
+          </w:p>
+          <w:p>
+            <w:pPr>
+              <w:bidi/>
+            </w:pPr>
+            <w:r>
+              <w:rPr>
+                <w:rFonts w:ascii="Times New Roman" w:hAnsi="Times New Roman" w:cs="Times New Roman"/>
+                <w:b w:val="0"/>
+                <w:sz w:val="28"/>
+              </w:rPr>
+              <w:t>٣. تقدّر جهود العلماء في تطوير مفهوم التكافؤ.</w:t>
+            </w:r>
+          </w:p>
+        </w:tc>
+        <w:tc>
+          <w:tcPr>
             <w:tcW w:type="dxa" w:w="1984"/>
             <w:shd w:val="clear" w:color="auto" w:fill="FAE2D5"/>
           </w:tcPr>
@@ -999,51 +1044,6 @@
                 <w:sz w:val="28"/>
               </w:rPr>
               <w:t>الأهداف الوجدانية:</w:t>
-            </w:r>
-          </w:p>
-        </w:tc>
-        <w:tc>
-          <w:tcPr>
-            <w:tcW w:type="dxa" w:w="7370"/>
-          </w:tcPr>
-          <w:p>
-            <w:pPr>
-              <w:bidi/>
-            </w:pPr>
-            <w:r/>
-            <w:r>
-              <w:rPr>
-                <w:rFonts w:ascii="Times New Roman" w:hAnsi="Times New Roman" w:cs="Times New Roman"/>
-                <w:b w:val="0"/>
-                <w:sz w:val="28"/>
-              </w:rPr>
-              <w:t>١. تقدّر دقة التنظيم العلمي لعناصر الجدول الدوري.</w:t>
-            </w:r>
-          </w:p>
-          <w:p>
-            <w:pPr>
-              <w:bidi/>
-            </w:pPr>
-            <w:r>
-              <w:rPr>
-                <w:rFonts w:ascii="Times New Roman" w:hAnsi="Times New Roman" w:cs="Times New Roman"/>
-                <w:b w:val="0"/>
-                <w:sz w:val="28"/>
-              </w:rPr>
-              <w:t>٢. تشارك زميلاتها الأنشطة بروح الفريق والتعاون.</w:t>
-            </w:r>
-          </w:p>
-          <w:p>
-            <w:pPr>
-              <w:bidi/>
-            </w:pPr>
-            <w:r>
-              <w:rPr>
-                <w:rFonts w:ascii="Times New Roman" w:hAnsi="Times New Roman" w:cs="Times New Roman"/>
-                <w:b w:val="0"/>
-                <w:sz w:val="28"/>
-              </w:rPr>
-              <w:t>٣. تقدّر جهود العلماء في تطوير مفهوم التكافؤ.</w:t>
             </w:r>
           </w:p>
         </w:tc>

--- a/lesson-plans/1-الترتيب-الإلكتروني-إلكترونات-التكافؤ.docx
+++ b/lesson-plans/1-الترتيب-الإلكتروني-إلكترونات-التكافؤ.docx
@@ -956,7 +956,7 @@
                 <w:b w:val="0"/>
                 <w:sz w:val="28"/>
               </w:rPr>
-              <w:t>٢. تفرّق بين إلكترونات التكافؤ والتكافؤ في الجدول المعطى.</w:t>
+              <w:t>٢. تمثل إلكترونات التكافؤ فقط بالترتيب النقطي لعناصر الدورة الثالثة (P، Si، S) باستخدام ورقة النشاط.</w:t>
             </w:r>
           </w:p>
         </w:tc>
@@ -1010,7 +1010,7 @@
                 <w:b w:val="0"/>
                 <w:sz w:val="28"/>
               </w:rPr>
-              <w:t>٢. تشارك زميلاتها الأنشطة بروح الفريق والتعاون.</w:t>
+              <w:t>٢. تشارك زميلاتها في النشاط اليدوي والمناقشة بروح الفريق.</w:t>
             </w:r>
           </w:p>
           <w:p>
@@ -1023,7 +1023,7 @@
                 <w:b w:val="0"/>
                 <w:sz w:val="28"/>
               </w:rPr>
-              <w:t>٣. تقدّر جهود العلماء في تطوير مفهوم التكافؤ.</w:t>
+              <w:t>٣. تقدّر جهود العالم جلبرت لويس في تطوير مفهوم التكافؤ.</w:t>
             </w:r>
           </w:p>
         </w:tc>
@@ -1081,7 +1081,7 @@
                 <w:b w:val="0"/>
                 <w:sz w:val="28"/>
               </w:rPr>
-              <w:t>الكتاب المدرسي – البطاقات التشجيعية – الشاشة الذكية – الجدول الدوري – أوراق النشاط A4 (عُشّ الإلكترونات) + ملصقات دائرية + الكتاب الحي (index.html)</w:t>
+              <w:t>الكتاب المدرسي – البطاقات التشجيعية – الشاشة الذكية – الجدول الدوري – الكتاب الحي ثلاثي الأبعاد (index.html) + فيديو قصير عن إلكترونات التكافؤ + أوراق نشاط الفصفصة (A4) + ملصقات دائرية وورق لاصق (ستيكي نوت)</w:t>
             </w:r>
           </w:p>
         </w:tc>
@@ -1219,7 +1219,7 @@
                 <w:b/>
                 <w:sz w:val="28"/>
               </w:rPr>
-              <w:t>مرايا الجدول الدوري: ماذا تخبّئ النقاط؟</w:t>
+              <w:t>نقرة تكشف السر</w:t>
             </w:r>
           </w:p>
         </w:tc>
@@ -1261,7 +1261,7 @@
                 <w:b w:val="0"/>
                 <w:sz w:val="28"/>
               </w:rPr>
-              <w:t>استراتيجية: (العدسة السحرية والتساؤل)</w:t>
+              <w:t>استراتيجية: (الاستكشاف الموجّه)</w:t>
             </w:r>
           </w:p>
           <w:p>
@@ -1274,7 +1274,7 @@
                 <w:b w:val="0"/>
                 <w:sz w:val="28"/>
               </w:rPr>
-              <w:t>الأداة: الصورة الافتتاحية للدرس (الجدول الدوري وعليه النقاط)</w:t>
+              <w:t>الأداة: الكتاب الحي ثلاثي الأبعاد – صفحة «استكشف الجدول الدوري»</w:t>
             </w:r>
           </w:p>
           <w:p>
@@ -1309,7 +1309,7 @@
                 <w:b w:val="0"/>
                 <w:sz w:val="28"/>
               </w:rPr>
-              <w:t>أعرض الصورة الافتتاحية، وأطرح: ماذا تمثل هذه النقاط؟ وكيف نستطيع استنتاجها؟ ومن العالم الذي ابتكر هذه الطريقة؟ وما أهمية ذلك في دراستنا للروابط الكيميائية؟</w:t>
+              <w:t>يطلب المعلم من الطالبات استكشاف العناصر في الجدول الدوري عن طريق النقر عليها داخل الكتاب الحي ثلاثي الأبعاد، ثم ملاحظة ما يظهر لكل عنصر من نقاط حول رمز الذرة.</w:t>
             </w:r>
           </w:p>
           <w:p>
@@ -1322,7 +1322,7 @@
                 <w:b w:val="0"/>
                 <w:sz w:val="28"/>
               </w:rPr>
-              <w:t>أستمع إلى إجابات الطالبات دون تصحيح مباشر، ثم أوضح أن هذه النقاط تمثل إلكترونات التكافؤ، وأن العالم جلبرت لويس هو من ابتكر هذا التمثيل.</w:t>
+              <w:t>يطرح المعلم السؤال: تأملوا هذه النقاط حول العناصر، ماذا تمثل هذه النقاط؟ وكيف نستطيع استنتاجها؟ ويستمع إلى إجابات الطالبات دون تصحيح مباشر، ثم يوضح أن هذه النقاط تمثل إلكترونات التكافؤ.</w:t>
             </w:r>
           </w:p>
         </w:tc>
@@ -1399,7 +1399,7 @@
                 <w:b/>
                 <w:sz w:val="28"/>
               </w:rPr>
-              <w:t>عُشّ الإلكترونات: كم إلكترونًا في الحلقة الأخيرة؟</w:t>
+              <w:t>بنّاؤو الاستقرار</w:t>
             </w:r>
           </w:p>
         </w:tc>
@@ -1441,7 +1441,7 @@
                 <w:b w:val="0"/>
                 <w:sz w:val="28"/>
               </w:rPr>
-              <w:t>استراتيجية: (التعلم باللعب والاستقصاء)</w:t>
+              <w:t>استراتيجية: (المقارنة والاستنتاج)</w:t>
             </w:r>
           </w:p>
           <w:p>
@@ -1454,7 +1454,7 @@
                 <w:b w:val="0"/>
                 <w:sz w:val="28"/>
               </w:rPr>
-              <w:t>الأداة: ورقة النشاط A4 (PDF) + ملصقات دائرية</w:t>
+              <w:t>الأداة: الكتاب الحي ثلاثي الأبعاد – صفحة «الاستقرار يبدأ من المستوى الخارجي»، وصورتا البنائين (الكتاب المدرسي صفحة 105)</w:t>
             </w:r>
           </w:p>
           <w:p>
@@ -1467,7 +1467,7 @@
                 <w:b w:val="0"/>
                 <w:sz w:val="28"/>
               </w:rPr>
-              <w:t>يحقق الهدف المعرفي 1، 2 والهدف المهاري 1          الزمن: 5 د</w:t>
+              <w:t>يحقق الهدف المعرفي 1، 4          الزمن: 10 د</w:t>
             </w:r>
           </w:p>
         </w:tc>
@@ -1489,7 +1489,7 @@
                 <w:b w:val="0"/>
                 <w:sz w:val="28"/>
               </w:rPr>
-              <w:t>أوزّع ورقة النشاط على كل مجموعة. تقرأ كل طالبة الخطوات بنفسها: 1) ابحثي عن العنصر في الجدول، 2) الصقي عدد الملصقات يساوي عدد إلكترونات الحلقة الخارجية (مستوى التكافؤ)، 3) اكتبي عدد الإلكترونات والتكافؤ في الجدول.</w:t>
+              <w:t>يعرض المعلم صورتي بنائين، أحدهما مكتمل والآخر غير مكتمل، ثم يطرح السؤال: أي البنائين يبدو أكثر استقرارًا؟ وماذا يحتاج المبنى غير المكتمل ليصبح مستقرًا؟ وتستكشف الطالبات الفرق بين البنائين من خلال صفحة الكتاب الحي.</w:t>
             </w:r>
           </w:p>
           <w:p>
@@ -1502,7 +1502,7 @@
                 <w:b w:val="0"/>
                 <w:sz w:val="28"/>
               </w:rPr>
-              <w:t>أتجوّل بين المجموعات وأسأل: لماذا وضعتِ هذا العدد من الملصقات؟ وماذا تلاحظين على العناصر في المجموعة نفسها؟</w:t>
+              <w:t>الربط العلمي: يوضح المعلم للطالبات أن الذرات، مثل الأبنية، تميل للاستقرار، وأن ذرات المجموعة 18 (الغازات النبيلة) تتمتع بترتيب إلكتروني يجعلها مستقرة جدًا. ثم تحدد الطالبات ما ينقص الذرة غير المستقرة (الإلكترونات في مستوى التكافؤ)، وتربطه بالترتيب الإلكتروني: ما الذي يجعل العنصر مستقرًا؟ وما الذي يجعله غير مستقر؟</w:t>
             </w:r>
           </w:p>
         </w:tc>
@@ -1541,7 +1541,7 @@
                 <w:b/>
                 <w:sz w:val="28"/>
               </w:rPr>
-              <w:t>الكتاب الحي: صيّادة المستوى الأخير</w:t>
+              <w:t>من الشاشة إلى الورقة</w:t>
             </w:r>
           </w:p>
         </w:tc>
@@ -1583,7 +1583,7 @@
                 <w:b w:val="0"/>
                 <w:sz w:val="28"/>
               </w:rPr>
-              <w:t>استراتيجية: (التعلم الذاتي الرقمي والاستقصاء)</w:t>
+              <w:t>استراتيجية: (التعلم بالفيديو والتمثيل اليدوي)</w:t>
             </w:r>
           </w:p>
           <w:p>
@@ -1596,7 +1596,7 @@
                 <w:b w:val="0"/>
                 <w:sz w:val="28"/>
               </w:rPr>
-              <w:t>الأداة: الكتاب الحي (index.html) – صفحات: الاستقرار يبدأ من المستوى الخارجي، ما الذي يحدد سلوك الذرة؟، التكافؤ حسب المجموعة، أكمل الجدول</w:t>
+              <w:t>الأداة: فيديو قصير عن إلكترونات التكافؤ (يختاره المعلم)، أوراق نشاط الفصفصة (A4)، ملصقات دائرية وورق لاصق</w:t>
             </w:r>
           </w:p>
           <w:p>
@@ -1609,7 +1609,7 @@
                 <w:b w:val="0"/>
                 <w:sz w:val="28"/>
               </w:rPr>
-              <w:t>يحقق الهدف المعرفي 1، 2          الزمن: 5 د</w:t>
+              <w:t>يحقق الهدف المهاري 1 والهدف الوجداني 2          الزمن: 10 د</w:t>
             </w:r>
           </w:p>
         </w:tc>
@@ -1631,7 +1631,7 @@
                 <w:b w:val="0"/>
                 <w:sz w:val="28"/>
               </w:rPr>
-              <w:t>تفتح كل طالبة الكتاب الحي على جهازها، وتجيب عن الأسئلة التفاعلية في الصفحات المحددة، وتتابع التغذية الراجعة الفورية.</w:t>
+              <w:t>(3 دقائق) يعرض المعلم مقطع الفيديو، ويوجّه الطالبات لاستخلاص المعرفة: ما إلكترونات التكافؤ؟ وأين توجد في الذرة؟ وكيف نحدد عددها؟</w:t>
             </w:r>
           </w:p>
           <w:p>
@@ -1644,7 +1644,7 @@
                 <w:b w:val="0"/>
                 <w:sz w:val="28"/>
               </w:rPr>
-              <w:t>أوجّه الطالبات إلى تدوين العنصر الذي أخطأن فيه وسببه، ثم أناقش الأخطاء الشائعة على الشاشة الذكية.</w:t>
+              <w:t>(7 دقائق) يعطي المعلم كل مجموعة ورقة نشاط الفصفصة، ويحدد لها ثلاثة عناصر: الفسفور (P)، والسيليكون (Si)، والكبريت (S). تمثل المجموعة إلكترونات التكافؤ فقط لكل عنصر بالملصقات الدائرية، ثم ترسم الترتيب الإلكتروني النقطي وتكتب عددها.</w:t>
             </w:r>
           </w:p>
         </w:tc>
@@ -1683,7 +1683,7 @@
                 <w:b/>
                 <w:sz w:val="28"/>
               </w:rPr>
-              <w:t>مستشارات الجدول: من يحدد عدد الإلكترونات؟</w:t>
+              <w:t>مهندسات الجدول الصغيرة</w:t>
             </w:r>
           </w:p>
         </w:tc>
@@ -1725,7 +1725,7 @@
                 <w:b w:val="0"/>
                 <w:sz w:val="28"/>
               </w:rPr>
-              <w:t>استراتيجية: (تحليل البيانات، التعلم التعاوني)</w:t>
+              <w:t>استراتيجية: (فكّر - زاوِج - شارِك)</w:t>
             </w:r>
           </w:p>
           <w:p>
@@ -1738,7 +1738,7 @@
                 <w:b w:val="0"/>
                 <w:sz w:val="28"/>
               </w:rPr>
-              <w:t>الأداة: الكتاب المدرسي – تمرين (1) صفحة 107</w:t>
+              <w:t>الأداة: الكتاب الحي ثلاثي الأبعاد – صفحة «أكمل الجدول»، وتمرين (1) صفحة 107 من الكتاب المدرسي</w:t>
             </w:r>
           </w:p>
           <w:p>
@@ -1773,7 +1773,7 @@
                 <w:b w:val="0"/>
                 <w:sz w:val="28"/>
               </w:rPr>
-              <w:t>أطلب من المجموعات حل تمرين (1) صفحة 107 للعناصر Li، Be، B، N، O، F، بكتابة التوزيع الإلكتروني حسب مستويات الطاقة الرئيسية، ثم تحديد إلكترونات التكافؤ، ثم التكافؤ.</w:t>
+              <w:t>يطلب المعلم من كل طالبة حل تمرين (1) صفحة 107 بشكل فردي عن طريق الكتاب الحي، فتكتب التوزيع الإلكتروني وإلكترونات التكافؤ والتكافؤ لعناصر Li وBe وB وN وO وF.</w:t>
             </w:r>
           </w:p>
           <w:p>
@@ -1786,175 +1786,7 @@
                 <w:b w:val="0"/>
                 <w:sz w:val="28"/>
               </w:rPr>
-              <w:t>أوجّه الطالبات لملاحظة أن التكافؤ يساوي إلكترونات التكافؤ عندما تكون أقل من أو تساوي 4، ويساوي 8 − إلكترونات التكافؤ عندما تكون أكبر من 4 (N: 5 ← 3، O: 6 ← 2، F: 7 ← 1).</w:t>
-            </w:r>
-          </w:p>
-          <w:p>
-            <w:pPr>
-              <w:bidi/>
-            </w:pPr>
-            <w:r>
-              <w:rPr>
-                <w:rFonts w:ascii="Times New Roman" w:hAnsi="Times New Roman" w:cs="Times New Roman"/>
-                <w:b w:val="0"/>
-                <w:sz w:val="28"/>
-              </w:rPr>
-              <w:t>أطرح: ما العلاقة بين رقم المجموعة وعدد إلكترونات التكافؤ؟ وأكتب الإجابة الصحيحة بعد مناقشة الحلول.</w:t>
-            </w:r>
-          </w:p>
-        </w:tc>
-      </w:tr>
-    </w:tbl>
-    <w:p>
-      <w:pPr>
-        <w:bidi/>
-      </w:pPr>
-    </w:p>
-    <w:tbl>
-      <w:tblPr>
-        <w:tblStyle w:val="TableGrid"/>
-        <w:tblW w:type="auto" w:w="0"/>
-        <w:tblLayout w:type="fixed"/>
-        <w:tblLook w:firstColumn="1" w:firstRow="1" w:lastColumn="0" w:lastRow="0" w:noHBand="0" w:noVBand="1" w:val="04A0"/>
-      </w:tblPr>
-      <w:tblGrid>
-        <w:gridCol w:w="4513"/>
-        <w:gridCol w:w="4513"/>
-      </w:tblGrid>
-      <w:tr>
-        <w:tc>
-          <w:tcPr>
-            <w:tcW w:type="dxa" w:w="7087"/>
-            <w:shd w:val="clear" w:color="auto" w:fill="FAE2D5"/>
-          </w:tcPr>
-          <w:p>
-            <w:pPr>
-              <w:bidi/>
-            </w:pPr>
-            <w:r/>
-            <w:r>
-              <w:rPr>
-                <w:rFonts w:ascii="Times New Roman" w:hAnsi="Times New Roman" w:cs="Times New Roman"/>
-                <w:b/>
-                <w:sz w:val="28"/>
-              </w:rPr>
-              <w:t>محكمة المجموعتين 14 و18</w:t>
-            </w:r>
-          </w:p>
-        </w:tc>
-        <w:tc>
-          <w:tcPr>
-            <w:tcW w:type="dxa" w:w="2268"/>
-            <w:shd w:val="clear" w:color="auto" w:fill="FAE2D5"/>
-          </w:tcPr>
-          <w:p>
-            <w:pPr>
-              <w:bidi/>
-            </w:pPr>
-            <w:r/>
-            <w:r>
-              <w:rPr>
-                <w:rFonts w:ascii="Times New Roman" w:hAnsi="Times New Roman" w:cs="Times New Roman"/>
-                <w:b/>
-                <w:sz w:val="28"/>
-              </w:rPr>
-              <w:t>النشاط رقم 5</w:t>
-            </w:r>
-          </w:p>
-        </w:tc>
-      </w:tr>
-      <w:tr>
-        <w:tc>
-          <w:tcPr>
-            <w:tcW w:type="dxa" w:w="9355"/>
-            <w:gridSpan w:val="2"/>
-          </w:tcPr>
-          <w:p>
-            <w:pPr>
-              <w:bidi/>
-            </w:pPr>
-            <w:r/>
-            <w:r>
-              <w:rPr>
-                <w:rFonts w:ascii="Times New Roman" w:hAnsi="Times New Roman" w:cs="Times New Roman"/>
-                <w:b w:val="0"/>
-                <w:sz w:val="28"/>
-              </w:rPr>
-              <w:t>استراتيجية: (لعب الأدوار، السبب والنتيجة)</w:t>
-            </w:r>
-          </w:p>
-          <w:p>
-            <w:pPr>
-              <w:bidi/>
-            </w:pPr>
-            <w:r>
-              <w:rPr>
-                <w:rFonts w:ascii="Times New Roman" w:hAnsi="Times New Roman" w:cs="Times New Roman"/>
-                <w:b w:val="0"/>
-                <w:sz w:val="28"/>
-              </w:rPr>
-              <w:t>الأداة: نماذج الذرات المحسوسة والكتاب المدرسي صفحة 107</w:t>
-            </w:r>
-          </w:p>
-          <w:p>
-            <w:pPr>
-              <w:bidi/>
-            </w:pPr>
-            <w:r>
-              <w:rPr>
-                <w:rFonts w:ascii="Times New Roman" w:hAnsi="Times New Roman" w:cs="Times New Roman"/>
-                <w:b w:val="0"/>
-                <w:sz w:val="28"/>
-              </w:rPr>
-              <w:t>يحقق الهدف المعرفي 3، 4 والهدف الوجداني 1          الزمن: 10 د</w:t>
-            </w:r>
-          </w:p>
-        </w:tc>
-      </w:tr>
-      <w:tr>
-        <w:tc>
-          <w:tcPr>
-            <w:tcW w:type="dxa" w:w="9355"/>
-            <w:gridSpan w:val="2"/>
-          </w:tcPr>
-          <w:p>
-            <w:pPr>
-              <w:bidi/>
-            </w:pPr>
-            <w:r/>
-            <w:r>
-              <w:rPr>
-                <w:rFonts w:ascii="Times New Roman" w:hAnsi="Times New Roman" w:cs="Times New Roman"/>
-                <w:b w:val="0"/>
-                <w:sz w:val="28"/>
-              </w:rPr>
-              <w:t>أقسّم المجموعة إلى فريق «الدفاع» وفريق «الادعاء»: يدافع الأول عن ثبات التكافؤ لعناصر المجموعة 14، ويرى الثاني أنها متغيرة. ثم تقدم الطالبات الأدلة من التوزيع الإلكتروني.</w:t>
-            </w:r>
-          </w:p>
-          <w:p>
-            <w:pPr>
-              <w:bidi/>
-            </w:pPr>
-            <w:r>
-              <w:rPr>
-                <w:rFonts w:ascii="Times New Roman" w:hAnsi="Times New Roman" w:cs="Times New Roman"/>
-                <w:b w:val="0"/>
-                <w:sz w:val="28"/>
-              </w:rPr>
-              <w:t>أوضح أن عناصر المجموعة 14 لا يُذكر لها تكافؤ ثابت لأنها متغيرة، وأن عناصر المجموعة 18 لا يُذكر لها تكافؤ لأن مستواها الخارجي ممتلئ ومستقر فلا تميل إلى فقد أو اكتساب أو مشاركة الإلكترونات.</w:t>
-            </w:r>
-          </w:p>
-          <w:p>
-            <w:pPr>
-              <w:bidi/>
-            </w:pPr>
-            <w:r>
-              <w:rPr>
-                <w:rFonts w:ascii="Times New Roman" w:hAnsi="Times New Roman" w:cs="Times New Roman"/>
-                <w:b w:val="0"/>
-                <w:sz w:val="28"/>
-              </w:rPr>
-              <w:t>أنهي النشاط بسؤال الحكم: لماذا تصبح إلكترونات التكافؤ أهم من التكافؤ في الحكم على تفاعل ذرة ما؟</w:t>
+              <w:t>ثم يوجّه المعلم الطالبات للعمل مزدوجًا، فتتبادل كل طالبة إجاباتها مع زميلتها وتناقش الفروق بينهما، ثم تُصحح الإجابات مع المعلم على الشاشة الذكية، مع التأكيد أن التكافؤ يساوي 8 − إلكترونات التكافؤ عندما تكون أكبر من 4.</w:t>
             </w:r>
           </w:p>
         </w:tc>
@@ -2030,7 +1862,7 @@
                 <w:b/>
                 <w:sz w:val="28"/>
               </w:rPr>
-              <w:t>التقويم الصفي: تحديد إلكترونات التكافؤ والتكافؤ</w:t>
+              <w:t xml:space="preserve">التقويم الصفي: </w:t>
             </w:r>
           </w:p>
         </w:tc>
@@ -2051,7 +1883,7 @@
                 <w:b w:val="0"/>
                 <w:sz w:val="28"/>
               </w:rPr>
-              <w:t>أطلب من كل مجموعة تحديد إلكترونات التكافؤ والتكافؤ للعنصرين Cl (2,8,7) وMg (2,8,2)، وتعليل ثبات تكافؤ عناصر المجموعة 14.</w:t>
+              <w:t>الزمن: 5 د</w:t>
             </w:r>
           </w:p>
           <w:p>
@@ -2064,7 +1896,7 @@
                 <w:b w:val="0"/>
                 <w:sz w:val="28"/>
               </w:rPr>
-              <w:t>ثم تحل الطالبات بصورة فردية السؤال الأول صفحة 111 من كتاب الطالب.</w:t>
+              <w:t>تذكرة خروج: باستخدام الورقة اللاصقة (الستيكي نوت) مثّلي الترتيب الإلكتروني النقطي لعنصر النيون (Ne).</w:t>
             </w:r>
           </w:p>
           <w:p>
@@ -2077,20 +1909,7 @@
                 <w:b w:val="0"/>
                 <w:sz w:val="28"/>
               </w:rPr>
-              <w:t>الزمن: 5 د</w:t>
-            </w:r>
-          </w:p>
-          <w:p>
-            <w:pPr>
-              <w:bidi/>
-            </w:pPr>
-            <w:r>
-              <w:rPr>
-                <w:rFonts w:ascii="Times New Roman" w:hAnsi="Times New Roman" w:cs="Times New Roman"/>
-                <w:b w:val="0"/>
-                <w:sz w:val="28"/>
-              </w:rPr>
-              <w:t>تذكرة خروج: ما الفرق بين إلكترونات التكافؤ والتكافؤ لعنصر النيتروجين؟ (5 إلكترونات تكافؤ، وتكافؤه 3)</w:t>
+              <w:t>عدد إلكترونات التكافؤ لغاز النيون: ...........</w:t>
             </w:r>
           </w:p>
         </w:tc>
@@ -2127,7 +1946,7 @@
                 <w:b w:val="0"/>
                 <w:sz w:val="28"/>
               </w:rPr>
-              <w:t>التقويم اللاصفي: حل السؤال الثاني صفحة 111 (اختيار الإجابة الصحيحة) ومراجعة الإجابات في الحصة القادمة.</w:t>
+              <w:t>التقويم اللاصفي: حل السؤال الثاني صفحة 111 (اختيار الإجابة الصحيحة) ومراجعة الإجابات.</w:t>
             </w:r>
           </w:p>
         </w:tc>

--- a/lesson-plans/1-الترتيب-الإلكتروني-إلكترونات-التكافؤ.docx
+++ b/lesson-plans/1-الترتيب-الإلكتروني-إلكترونات-التكافؤ.docx
@@ -1081,7 +1081,7 @@
                 <w:b w:val="0"/>
                 <w:sz w:val="28"/>
               </w:rPr>
-              <w:t>الكتاب المدرسي – البطاقات التشجيعية – الشاشة الذكية – الجدول الدوري – الكتاب الحي ثلاثي الأبعاد (index.html) + فيديو قصير عن إلكترونات التكافؤ + أوراق نشاط الفصفصة (A4) + ملصقات دائرية وورق لاصق (ستيكي نوت)</w:t>
+              <w:t>الكتاب المدرسي – البطاقات التشجيعية – الشاشة الذكية – الجدول الدوري – الكتاب الحي ثلاثي الأبعاد (index.html) + مقطع مرئي عن إلكترونات التكافؤ + أوراق نشاط الفصفصة (A4) + ملصقات دائرية وورق لاصق (ستيكي نوت)</w:t>
             </w:r>
           </w:p>
         </w:tc>
@@ -1596,7 +1596,7 @@
                 <w:b w:val="0"/>
                 <w:sz w:val="28"/>
               </w:rPr>
-              <w:t>الأداة: فيديو قصير عن إلكترونات التكافؤ (يختاره المعلم)، أوراق نشاط الفصفصة (A4)، ملصقات دائرية وورق لاصق</w:t>
+              <w:t>الأداة: أعرض مقطعًا مرئيًا عن إلكترونات التكافؤ، أوراق نشاط الفصفصة (A4)، ملصقات دائرية وورق لاصق</w:t>
             </w:r>
           </w:p>
           <w:p>
@@ -1631,7 +1631,7 @@
                 <w:b w:val="0"/>
                 <w:sz w:val="28"/>
               </w:rPr>
-              <w:t>(3 دقائق) يعرض المعلم مقطع الفيديو، ويوجّه الطالبات لاستخلاص المعرفة: ما إلكترونات التكافؤ؟ وأين توجد في الذرة؟ وكيف نحدد عددها؟</w:t>
+              <w:t>(3 دقائق) يعرض المعلم المقطع المرئي، ويوجّه الطالبات لاستخلاص المعرفة: ما إلكترونات التكافؤ؟ وأين توجد في الذرة؟ وكيف نحدد عددها؟</w:t>
             </w:r>
           </w:p>
           <w:p>

--- a/lesson-plans/1-الترتيب-الإلكتروني-إلكترونات-التكافؤ.docx
+++ b/lesson-plans/1-الترتيب-الإلكتروني-إلكترونات-التكافؤ.docx
@@ -1274,20 +1274,52 @@
                 <w:b w:val="0"/>
                 <w:sz w:val="28"/>
               </w:rPr>
-              <w:t>الأداة: الكتاب الحي ثلاثي الأبعاد – صفحة «استكشف الجدول الدوري»</w:t>
-            </w:r>
-          </w:p>
-          <w:p>
-            <w:pPr>
-              <w:bidi/>
-            </w:pPr>
-            <w:r>
-              <w:rPr>
-                <w:rFonts w:ascii="Times New Roman" w:hAnsi="Times New Roman" w:cs="Times New Roman"/>
-                <w:b w:val="0"/>
-                <w:sz w:val="28"/>
-              </w:rPr>
-              <w:t>يحقق الهدف المعرفي 1          الزمن: 5 د</w:t>
+              <w:t xml:space="preserve">يحقق الهدف المعرفي 1          5د   </w:t>
+            </w:r>
+            <w:r>
+              <w:rPr>
+                <w:rFonts w:asciiTheme="majorBidi" w:hAnsiTheme="majorBidi" w:cstheme="majorBidi"/>
+                <w:noProof/>
+                <w:color w:val="000000" w:themeColor="text1"/>
+                <w:sz w:val="28"/>
+                <w:szCs w:val="28"/>
+                <w:lang w:val="en-GB"/>
+              </w:rPr>
+              <w:drawing>
+                <wp:inline distT="0" distB="0" distL="0" distR="0" wp14:anchorId="5E5A22F3" wp14:editId="42FBB173">
+                  <wp:extent cx="281940" cy="402771"/>
+                  <wp:effectExtent l="38100" t="38100" r="41910" b="35560"/>
+                  <wp:docPr id="650313935" name="Picture 1"/>
+                  <wp:cNvGraphicFramePr>
+                    <a:graphicFrameLocks xmlns:a="http://schemas.openxmlformats.org/drawingml/2006/main" noChangeAspect="1"/>
+                  </wp:cNvGraphicFramePr>
+                  <a:graphic xmlns:a="http://schemas.openxmlformats.org/drawingml/2006/main">
+                    <a:graphicData uri="http://schemas.openxmlformats.org/drawingml/2006/picture">
+                      <pic:pic xmlns:pic="http://schemas.openxmlformats.org/drawingml/2006/picture">
+                        <pic:nvPicPr>
+                          <pic:cNvPr id="1741618088" name=""/>
+                          <pic:cNvPicPr/>
+                        </pic:nvPicPr>
+                        <pic:blipFill>
+                          <a:blip r:embed="rId10"/>
+                          <a:stretch>
+                            <a:fillRect/>
+                          </a:stretch>
+                        </pic:blipFill>
+                        <pic:spPr>
+                          <a:xfrm rot="20991639">
+                            <a:off x="0" y="0"/>
+                            <a:ext cx="282091" cy="402987"/>
+                          </a:xfrm>
+                          <a:prstGeom prst="rect">
+                            <a:avLst/>
+                          </a:prstGeom>
+                        </pic:spPr>
+                      </pic:pic>
+                    </a:graphicData>
+                  </a:graphic>
+                </wp:inline>
+              </w:drawing>
             </w:r>
           </w:p>
         </w:tc>
@@ -1309,7 +1341,7 @@
                 <w:b w:val="0"/>
                 <w:sz w:val="28"/>
               </w:rPr>
-              <w:t>يطلب المعلم من الطالبات استكشاف العناصر في الجدول الدوري عن طريق النقر عليها داخل الكتاب الحي ثلاثي الأبعاد، ثم ملاحظة ما يظهر لكل عنصر من نقاط حول رمز الذرة.</w:t>
+              <w:t>أطلب من الطالبات استكشاف العناصر في الجدول الدوري عن طريق النقر عليها داخل الكتاب الحي ثلاثي الأبعاد، وملاحظة ما يظهر لكل عنصر من نقاط حول رمز الذرة.</w:t>
             </w:r>
           </w:p>
           <w:p>
@@ -1322,7 +1354,7 @@
                 <w:b w:val="0"/>
                 <w:sz w:val="28"/>
               </w:rPr>
-              <w:t>يطرح المعلم السؤال: تأملوا هذه النقاط حول العناصر، ماذا تمثل هذه النقاط؟ وكيف نستطيع استنتاجها؟ ويستمع إلى إجابات الطالبات دون تصحيح مباشر، ثم يوضح أن هذه النقاط تمثل إلكترونات التكافؤ.</w:t>
+              <w:t>أطرح السؤال: تأملن هذه النقاط حول العناصر، ماذا تمثل هذه النقاط؟ وكيف نستطيع استنتاجها؟ أستمع إلى إجابات الطالبات دون تصحيح مباشر، ثم أوضح أن هذه النقاط تمثل إلكترونات التكافؤ.</w:t>
             </w:r>
           </w:p>
         </w:tc>
@@ -1454,20 +1486,52 @@
                 <w:b w:val="0"/>
                 <w:sz w:val="28"/>
               </w:rPr>
-              <w:t>الأداة: الكتاب الحي ثلاثي الأبعاد – صفحة «الاستقرار يبدأ من المستوى الخارجي»، وصورتا البنائين (الكتاب المدرسي صفحة 105)</w:t>
-            </w:r>
-          </w:p>
-          <w:p>
-            <w:pPr>
-              <w:bidi/>
-            </w:pPr>
-            <w:r>
-              <w:rPr>
-                <w:rFonts w:ascii="Times New Roman" w:hAnsi="Times New Roman" w:cs="Times New Roman"/>
-                <w:b w:val="0"/>
-                <w:sz w:val="28"/>
-              </w:rPr>
-              <w:t>يحقق الهدف المعرفي 1، 4          الزمن: 10 د</w:t>
+              <w:t xml:space="preserve">يحقق الهدف المعرفي 1، 4          10د   </w:t>
+            </w:r>
+            <w:r>
+              <w:rPr>
+                <w:rFonts w:asciiTheme="majorBidi" w:hAnsiTheme="majorBidi" w:cstheme="majorBidi"/>
+                <w:noProof/>
+                <w:color w:val="000000" w:themeColor="text1"/>
+                <w:sz w:val="28"/>
+                <w:szCs w:val="28"/>
+                <w:lang w:val="en-GB"/>
+              </w:rPr>
+              <w:drawing>
+                <wp:inline distT="0" distB="0" distL="0" distR="0" wp14:anchorId="5E5A22F3" wp14:editId="42FBB173">
+                  <wp:extent cx="281940" cy="402771"/>
+                  <wp:effectExtent l="38100" t="38100" r="41910" b="35560"/>
+                  <wp:docPr id="650313935" name="Picture 1"/>
+                  <wp:cNvGraphicFramePr>
+                    <a:graphicFrameLocks xmlns:a="http://schemas.openxmlformats.org/drawingml/2006/main" noChangeAspect="1"/>
+                  </wp:cNvGraphicFramePr>
+                  <a:graphic xmlns:a="http://schemas.openxmlformats.org/drawingml/2006/main">
+                    <a:graphicData uri="http://schemas.openxmlformats.org/drawingml/2006/picture">
+                      <pic:pic xmlns:pic="http://schemas.openxmlformats.org/drawingml/2006/picture">
+                        <pic:nvPicPr>
+                          <pic:cNvPr id="1741618088" name=""/>
+                          <pic:cNvPicPr/>
+                        </pic:nvPicPr>
+                        <pic:blipFill>
+                          <a:blip r:embed="rId10"/>
+                          <a:stretch>
+                            <a:fillRect/>
+                          </a:stretch>
+                        </pic:blipFill>
+                        <pic:spPr>
+                          <a:xfrm rot="20991639">
+                            <a:off x="0" y="0"/>
+                            <a:ext cx="282091" cy="402987"/>
+                          </a:xfrm>
+                          <a:prstGeom prst="rect">
+                            <a:avLst/>
+                          </a:prstGeom>
+                        </pic:spPr>
+                      </pic:pic>
+                    </a:graphicData>
+                  </a:graphic>
+                </wp:inline>
+              </w:drawing>
             </w:r>
           </w:p>
         </w:tc>
@@ -1489,7 +1553,7 @@
                 <w:b w:val="0"/>
                 <w:sz w:val="28"/>
               </w:rPr>
-              <w:t>يعرض المعلم صورتي بنائين، أحدهما مكتمل والآخر غير مكتمل، ثم يطرح السؤال: أي البنائين يبدو أكثر استقرارًا؟ وماذا يحتاج المبنى غير المكتمل ليصبح مستقرًا؟ وتستكشف الطالبات الفرق بين البنائين من خلال صفحة الكتاب الحي.</w:t>
+              <w:t>أعرض صورتي بنائين، أحدهما مكتمل والآخر غير مكتمل، ثم أطرح السؤال: أي البنائين يبدو أكثر استقرارًا؟ وماذا يحتاج المبنى غير المكتمل ليصبح مستقرًا؟ وتستكشف الطالبات الفرق بين البنائين من خلال صفحة «الاستقرار يبدأ من المستوى الخارجي» في الكتاب الحي.</w:t>
             </w:r>
           </w:p>
           <w:p>
@@ -1502,7 +1566,7 @@
                 <w:b w:val="0"/>
                 <w:sz w:val="28"/>
               </w:rPr>
-              <w:t>الربط العلمي: يوضح المعلم للطالبات أن الذرات، مثل الأبنية، تميل للاستقرار، وأن ذرات المجموعة 18 (الغازات النبيلة) تتمتع بترتيب إلكتروني يجعلها مستقرة جدًا. ثم تحدد الطالبات ما ينقص الذرة غير المستقرة (الإلكترونات في مستوى التكافؤ)، وتربطه بالترتيب الإلكتروني: ما الذي يجعل العنصر مستقرًا؟ وما الذي يجعله غير مستقر؟</w:t>
+              <w:t>الربط العلمي: أوضح للطالبات أن الذرات، مثل الأبنية، تميل للاستقرار، وأن ذرات المجموعة 18 (الغازات النبيلة) تتمتع بترتيب إلكتروني يجعلها مستقرة جدًا. ثم أوجّه الطالبات إلى تحديد ما ينقص الذرة غير المستقرة (الإلكترونات في مستوى التكافؤ)، وربطه بالترتيب الإلكتروني: ما الذي يجعل العنصر مستقرًا؟ وما الذي يجعله غير مستقر؟</w:t>
             </w:r>
           </w:p>
         </w:tc>
@@ -1596,20 +1660,52 @@
                 <w:b w:val="0"/>
                 <w:sz w:val="28"/>
               </w:rPr>
-              <w:t>الأداة: أعرض مقطعًا مرئيًا عن إلكترونات التكافؤ، أوراق نشاط الفصفصة (A4)، ملصقات دائرية وورق لاصق</w:t>
-            </w:r>
-          </w:p>
-          <w:p>
-            <w:pPr>
-              <w:bidi/>
-            </w:pPr>
-            <w:r>
-              <w:rPr>
-                <w:rFonts w:ascii="Times New Roman" w:hAnsi="Times New Roman" w:cs="Times New Roman"/>
-                <w:b w:val="0"/>
-                <w:sz w:val="28"/>
-              </w:rPr>
-              <w:t>يحقق الهدف المهاري 1 والهدف الوجداني 2          الزمن: 10 د</w:t>
+              <w:t xml:space="preserve">يحقق الهدف المهاري 1 والهدف الوجداني 2          10د   </w:t>
+            </w:r>
+            <w:r>
+              <w:rPr>
+                <w:rFonts w:asciiTheme="majorBidi" w:hAnsiTheme="majorBidi" w:cstheme="majorBidi"/>
+                <w:noProof/>
+                <w:color w:val="000000" w:themeColor="text1"/>
+                <w:sz w:val="28"/>
+                <w:szCs w:val="28"/>
+                <w:lang w:val="en-GB"/>
+              </w:rPr>
+              <w:drawing>
+                <wp:inline distT="0" distB="0" distL="0" distR="0" wp14:anchorId="5E5A22F3" wp14:editId="42FBB173">
+                  <wp:extent cx="281940" cy="402771"/>
+                  <wp:effectExtent l="38100" t="38100" r="41910" b="35560"/>
+                  <wp:docPr id="650313935" name="Picture 1"/>
+                  <wp:cNvGraphicFramePr>
+                    <a:graphicFrameLocks xmlns:a="http://schemas.openxmlformats.org/drawingml/2006/main" noChangeAspect="1"/>
+                  </wp:cNvGraphicFramePr>
+                  <a:graphic xmlns:a="http://schemas.openxmlformats.org/drawingml/2006/main">
+                    <a:graphicData uri="http://schemas.openxmlformats.org/drawingml/2006/picture">
+                      <pic:pic xmlns:pic="http://schemas.openxmlformats.org/drawingml/2006/picture">
+                        <pic:nvPicPr>
+                          <pic:cNvPr id="1741618088" name=""/>
+                          <pic:cNvPicPr/>
+                        </pic:nvPicPr>
+                        <pic:blipFill>
+                          <a:blip r:embed="rId10"/>
+                          <a:stretch>
+                            <a:fillRect/>
+                          </a:stretch>
+                        </pic:blipFill>
+                        <pic:spPr>
+                          <a:xfrm rot="20991639">
+                            <a:off x="0" y="0"/>
+                            <a:ext cx="282091" cy="402987"/>
+                          </a:xfrm>
+                          <a:prstGeom prst="rect">
+                            <a:avLst/>
+                          </a:prstGeom>
+                        </pic:spPr>
+                      </pic:pic>
+                    </a:graphicData>
+                  </a:graphic>
+                </wp:inline>
+              </w:drawing>
             </w:r>
           </w:p>
         </w:tc>
@@ -1631,7 +1727,7 @@
                 <w:b w:val="0"/>
                 <w:sz w:val="28"/>
               </w:rPr>
-              <w:t>(3 دقائق) يعرض المعلم المقطع المرئي، ويوجّه الطالبات لاستخلاص المعرفة: ما إلكترونات التكافؤ؟ وأين توجد في الذرة؟ وكيف نحدد عددها؟</w:t>
+              <w:t>(3 دقائق) أعرض المقطع المرئي، وأوجّه الطالبات لاستخلاص المعرفة: ما إلكترونات التكافؤ؟ وأين توجد في الذرة؟ وكيف نحدد عددها؟</w:t>
             </w:r>
           </w:p>
           <w:p>
@@ -1644,7 +1740,7 @@
                 <w:b w:val="0"/>
                 <w:sz w:val="28"/>
               </w:rPr>
-              <w:t>(7 دقائق) يعطي المعلم كل مجموعة ورقة نشاط الفصفصة، ويحدد لها ثلاثة عناصر: الفسفور (P)، والسيليكون (Si)، والكبريت (S). تمثل المجموعة إلكترونات التكافؤ فقط لكل عنصر بالملصقات الدائرية، ثم ترسم الترتيب الإلكتروني النقطي وتكتب عددها.</w:t>
+              <w:t>(7 دقائق) أعطي كل مجموعة ورقة نشاط الفصفصة، وأحدد لها ثلاثة عناصر: الفسفور (P)، والسيليكون (Si)، والكبريت (S). تمثل المجموعة إلكترونات التكافؤ فقط لكل عنصر بالملصقات الدائرية، ثم ترسم الترتيب الإلكتروني النقطي وتكتب عددها.</w:t>
             </w:r>
           </w:p>
         </w:tc>
@@ -1738,20 +1834,52 @@
                 <w:b w:val="0"/>
                 <w:sz w:val="28"/>
               </w:rPr>
-              <w:t>الأداة: الكتاب الحي ثلاثي الأبعاد – صفحة «أكمل الجدول»، وتمرين (1) صفحة 107 من الكتاب المدرسي</w:t>
-            </w:r>
-          </w:p>
-          <w:p>
-            <w:pPr>
-              <w:bidi/>
-            </w:pPr>
-            <w:r>
-              <w:rPr>
-                <w:rFonts w:ascii="Times New Roman" w:hAnsi="Times New Roman" w:cs="Times New Roman"/>
-                <w:b w:val="0"/>
-                <w:sz w:val="28"/>
-              </w:rPr>
-              <w:t>يحقق الهدف المهاري 1، 2 والهدف الوجداني 2          الزمن: 10 د</w:t>
+              <w:t xml:space="preserve">يحقق الهدف المهاري 1، 2 والهدف الوجداني 2          10د   </w:t>
+            </w:r>
+            <w:r>
+              <w:rPr>
+                <w:rFonts w:asciiTheme="majorBidi" w:hAnsiTheme="majorBidi" w:cstheme="majorBidi"/>
+                <w:noProof/>
+                <w:color w:val="000000" w:themeColor="text1"/>
+                <w:sz w:val="28"/>
+                <w:szCs w:val="28"/>
+                <w:lang w:val="en-GB"/>
+              </w:rPr>
+              <w:drawing>
+                <wp:inline distT="0" distB="0" distL="0" distR="0" wp14:anchorId="5E5A22F3" wp14:editId="42FBB173">
+                  <wp:extent cx="281940" cy="402771"/>
+                  <wp:effectExtent l="38100" t="38100" r="41910" b="35560"/>
+                  <wp:docPr id="650313935" name="Picture 1"/>
+                  <wp:cNvGraphicFramePr>
+                    <a:graphicFrameLocks xmlns:a="http://schemas.openxmlformats.org/drawingml/2006/main" noChangeAspect="1"/>
+                  </wp:cNvGraphicFramePr>
+                  <a:graphic xmlns:a="http://schemas.openxmlformats.org/drawingml/2006/main">
+                    <a:graphicData uri="http://schemas.openxmlformats.org/drawingml/2006/picture">
+                      <pic:pic xmlns:pic="http://schemas.openxmlformats.org/drawingml/2006/picture">
+                        <pic:nvPicPr>
+                          <pic:cNvPr id="1741618088" name=""/>
+                          <pic:cNvPicPr/>
+                        </pic:nvPicPr>
+                        <pic:blipFill>
+                          <a:blip r:embed="rId10"/>
+                          <a:stretch>
+                            <a:fillRect/>
+                          </a:stretch>
+                        </pic:blipFill>
+                        <pic:spPr>
+                          <a:xfrm rot="20991639">
+                            <a:off x="0" y="0"/>
+                            <a:ext cx="282091" cy="402987"/>
+                          </a:xfrm>
+                          <a:prstGeom prst="rect">
+                            <a:avLst/>
+                          </a:prstGeom>
+                        </pic:spPr>
+                      </pic:pic>
+                    </a:graphicData>
+                  </a:graphic>
+                </wp:inline>
+              </w:drawing>
             </w:r>
           </w:p>
         </w:tc>
@@ -1773,7 +1901,7 @@
                 <w:b w:val="0"/>
                 <w:sz w:val="28"/>
               </w:rPr>
-              <w:t>يطلب المعلم من كل طالبة حل تمرين (1) صفحة 107 بشكل فردي عن طريق الكتاب الحي، فتكتب التوزيع الإلكتروني وإلكترونات التكافؤ والتكافؤ لعناصر Li وBe وB وN وO وF.</w:t>
+              <w:t>أطلب من كل طالبة حل تمرين (1) صفحة 107 بشكل فردي عن طريق الكتاب الحي، فتكتب التوزيع الإلكتروني وإلكترونات التكافؤ والتكافؤ لعناصر Li وBe وB وN وO وF.</w:t>
             </w:r>
           </w:p>
           <w:p>
@@ -1786,7 +1914,7 @@
                 <w:b w:val="0"/>
                 <w:sz w:val="28"/>
               </w:rPr>
-              <w:t>ثم يوجّه المعلم الطالبات للعمل مزدوجًا، فتتبادل كل طالبة إجاباتها مع زميلتها وتناقش الفروق بينهما، ثم تُصحح الإجابات مع المعلم على الشاشة الذكية، مع التأكيد أن التكافؤ يساوي 8 − إلكترونات التكافؤ عندما تكون أكبر من 4.</w:t>
+              <w:t>ثم أوجّه الطالبات للعمل مزدوجًا، فتتبادل كل طالبة إجاباتها مع زميلتها وتناقش الفروق بينهما، ثم أصحح الإجابات معهن على الشاشة الذكية، مع التأكيد أن التكافؤ يساوي 8 − إلكترونات التكافؤ عندما تكون أكبر من 4.</w:t>
             </w:r>
           </w:p>
         </w:tc>

--- a/lesson-plans/1-الترتيب-الإلكتروني-إلكترونات-التكافؤ.docx
+++ b/lesson-plans/1-الترتيب-الإلكتروني-إلكترونات-التكافؤ.docx
@@ -673,6 +673,10 @@
           <w:p>
             <w:pPr>
               <w:bidi/>
+              <w:rPr>
+                <w:rtl/>
+                <w:lang w:val="en-US" w:bidi="ar-SA"/>
+              </w:rPr>
             </w:pPr>
             <w:r/>
             <w:r>
@@ -680,6 +684,8 @@
                 <w:rFonts w:ascii="Times New Roman" w:hAnsi="Times New Roman" w:cs="Times New Roman"/>
                 <w:b w:val="0"/>
                 <w:sz w:val="28"/>
+                <w:rtl/>
+                <w:lang w:val="en-US" w:bidi="ar-SA"/>
               </w:rPr>
               <w:t>الروابط الكيميائية</w:t>
             </w:r>
@@ -693,6 +699,10 @@
           <w:p>
             <w:pPr>
               <w:bidi/>
+              <w:rPr>
+                <w:rtl/>
+                <w:lang w:val="en-US" w:bidi="ar-SA"/>
+              </w:rPr>
             </w:pPr>
             <w:r/>
             <w:r>
@@ -700,6 +710,8 @@
                 <w:rFonts w:ascii="Times New Roman" w:hAnsi="Times New Roman" w:cs="Times New Roman"/>
                 <w:b/>
                 <w:sz w:val="28"/>
+                <w:rtl/>
+                <w:lang w:val="en-US" w:bidi="ar-SA"/>
               </w:rPr>
               <w:t>الوحدة</w:t>
             </w:r>
@@ -714,6 +726,10 @@
           <w:p>
             <w:pPr>
               <w:bidi/>
+              <w:rPr>
+                <w:rtl/>
+                <w:lang w:val="en-US" w:bidi="ar-SA"/>
+              </w:rPr>
             </w:pPr>
             <w:r/>
             <w:r>
@@ -721,6 +737,8 @@
                 <w:rFonts w:ascii="Times New Roman" w:hAnsi="Times New Roman" w:cs="Times New Roman"/>
                 <w:b w:val="0"/>
                 <w:sz w:val="28"/>
+                <w:rtl/>
+                <w:lang w:val="en-US" w:bidi="ar-SA"/>
               </w:rPr>
               <w:t>الرابطة الأيونية والمركبات الأيونية</w:t>
             </w:r>
@@ -734,6 +752,10 @@
           <w:p>
             <w:pPr>
               <w:bidi/>
+              <w:rPr>
+                <w:rtl/>
+                <w:lang w:val="en-US" w:bidi="ar-SA"/>
+              </w:rPr>
             </w:pPr>
             <w:r/>
             <w:r>
@@ -741,6 +763,8 @@
                 <w:rFonts w:ascii="Times New Roman" w:hAnsi="Times New Roman" w:cs="Times New Roman"/>
                 <w:b/>
                 <w:sz w:val="28"/>
+                <w:rtl/>
+                <w:lang w:val="en-US" w:bidi="ar-SA"/>
               </w:rPr>
               <w:t>الفصل</w:t>
             </w:r>
@@ -755,6 +779,10 @@
           <w:p>
             <w:pPr>
               <w:bidi/>
+              <w:rPr>
+                <w:rtl/>
+                <w:lang w:val="en-US" w:bidi="ar-SA"/>
+              </w:rPr>
             </w:pPr>
             <w:r/>
             <w:r>
@@ -762,6 +790,8 @@
                 <w:rFonts w:ascii="Times New Roman" w:hAnsi="Times New Roman" w:cs="Times New Roman"/>
                 <w:b w:val="0"/>
                 <w:sz w:val="28"/>
+                <w:rtl/>
+                <w:lang w:val="en-US" w:bidi="ar-SA"/>
               </w:rPr>
               <w:t>الترتيب الإلكتروني (إلكترونات التكافؤ)</w:t>
             </w:r>
@@ -775,6 +805,10 @@
           <w:p>
             <w:pPr>
               <w:bidi/>
+              <w:rPr>
+                <w:rtl/>
+                <w:lang w:val="en-US" w:bidi="ar-SA"/>
+              </w:rPr>
             </w:pPr>
             <w:r/>
             <w:r>
@@ -782,6 +816,8 @@
                 <w:rFonts w:ascii="Times New Roman" w:hAnsi="Times New Roman" w:cs="Times New Roman"/>
                 <w:b/>
                 <w:sz w:val="28"/>
+                <w:rtl/>
+                <w:lang w:val="en-US" w:bidi="ar-SA"/>
               </w:rPr>
               <w:t>الدرس</w:t>
             </w:r>
@@ -792,6 +828,10 @@
     <w:p>
       <w:pPr>
         <w:bidi/>
+        <w:rPr>
+          <w:rtl/>
+          <w:lang w:val="en-US" w:bidi="ar-SA"/>
+        </w:rPr>
       </w:pPr>
     </w:p>
     <w:tbl>
@@ -814,6 +854,10 @@
           <w:p>
             <w:pPr>
               <w:bidi/>
+              <w:rPr>
+                <w:rtl/>
+                <w:lang w:val="en-US" w:bidi="ar-SA"/>
+              </w:rPr>
             </w:pPr>
             <w:r/>
             <w:r>
@@ -821,6 +865,8 @@
                 <w:rFonts w:ascii="Times New Roman" w:hAnsi="Times New Roman" w:cs="Times New Roman"/>
                 <w:b/>
                 <w:sz w:val="28"/>
+                <w:rtl/>
+                <w:lang w:val="en-US" w:bidi="ar-SA"/>
               </w:rPr>
               <w:t>بعد الانتهاء من الدرس ستكون المتعلمة قادرة على أن:</w:t>
             </w:r>
@@ -834,6 +880,10 @@
           <w:p>
             <w:pPr>
               <w:bidi/>
+              <w:rPr>
+                <w:rtl/>
+                <w:lang w:val="en-US" w:bidi="ar-SA"/>
+              </w:rPr>
             </w:pPr>
             <w:r/>
             <w:r>
@@ -841,6 +891,8 @@
                 <w:rFonts w:ascii="Times New Roman" w:hAnsi="Times New Roman" w:cs="Times New Roman"/>
                 <w:b/>
                 <w:sz w:val="28"/>
+                <w:rtl/>
+                <w:lang w:val="en-US" w:bidi="ar-SA"/>
               </w:rPr>
               <w:t>الأهداف السلوكية:</w:t>
             </w:r>
@@ -855,6 +907,10 @@
           <w:p>
             <w:pPr>
               <w:bidi/>
+              <w:rPr>
+                <w:rtl/>
+                <w:lang w:val="en-US" w:bidi="ar-SA"/>
+              </w:rPr>
             </w:pPr>
             <w:r/>
             <w:r>
@@ -862,6 +918,8 @@
                 <w:rFonts w:ascii="Times New Roman" w:hAnsi="Times New Roman" w:cs="Times New Roman"/>
                 <w:b w:val="0"/>
                 <w:sz w:val="28"/>
+                <w:rtl/>
+                <w:lang w:val="en-US" w:bidi="ar-SA"/>
               </w:rPr>
               <w:t>١. تعرّف مفهوم التكافؤ وإلكترونات التكافؤ تعريفًا علميًا دقيقًا.</w:t>
             </w:r>
@@ -869,12 +927,18 @@
           <w:p>
             <w:pPr>
               <w:bidi/>
+              <w:rPr>
+                <w:rtl/>
+                <w:lang w:val="en-US" w:bidi="ar-SA"/>
+              </w:rPr>
             </w:pPr>
             <w:r>
               <w:rPr>
                 <w:rFonts w:ascii="Times New Roman" w:hAnsi="Times New Roman" w:cs="Times New Roman"/>
                 <w:b w:val="0"/>
                 <w:sz w:val="28"/>
+                <w:rtl/>
+                <w:lang w:val="en-US" w:bidi="ar-SA"/>
               </w:rPr>
               <w:t>٢. تحدد عدد إلكترونات التكافؤ للذرة من توزيعها الإلكتروني حسب مستويات الطاقة الرئيسية.</w:t>
             </w:r>
@@ -882,12 +946,18 @@
           <w:p>
             <w:pPr>
               <w:bidi/>
+              <w:rPr>
+                <w:rtl/>
+                <w:lang w:val="en-US" w:bidi="ar-SA"/>
+              </w:rPr>
             </w:pPr>
             <w:r>
               <w:rPr>
                 <w:rFonts w:ascii="Times New Roman" w:hAnsi="Times New Roman" w:cs="Times New Roman"/>
                 <w:b w:val="0"/>
                 <w:sz w:val="28"/>
+                <w:rtl/>
+                <w:lang w:val="en-US" w:bidi="ar-SA"/>
               </w:rPr>
               <w:t>٣. تستنتج عدد إلكترونات التكافؤ لعناصر المجموعات الممثلة من رقم المجموعة.</w:t>
             </w:r>
@@ -895,12 +965,18 @@
           <w:p>
             <w:pPr>
               <w:bidi/>
+              <w:rPr>
+                <w:rtl/>
+                <w:lang w:val="en-US" w:bidi="ar-SA"/>
+              </w:rPr>
             </w:pPr>
             <w:r>
               <w:rPr>
                 <w:rFonts w:ascii="Times New Roman" w:hAnsi="Times New Roman" w:cs="Times New Roman"/>
                 <w:b w:val="0"/>
                 <w:sz w:val="28"/>
+                <w:rtl/>
+                <w:lang w:val="en-US" w:bidi="ar-SA"/>
               </w:rPr>
               <w:t>٤. تعلل عدم ذكر تكافؤ عناصر المجموعة 14 وعناصر المجموعة 18.</w:t>
             </w:r>
@@ -914,6 +990,10 @@
           <w:p>
             <w:pPr>
               <w:bidi/>
+              <w:rPr>
+                <w:rtl/>
+                <w:lang w:val="en-US" w:bidi="ar-SA"/>
+              </w:rPr>
             </w:pPr>
             <w:r/>
             <w:r>
@@ -921,6 +1001,8 @@
                 <w:rFonts w:ascii="Times New Roman" w:hAnsi="Times New Roman" w:cs="Times New Roman"/>
                 <w:b/>
                 <w:sz w:val="28"/>
+                <w:rtl/>
+                <w:lang w:val="en-US" w:bidi="ar-SA"/>
               </w:rPr>
               <w:t>الأهداف المعرفية:</w:t>
             </w:r>
@@ -935,6 +1017,10 @@
           <w:p>
             <w:pPr>
               <w:bidi/>
+              <w:rPr>
+                <w:rtl/>
+                <w:lang w:val="en-US" w:bidi="ar-SA"/>
+              </w:rPr>
             </w:pPr>
             <w:r/>
             <w:r>
@@ -942,6 +1028,8 @@
                 <w:rFonts w:ascii="Times New Roman" w:hAnsi="Times New Roman" w:cs="Times New Roman"/>
                 <w:b w:val="0"/>
                 <w:sz w:val="28"/>
+                <w:rtl/>
+                <w:lang w:val="en-US" w:bidi="ar-SA"/>
               </w:rPr>
               <w:t>١. تحدد إلكترونات التكافؤ والتكافؤ لعناصر الدورة الثانية (Li – F) من توزيعها الإلكتروني.</w:t>
             </w:r>
@@ -949,12 +1037,18 @@
           <w:p>
             <w:pPr>
               <w:bidi/>
+              <w:rPr>
+                <w:rtl/>
+                <w:lang w:val="en-US" w:bidi="ar-SA"/>
+              </w:rPr>
             </w:pPr>
             <w:r>
               <w:rPr>
                 <w:rFonts w:ascii="Times New Roman" w:hAnsi="Times New Roman" w:cs="Times New Roman"/>
                 <w:b w:val="0"/>
                 <w:sz w:val="28"/>
+                <w:rtl/>
+                <w:lang w:val="en-US" w:bidi="ar-SA"/>
               </w:rPr>
               <w:t>٢. تمثل إلكترونات التكافؤ فقط بالترتيب النقطي لعناصر الدورة الثالثة (P، Si، S) باستخدام ورقة النشاط.</w:t>
             </w:r>
@@ -968,6 +1062,10 @@
           <w:p>
             <w:pPr>
               <w:bidi/>
+              <w:rPr>
+                <w:rtl/>
+                <w:lang w:val="en-US" w:bidi="ar-SA"/>
+              </w:rPr>
             </w:pPr>
             <w:r/>
             <w:r>
@@ -975,6 +1073,8 @@
                 <w:rFonts w:ascii="Times New Roman" w:hAnsi="Times New Roman" w:cs="Times New Roman"/>
                 <w:b/>
                 <w:sz w:val="28"/>
+                <w:rtl/>
+                <w:lang w:val="en-US" w:bidi="ar-SA"/>
               </w:rPr>
               <w:t>الأهداف المهارية:</w:t>
             </w:r>
@@ -989,6 +1089,10 @@
           <w:p>
             <w:pPr>
               <w:bidi/>
+              <w:rPr>
+                <w:rtl/>
+                <w:lang w:val="en-US" w:bidi="ar-SA"/>
+              </w:rPr>
             </w:pPr>
             <w:r/>
             <w:r>
@@ -996,6 +1100,8 @@
                 <w:rFonts w:ascii="Times New Roman" w:hAnsi="Times New Roman" w:cs="Times New Roman"/>
                 <w:b w:val="0"/>
                 <w:sz w:val="28"/>
+                <w:rtl/>
+                <w:lang w:val="en-US" w:bidi="ar-SA"/>
               </w:rPr>
               <w:t>١. تقدّر دقة التنظيم العلمي لعناصر الجدول الدوري.</w:t>
             </w:r>
@@ -1003,12 +1109,18 @@
           <w:p>
             <w:pPr>
               <w:bidi/>
+              <w:rPr>
+                <w:rtl/>
+                <w:lang w:val="en-US" w:bidi="ar-SA"/>
+              </w:rPr>
             </w:pPr>
             <w:r>
               <w:rPr>
                 <w:rFonts w:ascii="Times New Roman" w:hAnsi="Times New Roman" w:cs="Times New Roman"/>
                 <w:b w:val="0"/>
                 <w:sz w:val="28"/>
+                <w:rtl/>
+                <w:lang w:val="en-US" w:bidi="ar-SA"/>
               </w:rPr>
               <w:t>٢. تشارك زميلاتها في النشاط اليدوي والمناقشة بروح الفريق.</w:t>
             </w:r>
@@ -1016,12 +1128,18 @@
           <w:p>
             <w:pPr>
               <w:bidi/>
+              <w:rPr>
+                <w:rtl/>
+                <w:lang w:val="en-US" w:bidi="ar-SA"/>
+              </w:rPr>
             </w:pPr>
             <w:r>
               <w:rPr>
                 <w:rFonts w:ascii="Times New Roman" w:hAnsi="Times New Roman" w:cs="Times New Roman"/>
                 <w:b w:val="0"/>
                 <w:sz w:val="28"/>
+                <w:rtl/>
+                <w:lang w:val="en-US" w:bidi="ar-SA"/>
               </w:rPr>
               <w:t>٣. تقدّر جهود العالم جلبرت لويس في تطوير مفهوم التكافؤ.</w:t>
             </w:r>
@@ -1035,6 +1153,10 @@
           <w:p>
             <w:pPr>
               <w:bidi/>
+              <w:rPr>
+                <w:rtl/>
+                <w:lang w:val="en-US" w:bidi="ar-SA"/>
+              </w:rPr>
             </w:pPr>
             <w:r/>
             <w:r>
@@ -1042,6 +1164,8 @@
                 <w:rFonts w:ascii="Times New Roman" w:hAnsi="Times New Roman" w:cs="Times New Roman"/>
                 <w:b/>
                 <w:sz w:val="28"/>
+                <w:rtl/>
+                <w:lang w:val="en-US" w:bidi="ar-SA"/>
               </w:rPr>
               <w:t>الأهداف الوجدانية:</w:t>
             </w:r>
@@ -1052,6 +1176,10 @@
     <w:p>
       <w:pPr>
         <w:bidi/>
+        <w:rPr>
+          <w:rtl/>
+          <w:lang w:val="en-US" w:bidi="ar-SA"/>
+        </w:rPr>
       </w:pPr>
     </w:p>
     <w:tbl>
@@ -1073,6 +1201,10 @@
           <w:p>
             <w:pPr>
               <w:bidi/>
+              <w:rPr>
+                <w:rtl/>
+                <w:lang w:val="en-US" w:bidi="ar-SA"/>
+              </w:rPr>
             </w:pPr>
             <w:r/>
             <w:r>
@@ -1080,6 +1212,8 @@
                 <w:rFonts w:ascii="Times New Roman" w:hAnsi="Times New Roman" w:cs="Times New Roman"/>
                 <w:b w:val="0"/>
                 <w:sz w:val="28"/>
+                <w:rtl/>
+                <w:lang w:val="en-US" w:bidi="ar-SA"/>
               </w:rPr>
               <w:t>الكتاب المدرسي – البطاقات التشجيعية – الشاشة الذكية – الجدول الدوري – الكتاب الحي ثلاثي الأبعاد (index.html) + مقطع مرئي عن إلكترونات التكافؤ + أوراق نشاط الفصفصة (A4) + ملصقات دائرية وورق لاصق (ستيكي نوت)</w:t>
             </w:r>
@@ -1093,6 +1227,10 @@
           <w:p>
             <w:pPr>
               <w:bidi/>
+              <w:rPr>
+                <w:rtl/>
+                <w:lang w:val="en-US" w:bidi="ar-SA"/>
+              </w:rPr>
             </w:pPr>
             <w:r/>
             <w:r>
@@ -1100,6 +1238,8 @@
                 <w:rFonts w:ascii="Times New Roman" w:hAnsi="Times New Roman" w:cs="Times New Roman"/>
                 <w:b/>
                 <w:sz w:val="28"/>
+                <w:rtl/>
+                <w:lang w:val="en-US" w:bidi="ar-SA"/>
               </w:rPr>
               <w:t>الوسائل التعليمية:</w:t>
             </w:r>
@@ -1114,6 +1254,10 @@
           <w:p>
             <w:pPr>
               <w:bidi/>
+              <w:rPr>
+                <w:rtl/>
+                <w:lang w:val="en-US" w:bidi="ar-SA"/>
+              </w:rPr>
             </w:pPr>
             <w:r/>
             <w:r>
@@ -1121,6 +1265,8 @@
                 <w:rFonts w:ascii="Times New Roman" w:hAnsi="Times New Roman" w:cs="Times New Roman"/>
                 <w:b w:val="0"/>
                 <w:sz w:val="28"/>
+                <w:rtl/>
+                <w:lang w:val="en-US" w:bidi="ar-SA"/>
               </w:rPr>
               <w:t>مجموعات من 4-5 متعلمات على شكل حرف U</w:t>
             </w:r>
@@ -1134,6 +1280,10 @@
           <w:p>
             <w:pPr>
               <w:bidi/>
+              <w:rPr>
+                <w:rtl/>
+                <w:lang w:val="en-US" w:bidi="ar-SA"/>
+              </w:rPr>
             </w:pPr>
             <w:r/>
             <w:r>
@@ -1141,6 +1291,8 @@
                 <w:rFonts w:ascii="Times New Roman" w:hAnsi="Times New Roman" w:cs="Times New Roman"/>
                 <w:b/>
                 <w:sz w:val="28"/>
+                <w:rtl/>
+                <w:lang w:val="en-US" w:bidi="ar-SA"/>
               </w:rPr>
               <w:t>نظام الجلسة:</w:t>
             </w:r>
@@ -1151,6 +1303,10 @@
     <w:p>
       <w:pPr>
         <w:bidi/>
+        <w:rPr>
+          <w:rtl/>
+          <w:lang w:val="en-US" w:bidi="ar-SA"/>
+        </w:rPr>
       </w:pPr>
     </w:p>
     <w:tbl>
@@ -1172,6 +1328,10 @@
           <w:p>
             <w:pPr>
               <w:bidi/>
+              <w:rPr>
+                <w:rtl/>
+                <w:lang w:val="en-US" w:bidi="ar-SA"/>
+              </w:rPr>
             </w:pPr>
             <w:r/>
             <w:r>
@@ -1179,6 +1339,8 @@
                 <w:rFonts w:ascii="Times New Roman" w:hAnsi="Times New Roman" w:cs="Times New Roman"/>
                 <w:b/>
                 <w:sz w:val="28"/>
+                <w:rtl/>
+                <w:lang w:val="en-US" w:bidi="ar-SA"/>
               </w:rPr>
               <w:t>المرحلة الأولى: التقديم والتحفيز</w:t>
             </w:r>
@@ -1189,6 +1351,10 @@
     <w:p>
       <w:pPr>
         <w:bidi/>
+        <w:rPr>
+          <w:rtl/>
+          <w:lang w:val="en-US" w:bidi="ar-SA"/>
+        </w:rPr>
       </w:pPr>
     </w:p>
     <w:tbl>
@@ -1211,6 +1377,10 @@
           <w:p>
             <w:pPr>
               <w:bidi/>
+              <w:rPr>
+                <w:rtl/>
+                <w:lang w:val="en-US" w:bidi="ar-SA"/>
+              </w:rPr>
             </w:pPr>
             <w:r/>
             <w:r>
@@ -1218,6 +1388,8 @@
                 <w:rFonts w:ascii="Times New Roman" w:hAnsi="Times New Roman" w:cs="Times New Roman"/>
                 <w:b/>
                 <w:sz w:val="28"/>
+                <w:rtl/>
+                <w:lang w:val="en-US" w:bidi="ar-SA"/>
               </w:rPr>
               <w:t>نقرة تكشف السر</w:t>
             </w:r>
@@ -1231,6 +1403,10 @@
           <w:p>
             <w:pPr>
               <w:bidi/>
+              <w:rPr>
+                <w:rtl/>
+                <w:lang w:val="en-US" w:bidi="ar-SA"/>
+              </w:rPr>
             </w:pPr>
             <w:r/>
             <w:r>
@@ -1238,6 +1414,8 @@
                 <w:rFonts w:ascii="Times New Roman" w:hAnsi="Times New Roman" w:cs="Times New Roman"/>
                 <w:b/>
                 <w:sz w:val="28"/>
+                <w:rtl/>
+                <w:lang w:val="en-US" w:bidi="ar-SA"/>
               </w:rPr>
               <w:t>النشاط رقم 1</w:t>
             </w:r>
@@ -1253,6 +1431,10 @@
           <w:p>
             <w:pPr>
               <w:bidi/>
+              <w:rPr>
+                <w:rtl/>
+                <w:lang w:val="en-US" w:bidi="ar-SA"/>
+              </w:rPr>
             </w:pPr>
             <w:r/>
             <w:r>
@@ -1260,6 +1442,8 @@
                 <w:rFonts w:ascii="Times New Roman" w:hAnsi="Times New Roman" w:cs="Times New Roman"/>
                 <w:b w:val="0"/>
                 <w:sz w:val="28"/>
+                <w:rtl/>
+                <w:lang w:val="en-US" w:bidi="ar-SA"/>
               </w:rPr>
               <w:t>استراتيجية: (الاستكشاف الموجّه)</w:t>
             </w:r>
@@ -1267,12 +1451,18 @@
           <w:p>
             <w:pPr>
               <w:bidi/>
+              <w:rPr>
+                <w:rtl/>
+                <w:lang w:val="en-US" w:bidi="ar-SA"/>
+              </w:rPr>
             </w:pPr>
             <w:r>
               <w:rPr>
                 <w:rFonts w:ascii="Times New Roman" w:hAnsi="Times New Roman" w:cs="Times New Roman"/>
                 <w:b w:val="0"/>
                 <w:sz w:val="28"/>
+                <w:rtl/>
+                <w:lang w:val="en-US" w:bidi="ar-SA"/>
               </w:rPr>
               <w:t xml:space="preserve">يحقق الهدف المعرفي 1          5د   </w:t>
             </w:r>
@@ -1333,6 +1523,10 @@
           <w:p>
             <w:pPr>
               <w:bidi/>
+              <w:rPr>
+                <w:rtl/>
+                <w:lang w:val="en-US" w:bidi="ar-SA"/>
+              </w:rPr>
             </w:pPr>
             <w:r/>
             <w:r>
@@ -1340,6 +1534,8 @@
                 <w:rFonts w:ascii="Times New Roman" w:hAnsi="Times New Roman" w:cs="Times New Roman"/>
                 <w:b w:val="0"/>
                 <w:sz w:val="28"/>
+                <w:rtl/>
+                <w:lang w:val="en-US" w:bidi="ar-SA"/>
               </w:rPr>
               <w:t>أطلب من الطالبات استكشاف العناصر في الجدول الدوري عن طريق النقر عليها داخل الكتاب الحي ثلاثي الأبعاد، وملاحظة ما يظهر لكل عنصر من نقاط حول رمز الذرة.</w:t>
             </w:r>
@@ -1347,12 +1543,18 @@
           <w:p>
             <w:pPr>
               <w:bidi/>
+              <w:rPr>
+                <w:rtl/>
+                <w:lang w:val="en-US" w:bidi="ar-SA"/>
+              </w:rPr>
             </w:pPr>
             <w:r>
               <w:rPr>
                 <w:rFonts w:ascii="Times New Roman" w:hAnsi="Times New Roman" w:cs="Times New Roman"/>
                 <w:b w:val="0"/>
                 <w:sz w:val="28"/>
+                <w:rtl/>
+                <w:lang w:val="en-US" w:bidi="ar-SA"/>
               </w:rPr>
               <w:t>أطرح السؤال: تأملن هذه النقاط حول العناصر، ماذا تمثل هذه النقاط؟ وكيف نستطيع استنتاجها؟ أستمع إلى إجابات الطالبات دون تصحيح مباشر، ثم أوضح أن هذه النقاط تمثل إلكترونات التكافؤ.</w:t>
             </w:r>
@@ -1363,6 +1565,10 @@
     <w:p>
       <w:pPr>
         <w:bidi/>
+        <w:rPr>
+          <w:rtl/>
+          <w:lang w:val="en-US" w:bidi="ar-SA"/>
+        </w:rPr>
       </w:pPr>
     </w:p>
     <w:tbl>
@@ -1384,6 +1590,10 @@
           <w:p>
             <w:pPr>
               <w:bidi/>
+              <w:rPr>
+                <w:rtl/>
+                <w:lang w:val="en-US" w:bidi="ar-SA"/>
+              </w:rPr>
             </w:pPr>
             <w:r/>
             <w:r>
@@ -1391,6 +1601,8 @@
                 <w:rFonts w:ascii="Times New Roman" w:hAnsi="Times New Roman" w:cs="Times New Roman"/>
                 <w:b/>
                 <w:sz w:val="28"/>
+                <w:rtl/>
+                <w:lang w:val="en-US" w:bidi="ar-SA"/>
               </w:rPr>
               <w:t>المرحلة الثانية: الاستكشاف والتعلم</w:t>
             </w:r>
@@ -1401,6 +1613,10 @@
     <w:p>
       <w:pPr>
         <w:bidi/>
+        <w:rPr>
+          <w:rtl/>
+          <w:lang w:val="en-US" w:bidi="ar-SA"/>
+        </w:rPr>
       </w:pPr>
     </w:p>
     <w:tbl>
@@ -1423,6 +1639,10 @@
           <w:p>
             <w:pPr>
               <w:bidi/>
+              <w:rPr>
+                <w:rtl/>
+                <w:lang w:val="en-US" w:bidi="ar-SA"/>
+              </w:rPr>
             </w:pPr>
             <w:r/>
             <w:r>
@@ -1430,6 +1650,8 @@
                 <w:rFonts w:ascii="Times New Roman" w:hAnsi="Times New Roman" w:cs="Times New Roman"/>
                 <w:b/>
                 <w:sz w:val="28"/>
+                <w:rtl/>
+                <w:lang w:val="en-US" w:bidi="ar-SA"/>
               </w:rPr>
               <w:t>بنّاؤو الاستقرار</w:t>
             </w:r>
@@ -1443,6 +1665,10 @@
           <w:p>
             <w:pPr>
               <w:bidi/>
+              <w:rPr>
+                <w:rtl/>
+                <w:lang w:val="en-US" w:bidi="ar-SA"/>
+              </w:rPr>
             </w:pPr>
             <w:r/>
             <w:r>
@@ -1450,6 +1676,8 @@
                 <w:rFonts w:ascii="Times New Roman" w:hAnsi="Times New Roman" w:cs="Times New Roman"/>
                 <w:b/>
                 <w:sz w:val="28"/>
+                <w:rtl/>
+                <w:lang w:val="en-US" w:bidi="ar-SA"/>
               </w:rPr>
               <w:t>النشاط رقم 2</w:t>
             </w:r>
@@ -1465,6 +1693,10 @@
           <w:p>
             <w:pPr>
               <w:bidi/>
+              <w:rPr>
+                <w:rtl/>
+                <w:lang w:val="en-US" w:bidi="ar-SA"/>
+              </w:rPr>
             </w:pPr>
             <w:r/>
             <w:r>
@@ -1472,6 +1704,8 @@
                 <w:rFonts w:ascii="Times New Roman" w:hAnsi="Times New Roman" w:cs="Times New Roman"/>
                 <w:b w:val="0"/>
                 <w:sz w:val="28"/>
+                <w:rtl/>
+                <w:lang w:val="en-US" w:bidi="ar-SA"/>
               </w:rPr>
               <w:t>استراتيجية: (المقارنة والاستنتاج)</w:t>
             </w:r>
@@ -1479,12 +1713,18 @@
           <w:p>
             <w:pPr>
               <w:bidi/>
+              <w:rPr>
+                <w:rtl/>
+                <w:lang w:val="en-US" w:bidi="ar-SA"/>
+              </w:rPr>
             </w:pPr>
             <w:r>
               <w:rPr>
                 <w:rFonts w:ascii="Times New Roman" w:hAnsi="Times New Roman" w:cs="Times New Roman"/>
                 <w:b w:val="0"/>
                 <w:sz w:val="28"/>
+                <w:rtl/>
+                <w:lang w:val="en-US" w:bidi="ar-SA"/>
               </w:rPr>
               <w:t xml:space="preserve">يحقق الهدف المعرفي 1، 4          10د   </w:t>
             </w:r>
@@ -1545,6 +1785,10 @@
           <w:p>
             <w:pPr>
               <w:bidi/>
+              <w:rPr>
+                <w:rtl/>
+                <w:lang w:val="en-US" w:bidi="ar-SA"/>
+              </w:rPr>
             </w:pPr>
             <w:r/>
             <w:r>
@@ -1552,6 +1796,8 @@
                 <w:rFonts w:ascii="Times New Roman" w:hAnsi="Times New Roman" w:cs="Times New Roman"/>
                 <w:b w:val="0"/>
                 <w:sz w:val="28"/>
+                <w:rtl/>
+                <w:lang w:val="en-US" w:bidi="ar-SA"/>
               </w:rPr>
               <w:t>أعرض صورتي بنائين، أحدهما مكتمل والآخر غير مكتمل، ثم أطرح السؤال: أي البنائين يبدو أكثر استقرارًا؟ وماذا يحتاج المبنى غير المكتمل ليصبح مستقرًا؟ وتستكشف الطالبات الفرق بين البنائين من خلال صفحة «الاستقرار يبدأ من المستوى الخارجي» في الكتاب الحي.</w:t>
             </w:r>
@@ -1559,12 +1805,18 @@
           <w:p>
             <w:pPr>
               <w:bidi/>
+              <w:rPr>
+                <w:rtl/>
+                <w:lang w:val="en-US" w:bidi="ar-SA"/>
+              </w:rPr>
             </w:pPr>
             <w:r>
               <w:rPr>
                 <w:rFonts w:ascii="Times New Roman" w:hAnsi="Times New Roman" w:cs="Times New Roman"/>
                 <w:b w:val="0"/>
                 <w:sz w:val="28"/>
+                <w:rtl/>
+                <w:lang w:val="en-US" w:bidi="ar-SA"/>
               </w:rPr>
               <w:t>الربط العلمي: أوضح للطالبات أن الذرات، مثل الأبنية، تميل للاستقرار، وأن ذرات المجموعة 18 (الغازات النبيلة) تتمتع بترتيب إلكتروني يجعلها مستقرة جدًا. ثم أوجّه الطالبات إلى تحديد ما ينقص الذرة غير المستقرة (الإلكترونات في مستوى التكافؤ)، وربطه بالترتيب الإلكتروني: ما الذي يجعل العنصر مستقرًا؟ وما الذي يجعله غير مستقر؟</w:t>
             </w:r>
@@ -1575,6 +1827,10 @@
     <w:p>
       <w:pPr>
         <w:bidi/>
+        <w:rPr>
+          <w:rtl/>
+          <w:lang w:val="en-US" w:bidi="ar-SA"/>
+        </w:rPr>
       </w:pPr>
     </w:p>
     <w:tbl>
@@ -1597,6 +1853,10 @@
           <w:p>
             <w:pPr>
               <w:bidi/>
+              <w:rPr>
+                <w:rtl/>
+                <w:lang w:val="en-US" w:bidi="ar-SA"/>
+              </w:rPr>
             </w:pPr>
             <w:r/>
             <w:r>
@@ -1604,6 +1864,8 @@
                 <w:rFonts w:ascii="Times New Roman" w:hAnsi="Times New Roman" w:cs="Times New Roman"/>
                 <w:b/>
                 <w:sz w:val="28"/>
+                <w:rtl/>
+                <w:lang w:val="en-US" w:bidi="ar-SA"/>
               </w:rPr>
               <w:t>من الشاشة إلى الورقة</w:t>
             </w:r>
@@ -1617,6 +1879,10 @@
           <w:p>
             <w:pPr>
               <w:bidi/>
+              <w:rPr>
+                <w:rtl/>
+                <w:lang w:val="en-US" w:bidi="ar-SA"/>
+              </w:rPr>
             </w:pPr>
             <w:r/>
             <w:r>
@@ -1624,6 +1890,8 @@
                 <w:rFonts w:ascii="Times New Roman" w:hAnsi="Times New Roman" w:cs="Times New Roman"/>
                 <w:b/>
                 <w:sz w:val="28"/>
+                <w:rtl/>
+                <w:lang w:val="en-US" w:bidi="ar-SA"/>
               </w:rPr>
               <w:t>النشاط رقم 3</w:t>
             </w:r>
@@ -1639,6 +1907,10 @@
           <w:p>
             <w:pPr>
               <w:bidi/>
+              <w:rPr>
+                <w:rtl/>
+                <w:lang w:val="en-US" w:bidi="ar-SA"/>
+              </w:rPr>
             </w:pPr>
             <w:r/>
             <w:r>
@@ -1646,6 +1918,8 @@
                 <w:rFonts w:ascii="Times New Roman" w:hAnsi="Times New Roman" w:cs="Times New Roman"/>
                 <w:b w:val="0"/>
                 <w:sz w:val="28"/>
+                <w:rtl/>
+                <w:lang w:val="en-US" w:bidi="ar-SA"/>
               </w:rPr>
               <w:t>استراتيجية: (التعلم بالفيديو والتمثيل اليدوي)</w:t>
             </w:r>
@@ -1653,12 +1927,18 @@
           <w:p>
             <w:pPr>
               <w:bidi/>
+              <w:rPr>
+                <w:rtl/>
+                <w:lang w:val="en-US" w:bidi="ar-SA"/>
+              </w:rPr>
             </w:pPr>
             <w:r>
               <w:rPr>
                 <w:rFonts w:ascii="Times New Roman" w:hAnsi="Times New Roman" w:cs="Times New Roman"/>
                 <w:b w:val="0"/>
                 <w:sz w:val="28"/>
+                <w:rtl/>
+                <w:lang w:val="en-US" w:bidi="ar-SA"/>
               </w:rPr>
               <w:t xml:space="preserve">يحقق الهدف المهاري 1 والهدف الوجداني 2          10د   </w:t>
             </w:r>
@@ -1719,6 +1999,10 @@
           <w:p>
             <w:pPr>
               <w:bidi/>
+              <w:rPr>
+                <w:rtl/>
+                <w:lang w:val="en-US" w:bidi="ar-SA"/>
+              </w:rPr>
             </w:pPr>
             <w:r/>
             <w:r>
@@ -1726,6 +2010,8 @@
                 <w:rFonts w:ascii="Times New Roman" w:hAnsi="Times New Roman" w:cs="Times New Roman"/>
                 <w:b w:val="0"/>
                 <w:sz w:val="28"/>
+                <w:rtl/>
+                <w:lang w:val="en-US" w:bidi="ar-SA"/>
               </w:rPr>
               <w:t>(3 دقائق) أعرض المقطع المرئي، وأوجّه الطالبات لاستخلاص المعرفة: ما إلكترونات التكافؤ؟ وأين توجد في الذرة؟ وكيف نحدد عددها؟</w:t>
             </w:r>
@@ -1733,12 +2019,18 @@
           <w:p>
             <w:pPr>
               <w:bidi/>
+              <w:rPr>
+                <w:rtl/>
+                <w:lang w:val="en-US" w:bidi="ar-SA"/>
+              </w:rPr>
             </w:pPr>
             <w:r>
               <w:rPr>
                 <w:rFonts w:ascii="Times New Roman" w:hAnsi="Times New Roman" w:cs="Times New Roman"/>
                 <w:b w:val="0"/>
                 <w:sz w:val="28"/>
+                <w:rtl/>
+                <w:lang w:val="en-US" w:bidi="ar-SA"/>
               </w:rPr>
               <w:t>(7 دقائق) أعطي كل مجموعة ورقة نشاط الفصفصة، وأحدد لها ثلاثة عناصر: الفسفور (P)، والسيليكون (Si)، والكبريت (S). تمثل المجموعة إلكترونات التكافؤ فقط لكل عنصر بالملصقات الدائرية، ثم ترسم الترتيب الإلكتروني النقطي وتكتب عددها.</w:t>
             </w:r>
@@ -1749,6 +2041,10 @@
     <w:p>
       <w:pPr>
         <w:bidi/>
+        <w:rPr>
+          <w:rtl/>
+          <w:lang w:val="en-US" w:bidi="ar-SA"/>
+        </w:rPr>
       </w:pPr>
     </w:p>
     <w:tbl>
@@ -1771,6 +2067,10 @@
           <w:p>
             <w:pPr>
               <w:bidi/>
+              <w:rPr>
+                <w:rtl/>
+                <w:lang w:val="en-US" w:bidi="ar-SA"/>
+              </w:rPr>
             </w:pPr>
             <w:r/>
             <w:r>
@@ -1778,6 +2078,8 @@
                 <w:rFonts w:ascii="Times New Roman" w:hAnsi="Times New Roman" w:cs="Times New Roman"/>
                 <w:b/>
                 <w:sz w:val="28"/>
+                <w:rtl/>
+                <w:lang w:val="en-US" w:bidi="ar-SA"/>
               </w:rPr>
               <w:t>مهندسات الجدول الصغيرة</w:t>
             </w:r>
@@ -1791,6 +2093,10 @@
           <w:p>
             <w:pPr>
               <w:bidi/>
+              <w:rPr>
+                <w:rtl/>
+                <w:lang w:val="en-US" w:bidi="ar-SA"/>
+              </w:rPr>
             </w:pPr>
             <w:r/>
             <w:r>
@@ -1798,6 +2104,8 @@
                 <w:rFonts w:ascii="Times New Roman" w:hAnsi="Times New Roman" w:cs="Times New Roman"/>
                 <w:b/>
                 <w:sz w:val="28"/>
+                <w:rtl/>
+                <w:lang w:val="en-US" w:bidi="ar-SA"/>
               </w:rPr>
               <w:t>النشاط رقم 4</w:t>
             </w:r>
@@ -1813,6 +2121,10 @@
           <w:p>
             <w:pPr>
               <w:bidi/>
+              <w:rPr>
+                <w:rtl/>
+                <w:lang w:val="en-US" w:bidi="ar-SA"/>
+              </w:rPr>
             </w:pPr>
             <w:r/>
             <w:r>
@@ -1820,6 +2132,8 @@
                 <w:rFonts w:ascii="Times New Roman" w:hAnsi="Times New Roman" w:cs="Times New Roman"/>
                 <w:b w:val="0"/>
                 <w:sz w:val="28"/>
+                <w:rtl/>
+                <w:lang w:val="en-US" w:bidi="ar-SA"/>
               </w:rPr>
               <w:t>استراتيجية: (فكّر - زاوِج - شارِك)</w:t>
             </w:r>
@@ -1827,12 +2141,18 @@
           <w:p>
             <w:pPr>
               <w:bidi/>
+              <w:rPr>
+                <w:rtl/>
+                <w:lang w:val="en-US" w:bidi="ar-SA"/>
+              </w:rPr>
             </w:pPr>
             <w:r>
               <w:rPr>
                 <w:rFonts w:ascii="Times New Roman" w:hAnsi="Times New Roman" w:cs="Times New Roman"/>
                 <w:b w:val="0"/>
                 <w:sz w:val="28"/>
+                <w:rtl/>
+                <w:lang w:val="en-US" w:bidi="ar-SA"/>
               </w:rPr>
               <w:t xml:space="preserve">يحقق الهدف المهاري 1، 2 والهدف الوجداني 2          10د   </w:t>
             </w:r>
@@ -1893,6 +2213,10 @@
           <w:p>
             <w:pPr>
               <w:bidi/>
+              <w:rPr>
+                <w:rtl/>
+                <w:lang w:val="en-US" w:bidi="ar-SA"/>
+              </w:rPr>
             </w:pPr>
             <w:r/>
             <w:r>
@@ -1900,6 +2224,8 @@
                 <w:rFonts w:ascii="Times New Roman" w:hAnsi="Times New Roman" w:cs="Times New Roman"/>
                 <w:b w:val="0"/>
                 <w:sz w:val="28"/>
+                <w:rtl/>
+                <w:lang w:val="en-US" w:bidi="ar-SA"/>
               </w:rPr>
               <w:t>أطلب من كل طالبة حل تمرين (1) صفحة 107 بشكل فردي عن طريق الكتاب الحي، فتكتب التوزيع الإلكتروني وإلكترونات التكافؤ والتكافؤ لعناصر Li وBe وB وN وO وF.</w:t>
             </w:r>
@@ -1907,12 +2233,18 @@
           <w:p>
             <w:pPr>
               <w:bidi/>
+              <w:rPr>
+                <w:rtl/>
+                <w:lang w:val="en-US" w:bidi="ar-SA"/>
+              </w:rPr>
             </w:pPr>
             <w:r>
               <w:rPr>
                 <w:rFonts w:ascii="Times New Roman" w:hAnsi="Times New Roman" w:cs="Times New Roman"/>
                 <w:b w:val="0"/>
                 <w:sz w:val="28"/>
+                <w:rtl/>
+                <w:lang w:val="en-US" w:bidi="ar-SA"/>
               </w:rPr>
               <w:t>ثم أوجّه الطالبات للعمل مزدوجًا، فتتبادل كل طالبة إجاباتها مع زميلتها وتناقش الفروق بينهما، ثم أصحح الإجابات معهن على الشاشة الذكية، مع التأكيد أن التكافؤ يساوي 8 − إلكترونات التكافؤ عندما تكون أكبر من 4.</w:t>
             </w:r>
@@ -1923,6 +2255,10 @@
     <w:p>
       <w:pPr>
         <w:bidi/>
+        <w:rPr>
+          <w:rtl/>
+          <w:lang w:val="en-US" w:bidi="ar-SA"/>
+        </w:rPr>
       </w:pPr>
     </w:p>
     <w:tbl>
@@ -1944,6 +2280,10 @@
           <w:p>
             <w:pPr>
               <w:bidi/>
+              <w:rPr>
+                <w:rtl/>
+                <w:lang w:val="en-US" w:bidi="ar-SA"/>
+              </w:rPr>
             </w:pPr>
             <w:r/>
             <w:r>
@@ -1951,6 +2291,8 @@
                 <w:rFonts w:ascii="Times New Roman" w:hAnsi="Times New Roman" w:cs="Times New Roman"/>
                 <w:b/>
                 <w:sz w:val="28"/>
+                <w:rtl/>
+                <w:lang w:val="en-US" w:bidi="ar-SA"/>
               </w:rPr>
               <w:t>المرحلة الثالثة: التعمق والتقييم</w:t>
             </w:r>
@@ -1961,6 +2303,10 @@
     <w:p>
       <w:pPr>
         <w:bidi/>
+        <w:rPr>
+          <w:rtl/>
+          <w:lang w:val="en-US" w:bidi="ar-SA"/>
+        </w:rPr>
       </w:pPr>
     </w:p>
     <w:tbl>
@@ -1982,6 +2328,10 @@
           <w:p>
             <w:pPr>
               <w:bidi/>
+              <w:rPr>
+                <w:rtl/>
+                <w:lang w:val="en-US" w:bidi="ar-SA"/>
+              </w:rPr>
             </w:pPr>
             <w:r/>
             <w:r>
@@ -1989,6 +2339,8 @@
                 <w:rFonts w:ascii="Times New Roman" w:hAnsi="Times New Roman" w:cs="Times New Roman"/>
                 <w:b/>
                 <w:sz w:val="28"/>
+                <w:rtl/>
+                <w:lang w:val="en-US" w:bidi="ar-SA"/>
               </w:rPr>
               <w:t xml:space="preserve">التقويم الصفي: </w:t>
             </w:r>
@@ -2003,6 +2355,10 @@
           <w:p>
             <w:pPr>
               <w:bidi/>
+              <w:rPr>
+                <w:rtl/>
+                <w:lang w:val="en-US" w:bidi="ar-SA"/>
+              </w:rPr>
             </w:pPr>
             <w:r/>
             <w:r>
@@ -2010,6 +2366,8 @@
                 <w:rFonts w:ascii="Times New Roman" w:hAnsi="Times New Roman" w:cs="Times New Roman"/>
                 <w:b w:val="0"/>
                 <w:sz w:val="28"/>
+                <w:rtl/>
+                <w:lang w:val="en-US" w:bidi="ar-SA"/>
               </w:rPr>
               <w:t>الزمن: 5 د</w:t>
             </w:r>
@@ -2017,12 +2375,18 @@
           <w:p>
             <w:pPr>
               <w:bidi/>
+              <w:rPr>
+                <w:rtl/>
+                <w:lang w:val="en-US" w:bidi="ar-SA"/>
+              </w:rPr>
             </w:pPr>
             <w:r>
               <w:rPr>
                 <w:rFonts w:ascii="Times New Roman" w:hAnsi="Times New Roman" w:cs="Times New Roman"/>
                 <w:b w:val="0"/>
                 <w:sz w:val="28"/>
+                <w:rtl/>
+                <w:lang w:val="en-US" w:bidi="ar-SA"/>
               </w:rPr>
               <w:t>تذكرة خروج: باستخدام الورقة اللاصقة (الستيكي نوت) مثّلي الترتيب الإلكتروني النقطي لعنصر النيون (Ne).</w:t>
             </w:r>
@@ -2030,12 +2394,18 @@
           <w:p>
             <w:pPr>
               <w:bidi/>
+              <w:rPr>
+                <w:rtl/>
+                <w:lang w:val="en-US" w:bidi="ar-SA"/>
+              </w:rPr>
             </w:pPr>
             <w:r>
               <w:rPr>
                 <w:rFonts w:ascii="Times New Roman" w:hAnsi="Times New Roman" w:cs="Times New Roman"/>
                 <w:b w:val="0"/>
                 <w:sz w:val="28"/>
+                <w:rtl/>
+                <w:lang w:val="en-US" w:bidi="ar-SA"/>
               </w:rPr>
               <w:t>عدد إلكترونات التكافؤ لغاز النيون: ...........</w:t>
             </w:r>
@@ -2046,6 +2416,10 @@
     <w:p>
       <w:pPr>
         <w:bidi/>
+        <w:rPr>
+          <w:rtl/>
+          <w:lang w:val="en-US" w:bidi="ar-SA"/>
+        </w:rPr>
       </w:pPr>
     </w:p>
     <w:tbl>
@@ -2066,6 +2440,10 @@
           <w:p>
             <w:pPr>
               <w:bidi/>
+              <w:rPr>
+                <w:rtl/>
+                <w:lang w:val="en-US" w:bidi="ar-SA"/>
+              </w:rPr>
             </w:pPr>
             <w:r/>
             <w:r>
@@ -2073,6 +2451,8 @@
                 <w:rFonts w:ascii="Times New Roman" w:hAnsi="Times New Roman" w:cs="Times New Roman"/>
                 <w:b w:val="0"/>
                 <w:sz w:val="28"/>
+                <w:rtl/>
+                <w:lang w:val="en-US" w:bidi="ar-SA"/>
               </w:rPr>
               <w:t>التقويم اللاصفي: حل السؤال الثاني صفحة 111 (اختيار الإجابة الصحيحة) ومراجعة الإجابات.</w:t>
             </w:r>
@@ -2083,6 +2463,10 @@
     <w:p>
       <w:pPr>
         <w:bidi/>
+        <w:rPr>
+          <w:rtl/>
+          <w:lang w:val="en-US" w:bidi="ar-SA"/>
+        </w:rPr>
       </w:pPr>
     </w:p>
     <w:tbl>
@@ -2104,6 +2488,10 @@
           <w:p>
             <w:pPr>
               <w:bidi/>
+              <w:rPr>
+                <w:rtl/>
+                <w:lang w:val="en-US" w:bidi="ar-SA"/>
+              </w:rPr>
             </w:pPr>
             <w:r/>
             <w:r>
@@ -2111,6 +2499,8 @@
                 <w:rFonts w:ascii="Times New Roman" w:hAnsi="Times New Roman" w:cs="Times New Roman"/>
                 <w:b/>
                 <w:sz w:val="28"/>
+                <w:rtl/>
+                <w:lang w:val="en-US" w:bidi="ar-SA"/>
               </w:rPr>
               <w:t>التأمل الانعكاسي</w:t>
             </w:r>
@@ -2121,6 +2511,10 @@
     <w:p>
       <w:pPr>
         <w:bidi/>
+        <w:rPr>
+          <w:rtl/>
+          <w:lang w:val="en-US" w:bidi="ar-SA"/>
+        </w:rPr>
       </w:pPr>
     </w:p>
     <w:tbl>
@@ -2143,6 +2537,10 @@
           <w:p>
             <w:pPr>
               <w:bidi/>
+              <w:rPr>
+                <w:rtl/>
+                <w:lang w:val="en-US" w:bidi="ar-SA"/>
+              </w:rPr>
             </w:pPr>
             <w:r/>
             <w:r>
@@ -2150,6 +2548,8 @@
                 <w:rFonts w:ascii="Times New Roman" w:hAnsi="Times New Roman" w:cs="Times New Roman"/>
                 <w:b w:val="0"/>
                 <w:sz w:val="28"/>
+                <w:rtl/>
+                <w:lang w:val="en-US" w:bidi="ar-SA"/>
               </w:rPr>
               <w:t>ملاحظات...............................</w:t>
             </w:r>
@@ -2162,6 +2562,10 @@
           <w:p>
             <w:pPr>
               <w:bidi/>
+              <w:rPr>
+                <w:rtl/>
+                <w:lang w:val="en-US" w:bidi="ar-SA"/>
+              </w:rPr>
             </w:pPr>
             <w:r/>
             <w:r>
@@ -2169,6 +2573,8 @@
                 <w:rFonts w:ascii="Times New Roman" w:hAnsi="Times New Roman" w:cs="Times New Roman"/>
                 <w:b w:val="0"/>
                 <w:sz w:val="28"/>
+                <w:rtl/>
+                <w:lang w:val="en-US" w:bidi="ar-SA"/>
               </w:rPr>
               <w:t>☆ ☆ ☆ ☆ ☆</w:t>
             </w:r>
@@ -2182,6 +2588,10 @@
           <w:p>
             <w:pPr>
               <w:bidi/>
+              <w:rPr>
+                <w:rtl/>
+                <w:lang w:val="en-US" w:bidi="ar-SA"/>
+              </w:rPr>
             </w:pPr>
             <w:r/>
             <w:r>
@@ -2189,6 +2599,8 @@
                 <w:rFonts w:ascii="Times New Roman" w:hAnsi="Times New Roman" w:cs="Times New Roman"/>
                 <w:b/>
                 <w:sz w:val="28"/>
+                <w:rtl/>
+                <w:lang w:val="en-US" w:bidi="ar-SA"/>
               </w:rPr>
               <w:t>إعدادي الكتابي</w:t>
             </w:r>
@@ -2203,6 +2615,10 @@
           <w:p>
             <w:pPr>
               <w:bidi/>
+              <w:rPr>
+                <w:rtl/>
+                <w:lang w:val="en-US" w:bidi="ar-SA"/>
+              </w:rPr>
             </w:pPr>
             <w:r/>
             <w:r>
@@ -2210,6 +2626,8 @@
                 <w:rFonts w:ascii="Times New Roman" w:hAnsi="Times New Roman" w:cs="Times New Roman"/>
                 <w:b w:val="0"/>
                 <w:sz w:val="28"/>
+                <w:rtl/>
+                <w:lang w:val="en-US" w:bidi="ar-SA"/>
               </w:rPr>
               <w:t>ملاحظات...............................</w:t>
             </w:r>
@@ -2222,6 +2640,10 @@
           <w:p>
             <w:pPr>
               <w:bidi/>
+              <w:rPr>
+                <w:rtl/>
+                <w:lang w:val="en-US" w:bidi="ar-SA"/>
+              </w:rPr>
             </w:pPr>
             <w:r/>
             <w:r>
@@ -2229,6 +2651,8 @@
                 <w:rFonts w:ascii="Times New Roman" w:hAnsi="Times New Roman" w:cs="Times New Roman"/>
                 <w:b w:val="0"/>
                 <w:sz w:val="28"/>
+                <w:rtl/>
+                <w:lang w:val="en-US" w:bidi="ar-SA"/>
               </w:rPr>
               <w:t>☆ ☆ ☆ ☆ ☆</w:t>
             </w:r>
@@ -2242,6 +2666,10 @@
           <w:p>
             <w:pPr>
               <w:bidi/>
+              <w:rPr>
+                <w:rtl/>
+                <w:lang w:val="en-US" w:bidi="ar-SA"/>
+              </w:rPr>
             </w:pPr>
             <w:r/>
             <w:r>
@@ -2249,6 +2677,8 @@
                 <w:rFonts w:ascii="Times New Roman" w:hAnsi="Times New Roman" w:cs="Times New Roman"/>
                 <w:b/>
                 <w:sz w:val="28"/>
+                <w:rtl/>
+                <w:lang w:val="en-US" w:bidi="ar-SA"/>
               </w:rPr>
               <w:t>أدائي داخل الحصة</w:t>
             </w:r>
@@ -2263,6 +2693,10 @@
           <w:p>
             <w:pPr>
               <w:bidi/>
+              <w:rPr>
+                <w:rtl/>
+                <w:lang w:val="en-US" w:bidi="ar-SA"/>
+              </w:rPr>
             </w:pPr>
             <w:r/>
             <w:r>
@@ -2270,6 +2704,8 @@
                 <w:rFonts w:ascii="Times New Roman" w:hAnsi="Times New Roman" w:cs="Times New Roman"/>
                 <w:b w:val="0"/>
                 <w:sz w:val="28"/>
+                <w:rtl/>
+                <w:lang w:val="en-US" w:bidi="ar-SA"/>
               </w:rPr>
               <w:t>ملاحظات...............................</w:t>
             </w:r>
@@ -2282,6 +2718,10 @@
           <w:p>
             <w:pPr>
               <w:bidi/>
+              <w:rPr>
+                <w:rtl/>
+                <w:lang w:val="en-US" w:bidi="ar-SA"/>
+              </w:rPr>
             </w:pPr>
             <w:r/>
             <w:r>
@@ -2289,6 +2729,8 @@
                 <w:rFonts w:ascii="Times New Roman" w:hAnsi="Times New Roman" w:cs="Times New Roman"/>
                 <w:b w:val="0"/>
                 <w:sz w:val="28"/>
+                <w:rtl/>
+                <w:lang w:val="en-US" w:bidi="ar-SA"/>
               </w:rPr>
               <w:t>☆ ☆ ☆ ☆ ☆</w:t>
             </w:r>
@@ -2302,6 +2744,10 @@
           <w:p>
             <w:pPr>
               <w:bidi/>
+              <w:rPr>
+                <w:rtl/>
+                <w:lang w:val="en-US" w:bidi="ar-SA"/>
+              </w:rPr>
             </w:pPr>
             <w:r/>
             <w:r>
@@ -2309,6 +2755,8 @@
                 <w:rFonts w:ascii="Times New Roman" w:hAnsi="Times New Roman" w:cs="Times New Roman"/>
                 <w:b/>
                 <w:sz w:val="28"/>
+                <w:rtl/>
+                <w:lang w:val="en-US" w:bidi="ar-SA"/>
               </w:rPr>
               <w:t>مدى تنوع الأنشطة</w:t>
             </w:r>
@@ -2323,6 +2771,10 @@
           <w:p>
             <w:pPr>
               <w:bidi/>
+              <w:rPr>
+                <w:rtl/>
+                <w:lang w:val="en-US" w:bidi="ar-SA"/>
+              </w:rPr>
             </w:pPr>
             <w:r/>
             <w:r>
@@ -2330,6 +2782,8 @@
                 <w:rFonts w:ascii="Times New Roman" w:hAnsi="Times New Roman" w:cs="Times New Roman"/>
                 <w:b w:val="0"/>
                 <w:sz w:val="28"/>
+                <w:rtl/>
+                <w:lang w:val="en-US" w:bidi="ar-SA"/>
               </w:rPr>
               <w:t>ملاحظات...............................</w:t>
             </w:r>
@@ -2342,6 +2796,10 @@
           <w:p>
             <w:pPr>
               <w:bidi/>
+              <w:rPr>
+                <w:rtl/>
+                <w:lang w:val="en-US" w:bidi="ar-SA"/>
+              </w:rPr>
             </w:pPr>
             <w:r/>
             <w:r>
@@ -2349,6 +2807,8 @@
                 <w:rFonts w:ascii="Times New Roman" w:hAnsi="Times New Roman" w:cs="Times New Roman"/>
                 <w:b w:val="0"/>
                 <w:sz w:val="28"/>
+                <w:rtl/>
+                <w:lang w:val="en-US" w:bidi="ar-SA"/>
               </w:rPr>
               <w:t>☆ ☆ ☆ ☆ ☆</w:t>
             </w:r>
@@ -2362,6 +2822,10 @@
           <w:p>
             <w:pPr>
               <w:bidi/>
+              <w:rPr>
+                <w:rtl/>
+                <w:lang w:val="en-US" w:bidi="ar-SA"/>
+              </w:rPr>
             </w:pPr>
             <w:r/>
             <w:r>
@@ -2369,6 +2833,8 @@
                 <w:rFonts w:ascii="Times New Roman" w:hAnsi="Times New Roman" w:cs="Times New Roman"/>
                 <w:b/>
                 <w:sz w:val="28"/>
+                <w:rtl/>
+                <w:lang w:val="en-US" w:bidi="ar-SA"/>
               </w:rPr>
               <w:t>تفاعل المتعلمات</w:t>
             </w:r>
@@ -2383,6 +2849,10 @@
           <w:p>
             <w:pPr>
               <w:bidi/>
+              <w:rPr>
+                <w:rtl/>
+                <w:lang w:val="en-US" w:bidi="ar-SA"/>
+              </w:rPr>
             </w:pPr>
             <w:r/>
             <w:r>
@@ -2390,6 +2860,8 @@
                 <w:rFonts w:ascii="Times New Roman" w:hAnsi="Times New Roman" w:cs="Times New Roman"/>
                 <w:b w:val="0"/>
                 <w:sz w:val="28"/>
+                <w:rtl/>
+                <w:lang w:val="en-US" w:bidi="ar-SA"/>
               </w:rPr>
               <w:t>ملاحظات...............................</w:t>
             </w:r>
@@ -2402,6 +2874,10 @@
           <w:p>
             <w:pPr>
               <w:bidi/>
+              <w:rPr>
+                <w:rtl/>
+                <w:lang w:val="en-US" w:bidi="ar-SA"/>
+              </w:rPr>
             </w:pPr>
             <w:r/>
             <w:r>
@@ -2409,6 +2885,8 @@
                 <w:rFonts w:ascii="Times New Roman" w:hAnsi="Times New Roman" w:cs="Times New Roman"/>
                 <w:b w:val="0"/>
                 <w:sz w:val="28"/>
+                <w:rtl/>
+                <w:lang w:val="en-US" w:bidi="ar-SA"/>
               </w:rPr>
               <w:t>☆ ☆ ☆ ☆ ☆</w:t>
             </w:r>
@@ -2422,6 +2900,10 @@
           <w:p>
             <w:pPr>
               <w:bidi/>
+              <w:rPr>
+                <w:rtl/>
+                <w:lang w:val="en-US" w:bidi="ar-SA"/>
+              </w:rPr>
             </w:pPr>
             <w:r/>
             <w:r>
@@ -2429,6 +2911,8 @@
                 <w:rFonts w:ascii="Times New Roman" w:hAnsi="Times New Roman" w:cs="Times New Roman"/>
                 <w:b/>
                 <w:sz w:val="28"/>
+                <w:rtl/>
+                <w:lang w:val="en-US" w:bidi="ar-SA"/>
               </w:rPr>
               <w:t>تطبيق التقويم</w:t>
             </w:r>
@@ -2439,6 +2923,10 @@
     <w:p>
       <w:pPr>
         <w:bidi/>
+        <w:rPr>
+          <w:rtl/>
+          <w:lang w:val="en-US" w:bidi="ar-SA"/>
+        </w:rPr>
       </w:pPr>
     </w:p>
     <w:sectPr>

--- a/lesson-plans/1-الترتيب-الإلكتروني-إلكترونات-التكافؤ.docx
+++ b/lesson-plans/1-الترتيب-الإلكتروني-إلكترونات-التكافؤ.docx
@@ -1215,7 +1215,7 @@
                 <w:rtl/>
                 <w:lang w:val="en-US" w:bidi="ar-SA"/>
               </w:rPr>
-              <w:t>الكتاب المدرسي – البطاقات التشجيعية – الشاشة الذكية – الجدول الدوري – الكتاب الحي ثلاثي الأبعاد (index.html) + مقطع مرئي عن إلكترونات التكافؤ + أوراق نشاط الفصفصة (A4) + ملصقات دائرية وورق لاصق (ستيكي نوت)</w:t>
+              <w:t>الكتاب المدرسي – البطاقات التشجيعية – الشاشة الذكية – الكتاب ثلاثي الأبعاد</w:t>
             </w:r>
           </w:p>
         </w:tc>
@@ -1268,7 +1268,7 @@
                 <w:rtl/>
                 <w:lang w:val="en-US" w:bidi="ar-SA"/>
               </w:rPr>
-              <w:t>مجموعات من 4-5 متعلمات على شكل حرف U</w:t>
+              <w:t>مجموعات من 4 إلى 5 متعلمات على شكل حرف U</w:t>
             </w:r>
           </w:p>
         </w:tc>
@@ -1537,7 +1537,7 @@
                 <w:rtl/>
                 <w:lang w:val="en-US" w:bidi="ar-SA"/>
               </w:rPr>
-              <w:t>أطلب من الطالبات استكشاف العناصر في الجدول الدوري عن طريق النقر عليها داخل الكتاب الحي ثلاثي الأبعاد، وملاحظة ما يظهر لكل عنصر من نقاط حول رمز الذرة.</w:t>
+              <w:t>أطلب من الطالبات استكشاف العناصر في الجدول الدوري عن طريق النقر عليها من خلال النسخة الإلكترونية من الكتاب ثلاثي الأبعاد، وملاحظة ما يظهر لكل عنصر من نقاط حول رمز العنصر.</w:t>
             </w:r>
           </w:p>
           <w:p>
@@ -1556,7 +1556,7 @@
                 <w:rtl/>
                 <w:lang w:val="en-US" w:bidi="ar-SA"/>
               </w:rPr>
-              <w:t>أطرح السؤال: تأملن هذه النقاط حول العناصر، ماذا تمثل هذه النقاط؟ وكيف نستطيع استنتاجها؟ أستمع إلى إجابات الطالبات دون تصحيح مباشر، ثم أوضح أن هذه النقاط تمثل إلكترونات التكافؤ.</w:t>
+              <w:t>ثم أطرح السؤال: تأملن هذه النقاط حول العناصر، ماذا تمثل هذه النقاط؟ وكيف نستطيع استنتاجها؟ ومن العالم الذي ابتكر هذه الطريقة؟ أستمع إلى إجابات الطالبات دون تصحيح مباشر، ثم أوضح أن هذه النقاط تمثل إلكترونات التكافؤ.</w:t>
             </w:r>
           </w:p>
         </w:tc>
@@ -1653,7 +1653,7 @@
                 <w:rtl/>
                 <w:lang w:val="en-US" w:bidi="ar-SA"/>
               </w:rPr>
-              <w:t>بنّاؤو الاستقرار</w:t>
+              <w:t>بناء الاستقرار</w:t>
             </w:r>
           </w:p>
         </w:tc>
@@ -1799,7 +1799,7 @@
                 <w:rtl/>
                 <w:lang w:val="en-US" w:bidi="ar-SA"/>
               </w:rPr>
-              <w:t>أعرض صورتي بنائين، أحدهما مكتمل والآخر غير مكتمل، ثم أطرح السؤال: أي البنائين يبدو أكثر استقرارًا؟ وماذا يحتاج المبنى غير المكتمل ليصبح مستقرًا؟ وتستكشف الطالبات الفرق بين البنائين من خلال صفحة «الاستقرار يبدأ من المستوى الخارجي» في الكتاب الحي.</w:t>
+              <w:t>أعرض صورتي بناءين، أحدهما مكتمل والآخر غير مكتمل، ثم أطرح السؤال: أي البناءين يبدو أكثر استقرارًا؟ وماذا يحتاج المبنى غير المكتمل ليصبح مستقرًا؟ وتستكشف الطالبات الفرق بين البناءين من خلال النسخة الإلكترونية من الكتاب ثلاثي الأبعاد.</w:t>
             </w:r>
           </w:p>
           <w:p>
@@ -1818,7 +1818,26 @@
                 <w:rtl/>
                 <w:lang w:val="en-US" w:bidi="ar-SA"/>
               </w:rPr>
-              <w:t>الربط العلمي: أوضح للطالبات أن الذرات، مثل الأبنية، تميل للاستقرار، وأن ذرات المجموعة 18 (الغازات النبيلة) تتمتع بترتيب إلكتروني يجعلها مستقرة جدًا. ثم أوجّه الطالبات إلى تحديد ما ينقص الذرة غير المستقرة (الإلكترونات في مستوى التكافؤ)، وربطه بالترتيب الإلكتروني: ما الذي يجعل العنصر مستقرًا؟ وما الذي يجعله غير مستقر؟</w:t>
+              <w:t>ثم تستكشف الطالبات أن الذرات، مثل الأبنية، تميل للاستقرار، وأن ذرات المجموعة 18 (الغازات النبيلة) تتمتع بترتيب إلكتروني يجعلها مستقرة جدًا. ثم أوجّه الطالبات إلى تحديد ما ينقص الذرة غير المستقرة، وهو الإلكترونات في مستوى التكافؤ، وربطه بالترتيب الإلكتروني: ما الذي يجعل العنصر مستقرًا؟ وما الذي يجعل العنصر غير مستقر؟</w:t>
+            </w:r>
+          </w:p>
+          <w:p>
+            <w:pPr>
+              <w:bidi/>
+              <w:rPr>
+                <w:rtl/>
+                <w:lang w:val="en-US" w:bidi="ar-SA"/>
+              </w:rPr>
+            </w:pPr>
+            <w:r>
+              <w:rPr>
+                <w:rFonts w:ascii="Times New Roman" w:hAnsi="Times New Roman" w:cs="Times New Roman"/>
+                <w:b w:val="0"/>
+                <w:sz w:val="28"/>
+                <w:rtl/>
+                <w:lang w:val="en-US" w:bidi="ar-SA"/>
+              </w:rPr>
+              <w:t>تتتبع الطالبات خطوات النشاط من خلال الكتاب ثلاثي الأبعاد، ثم أربط بين أعمدة البناء وإلكترونات التكافؤ، وأربط بين أعمدة البناء التي تجعل البناء مستقرًا والإلكترونات الثمانية التي تجعل العنصر مستقرًا.</w:t>
             </w:r>
           </w:p>
         </w:tc>
@@ -1921,7 +1940,7 @@
                 <w:rtl/>
                 <w:lang w:val="en-US" w:bidi="ar-SA"/>
               </w:rPr>
-              <w:t>استراتيجية: (التعلم بالفيديو والتمثيل اليدوي)</w:t>
+              <w:t>استراتيجية: (التعلم البصري والنمذجة)</w:t>
             </w:r>
           </w:p>
           <w:p>
@@ -2013,7 +2032,7 @@
                 <w:rtl/>
                 <w:lang w:val="en-US" w:bidi="ar-SA"/>
               </w:rPr>
-              <w:t>(3 دقائق) أعرض المقطع المرئي، وأوجّه الطالبات لاستخلاص المعرفة: ما إلكترونات التكافؤ؟ وأين توجد في الذرة؟ وكيف نحدد عددها؟</w:t>
+              <w:t>أعرض مقطعًا مرئيًا للطالبات، وأوجّههن لاستخلاص المعرفة: ما إلكترونات التكافؤ؟ وما مستوى التكافؤ؟ وما التكافؤ؟ وتسجل الطالبات ملاحظاتهن، وتستنتج كل منها مفهوم كل مصطلح.</w:t>
             </w:r>
           </w:p>
           <w:p>
@@ -2032,7 +2051,7 @@
                 <w:rtl/>
                 <w:lang w:val="en-US" w:bidi="ar-SA"/>
               </w:rPr>
-              <w:t>(7 دقائق) أعطي كل مجموعة ورقة نشاط الفصفصة، وأحدد لها ثلاثة عناصر: الفسفور (P)، والسيليكون (Si)، والكبريت (S). تمثل المجموعة إلكترونات التكافؤ فقط لكل عنصر بالملصقات الدائرية، ثم ترسم الترتيب الإلكتروني النقطي وتكتب عددها.</w:t>
+              <w:t>ثم أعطي كل مجموعة ورقة نشاط الفصفصة، وأحدد لها ثلاثة عناصر: الفسفور (P) والسيليكون (Si) والكبريت (S). تتبع المجموعة الملاحظات، وتمثل إلكترونات التكافؤ باستخدام قطع الكريستال لهذه العناصر.</w:t>
             </w:r>
           </w:p>
         </w:tc>
@@ -2227,7 +2246,7 @@
                 <w:rtl/>
                 <w:lang w:val="en-US" w:bidi="ar-SA"/>
               </w:rPr>
-              <w:t>أطلب من كل طالبة حل تمرين (1) صفحة 107 بشكل فردي عن طريق الكتاب الحي، فتكتب التوزيع الإلكتروني وإلكترونات التكافؤ والتكافؤ لعناصر Li وBe وB وN وO وF.</w:t>
+              <w:t>أخلي الطالبات يستكشفن التمرين من خلال النسخة الإلكترونية من الكتاب ثلاثي الأبعاد، وتتعاون الطالبات في الفصل على إيجاد الترتيب الإلكتروني وإلكترونات التكافؤ والتكافؤ للعناصر المطلوبة في الكتاب.</w:t>
             </w:r>
           </w:p>
           <w:p>
@@ -2246,7 +2265,7 @@
                 <w:rtl/>
                 <w:lang w:val="en-US" w:bidi="ar-SA"/>
               </w:rPr>
-              <w:t>ثم أوجّه الطالبات للعمل مزدوجًا، فتتبادل كل طالبة إجاباتها مع زميلتها وتناقش الفروق بينهما، ثم أصحح الإجابات معهن على الشاشة الذكية، مع التأكيد أن التكافؤ يساوي 8 − إلكترونات التكافؤ عندما تكون أكبر من 4.</w:t>
+              <w:t>ثم أوجّه الطالبات إلى حل تمرين (1) صفحة 107 من الكتاب المدرسي بشكل فردي، ثم مشاركة الحل، فتشارك كل طالبة الحل مع زميلتها. ثم أناقش معهن الإجابات، وأصحح الإجابات عند الحاجة.</w:t>
             </w:r>
           </w:p>
         </w:tc>
